--- a/06-转换电路/04-电压基准源/齐纳基准源电路/齐纳基准源电路.docx
+++ b/06-转换电路/04-电压基准源/齐纳基准源电路/齐纳基准源电路.docx
@@ -2390,6 +2390,20 @@
     </w:p>
     <w:bookmarkEnd w:id="26"/>
     <w:bookmarkEnd w:id="27"/>
+    <w:p>
+      <w:pPr>
+        <w:spacing w:before="360"/>
+        <w:jc w:val="center"/>
+      </w:pPr>
+      <w:r>
+        <w:rPr>
+          <w:rFonts w:ascii="Times New Roman" w:hAnsi="Times New Roman"/>
+          <w:color w:val="555555"/>
+          <w:sz w:val="21"/>
+        </w:rPr>
+        <w:t>材料收集者：杜文杰</w:t>
+      </w:r>
+    </w:p>
     <w:sectPr>
       <w:headerReference r:id="rId9" w:type="default"/>
       <w:footerReference r:id="rId10" w:type="default"/>

--- a/06-转换电路/04-电压基准源/齐纳基准源电路/齐纳基准源电路.docx
+++ b/06-转换电路/04-电压基准源/齐纳基准源电路/齐纳基准源电路.docx
@@ -1,6 +1,6 @@
 
 <file path=word/document.xml><?xml version="1.0" encoding="utf-8"?>
-<w:document xmlns:w="http://schemas.openxmlformats.org/wordprocessingml/2006/main" xmlns:m="http://schemas.openxmlformats.org/officeDocument/2006/math" xmlns:r="http://schemas.openxmlformats.org/officeDocument/2006/relationships" xmlns:o="urn:schemas-microsoft-com:office:office" xmlns:v="urn:schemas-microsoft-com:vml" xmlns:w10="urn:schemas-microsoft-com:office:word" xmlns:a="http://schemas.openxmlformats.org/drawingml/2006/main" xmlns:pic="http://schemas.openxmlformats.org/drawingml/2006/picture" xmlns:wp="http://schemas.openxmlformats.org/drawingml/2006/wordprocessingDrawing">
+<w:document xmlns:m="http://schemas.openxmlformats.org/officeDocument/2006/math" xmlns:r="http://schemas.openxmlformats.org/officeDocument/2006/relationships" xmlns:w="http://schemas.openxmlformats.org/wordprocessingml/2006/main" xmlns:o="urn:schemas-microsoft-com:office:office" xmlns:v="urn:schemas-microsoft-com:vml" xmlns:w10="urn:schemas-microsoft-com:office:word" xmlns:a="http://schemas.openxmlformats.org/drawingml/2006/main" xmlns:pic="http://schemas.openxmlformats.org/drawingml/2006/picture" xmlns:wp="http://schemas.openxmlformats.org/drawingml/2006/wordprocessingDrawing">
   <w:body>
     <w:bookmarkStart w:id="27" w:name="齐纳基准源电路"/>
     <w:p>
@@ -9,7 +9,7 @@
       </w:pPr>
       <w:r>
         <w:rPr>
-          <w:rFonts w:hint="eastAsia"/>
+          <w:rFonts w:hint="eastAsia" w:eastAsia="黑体"/>
         </w:rPr>
         <w:t xml:space="preserve">齐纳基准源电路</w:t>
       </w:r>
@@ -21,7 +21,7 @@
       </w:pPr>
       <w:r>
         <w:rPr>
-          <w:rFonts w:hint="eastAsia"/>
+          <w:rFonts w:hint="eastAsia" w:eastAsia="黑体"/>
         </w:rPr>
         <w:t xml:space="preserve">拓扑描述</w:t>
       </w:r>
@@ -32,13 +32,13 @@
       </w:pPr>
       <w:r>
         <w:rPr>
-          <w:rFonts w:hint="eastAsia"/>
+          <w:rFonts w:hint="eastAsia" w:eastAsia="黑体"/>
         </w:rPr>
         <w:t xml:space="preserve">元件组成与节点定义：电路由</w:t>
       </w:r>
       <w:r>
         <w:rPr>
-          <w:rFonts w:hint="eastAsia"/>
+          <w:rFonts w:hint="eastAsia" w:eastAsia="黑体"/>
           <w:b/>
           <w:bCs/>
         </w:rPr>
@@ -46,129 +46,7 @@
       </w:r>
       <w:r>
         <w:rPr>
-          <w:b/>
-          <w:bCs/>
-        </w:rPr>
-        <w:t xml:space="preserve"> </w:t>
-      </w:r>
-      <m:oMath>
-        <m:sSub>
-          <m:e>
-            <m:r>
-              <m:t>V</m:t>
-            </m:r>
-          </m:e>
-          <m:sub>
-            <m:r>
-              <m:t>i</m:t>
-            </m:r>
-            <m:r>
-              <m:t>n</m:t>
-            </m:r>
-          </m:sub>
-        </m:sSub>
-      </m:oMath>
-      <w:r>
-        <w:t xml:space="preserve">、</w:t>
-      </w:r>
-      <w:r>
-        <w:rPr>
-          <w:rFonts w:hint="eastAsia"/>
-          <w:b/>
-          <w:bCs/>
-        </w:rPr>
-        <w:t xml:space="preserve">限流电阻</w:t>
-      </w:r>
-      <w:r>
-        <w:rPr>
-          <w:b/>
-          <w:bCs/>
-        </w:rPr>
-        <w:t xml:space="preserve"> </w:t>
-      </w:r>
-      <m:oMath>
-        <m:sSub>
-          <m:e>
-            <m:r>
-              <m:t>R</m:t>
-            </m:r>
-          </m:e>
-          <m:sub>
-            <m:r>
-              <m:t>S</m:t>
-            </m:r>
-          </m:sub>
-        </m:sSub>
-      </m:oMath>
-      <w:r>
-        <w:t xml:space="preserve"> </w:t>
-      </w:r>
-      <w:r>
-        <w:rPr>
-          <w:rFonts w:hint="eastAsia"/>
-        </w:rPr>
-        <w:t xml:space="preserve">与</w:t>
-      </w:r>
-      <w:r>
-        <w:rPr>
-          <w:rFonts w:hint="eastAsia"/>
-          <w:b/>
-          <w:bCs/>
-        </w:rPr>
-        <w:t xml:space="preserve">齐纳二极管（稳压管）D1</w:t>
-      </w:r>
-      <w:r>
-        <w:t xml:space="preserve"> </w:t>
-      </w:r>
-      <w:r>
-        <w:rPr>
-          <w:rFonts w:hint="eastAsia"/>
-        </w:rPr>
-        <w:t xml:space="preserve">组成，D1</w:t>
-      </w:r>
-      <w:r>
-        <w:t xml:space="preserve"> </w:t>
-      </w:r>
-      <w:r>
-        <w:rPr>
-          <w:rFonts w:hint="eastAsia"/>
-        </w:rPr>
-        <w:t xml:space="preserve">反向偏置，通常后接负载或缓冲。电路共有</w:t>
-      </w:r>
-      <w:r>
-        <w:t xml:space="preserve"> 4 </w:t>
-      </w:r>
-      <w:r>
-        <w:rPr>
-          <w:rFonts w:hint="eastAsia"/>
-        </w:rPr>
-        <w:t xml:space="preserve">个关键节点：</w:t>
-      </w:r>
-      <w:r>
-        <w:rPr>
-          <w:rFonts w:hint="eastAsia"/>
-          <w:b/>
-          <w:bCs/>
-        </w:rPr>
-        <w:t xml:space="preserve">节点①</w:t>
-      </w:r>
-      <w:r>
-        <w:rPr>
-          <w:b/>
-          <w:bCs/>
-        </w:rPr>
-        <w:t xml:space="preserve"> </w:t>
-      </w:r>
-      <w:r>
-        <w:rPr>
-          <w:rFonts w:hint="eastAsia"/>
-          <w:b/>
-          <w:bCs/>
-        </w:rPr>
-        <w:t xml:space="preserve">输入节点</w:t>
-      </w:r>
-      <w:r>
-        <w:rPr>
+          <w:rFonts w:eastAsia="黑体"/>
           <w:b/>
           <w:bCs/>
         </w:rPr>
@@ -193,11 +71,24 @@
       </m:oMath>
       <w:r>
         <w:rPr>
-          <w:rFonts w:hint="eastAsia"/>
+          <w:rFonts w:eastAsia="黑体"/>
         </w:rPr>
-        <w:t xml:space="preserve">（连电源正端与</w:t>
+        <w:t xml:space="preserve">、</w:t>
       </w:r>
       <w:r>
+        <w:rPr>
+          <w:rFonts w:hint="eastAsia" w:eastAsia="黑体"/>
+          <w:b/>
+          <w:bCs/>
+        </w:rPr>
+        <w:t xml:space="preserve">限流电阻</w:t>
+      </w:r>
+      <w:r>
+        <w:rPr>
+          <w:rFonts w:eastAsia="黑体"/>
+          <w:b/>
+          <w:bCs/>
+        </w:rPr>
         <w:t xml:space="preserve"> </w:t>
       </w:r>
       <m:oMath>
@@ -215,17 +106,151 @@
         </m:sSub>
       </m:oMath>
       <w:r>
+        <w:rPr>
+          <w:rFonts w:eastAsia="黑体"/>
+        </w:rPr>
         <w:t xml:space="preserve"> </w:t>
       </w:r>
       <w:r>
         <w:rPr>
-          <w:rFonts w:hint="eastAsia"/>
+          <w:rFonts w:hint="eastAsia" w:eastAsia="黑体"/>
+        </w:rPr>
+        <w:t xml:space="preserve">与</w:t>
+      </w:r>
+      <w:r>
+        <w:rPr>
+          <w:rFonts w:hint="eastAsia" w:eastAsia="黑体"/>
+          <w:b/>
+          <w:bCs/>
+        </w:rPr>
+        <w:t xml:space="preserve">齐纳二极管（稳压管）D1</w:t>
+      </w:r>
+      <w:r>
+        <w:rPr>
+          <w:rFonts w:eastAsia="黑体"/>
+        </w:rPr>
+        <w:t xml:space="preserve"> </w:t>
+      </w:r>
+      <w:r>
+        <w:rPr>
+          <w:rFonts w:hint="eastAsia" w:eastAsia="黑体"/>
+        </w:rPr>
+        <w:t xml:space="preserve">组成，D1</w:t>
+      </w:r>
+      <w:r>
+        <w:rPr>
+          <w:rFonts w:eastAsia="黑体"/>
+        </w:rPr>
+        <w:t xml:space="preserve"> </w:t>
+      </w:r>
+      <w:r>
+        <w:rPr>
+          <w:rFonts w:hint="eastAsia" w:eastAsia="黑体"/>
+        </w:rPr>
+        <w:t xml:space="preserve">反向偏置，通常后接负载或缓冲。电路共有</w:t>
+      </w:r>
+      <w:r>
+        <w:rPr>
+          <w:rFonts w:eastAsia="黑体"/>
+        </w:rPr>
+        <w:t xml:space="preserve"> 4 </w:t>
+      </w:r>
+      <w:r>
+        <w:rPr>
+          <w:rFonts w:hint="eastAsia" w:eastAsia="黑体"/>
+        </w:rPr>
+        <w:t xml:space="preserve">个关键节点：</w:t>
+      </w:r>
+      <w:r>
+        <w:rPr>
+          <w:rFonts w:hint="eastAsia" w:eastAsia="黑体"/>
+          <w:b/>
+          <w:bCs/>
+        </w:rPr>
+        <w:t xml:space="preserve">节点①</w:t>
+      </w:r>
+      <w:r>
+        <w:rPr>
+          <w:rFonts w:eastAsia="黑体"/>
+          <w:b/>
+          <w:bCs/>
+        </w:rPr>
+        <w:t xml:space="preserve"> </w:t>
+      </w:r>
+      <w:r>
+        <w:rPr>
+          <w:rFonts w:hint="eastAsia" w:eastAsia="黑体"/>
+          <w:b/>
+          <w:bCs/>
+        </w:rPr>
+        <w:t xml:space="preserve">输入节点</w:t>
+      </w:r>
+      <w:r>
+        <w:rPr>
+          <w:rFonts w:eastAsia="黑体"/>
+          <w:b/>
+          <w:bCs/>
+        </w:rPr>
+        <w:t xml:space="preserve"> </w:t>
+      </w:r>
+      <m:oMath>
+        <m:sSub>
+          <m:e>
+            <m:r>
+              <m:t>V</m:t>
+            </m:r>
+          </m:e>
+          <m:sub>
+            <m:r>
+              <m:t>i</m:t>
+            </m:r>
+            <m:r>
+              <m:t>n</m:t>
+            </m:r>
+          </m:sub>
+        </m:sSub>
+      </m:oMath>
+      <w:r>
+        <w:rPr>
+          <w:rFonts w:hint="eastAsia" w:eastAsia="黑体"/>
+        </w:rPr>
+        <w:t xml:space="preserve">（连电源正端与</w:t>
+      </w:r>
+      <w:r>
+        <w:rPr>
+          <w:rFonts w:eastAsia="黑体"/>
+        </w:rPr>
+        <w:t xml:space="preserve"> </w:t>
+      </w:r>
+      <m:oMath>
+        <m:sSub>
+          <m:e>
+            <m:r>
+              <m:t>R</m:t>
+            </m:r>
+          </m:e>
+          <m:sub>
+            <m:r>
+              <m:t>S</m:t>
+            </m:r>
+          </m:sub>
+        </m:sSub>
+      </m:oMath>
+      <w:r>
+        <w:rPr>
+          <w:rFonts w:eastAsia="黑体"/>
+        </w:rPr>
+        <w:t xml:space="preserve"> </w:t>
+      </w:r>
+      <w:r>
+        <w:rPr>
+          <w:rFonts w:hint="eastAsia" w:eastAsia="黑体"/>
         </w:rPr>
         <w:t xml:space="preserve">一端）；</w:t>
       </w:r>
       <w:r>
         <w:rPr>
-          <w:rFonts w:hint="eastAsia"/>
+          <w:rFonts w:hint="eastAsia" w:eastAsia="黑体"/>
           <w:b/>
           <w:bCs/>
         </w:rPr>
@@ -233,6 +258,7 @@
       </w:r>
       <w:r>
         <w:rPr>
+          <w:rFonts w:eastAsia="黑体"/>
           <w:b/>
           <w:bCs/>
         </w:rPr>
@@ -240,7 +266,7 @@
       </w:r>
       <w:r>
         <w:rPr>
-          <w:rFonts w:hint="eastAsia"/>
+          <w:rFonts w:hint="eastAsia" w:eastAsia="黑体"/>
           <w:b/>
           <w:bCs/>
         </w:rPr>
@@ -248,6 +274,7 @@
       </w:r>
       <w:r>
         <w:rPr>
+          <w:rFonts w:eastAsia="黑体"/>
           <w:b/>
           <w:bCs/>
         </w:rPr>
@@ -275,11 +302,14 @@
       </m:oMath>
       <w:r>
         <w:rPr>
-          <w:rFonts w:hint="eastAsia"/>
+          <w:rFonts w:hint="eastAsia" w:eastAsia="黑体"/>
         </w:rPr>
         <w:t xml:space="preserve">（连</w:t>
       </w:r>
       <w:r>
+        <w:rPr>
+          <w:rFonts w:eastAsia="黑体"/>
+        </w:rPr>
         <w:t xml:space="preserve"> </w:t>
       </w:r>
       <m:oMath>
@@ -297,26 +327,32 @@
         </m:sSub>
       </m:oMath>
       <w:r>
+        <w:rPr>
+          <w:rFonts w:eastAsia="黑体"/>
+        </w:rPr>
         <w:t xml:space="preserve"> </w:t>
       </w:r>
       <w:r>
         <w:rPr>
-          <w:rFonts w:hint="eastAsia"/>
+          <w:rFonts w:hint="eastAsia" w:eastAsia="黑体"/>
         </w:rPr>
         <w:t xml:space="preserve">另一端与</w:t>
       </w:r>
       <w:r>
+        <w:rPr>
+          <w:rFonts w:eastAsia="黑体"/>
+        </w:rPr>
         <w:t xml:space="preserve"> D1 </w:t>
       </w:r>
       <w:r>
         <w:rPr>
-          <w:rFonts w:hint="eastAsia"/>
+          <w:rFonts w:hint="eastAsia" w:eastAsia="黑体"/>
         </w:rPr>
         <w:t xml:space="preserve">阴极）；</w:t>
       </w:r>
       <w:r>
         <w:rPr>
-          <w:rFonts w:hint="eastAsia"/>
+          <w:rFonts w:hint="eastAsia" w:eastAsia="黑体"/>
           <w:b/>
           <w:bCs/>
         </w:rPr>
@@ -324,6 +360,7 @@
       </w:r>
       <w:r>
         <w:rPr>
+          <w:rFonts w:eastAsia="黑体"/>
           <w:b/>
           <w:bCs/>
         </w:rPr>
@@ -331,7 +368,7 @@
       </w:r>
       <w:r>
         <w:rPr>
-          <w:rFonts w:hint="eastAsia"/>
+          <w:rFonts w:hint="eastAsia" w:eastAsia="黑体"/>
           <w:b/>
           <w:bCs/>
         </w:rPr>
@@ -339,6 +376,7 @@
       </w:r>
       <w:r>
         <w:rPr>
+          <w:rFonts w:eastAsia="黑体"/>
           <w:b/>
           <w:bCs/>
         </w:rPr>
@@ -366,11 +404,14 @@
       </m:oMath>
       <w:r>
         <w:rPr>
-          <w:rFonts w:hint="eastAsia"/>
+          <w:rFonts w:hint="eastAsia" w:eastAsia="黑体"/>
         </w:rPr>
         <w:t xml:space="preserve">（即</w:t>
       </w:r>
       <w:r>
+        <w:rPr>
+          <w:rFonts w:eastAsia="黑体"/>
+        </w:rPr>
         <w:t xml:space="preserve"> </w:t>
       </w:r>
       <m:oMath>
@@ -395,22 +436,25 @@
       </m:oMath>
       <w:r>
         <w:rPr>
-          <w:rFonts w:hint="eastAsia"/>
+          <w:rFonts w:hint="eastAsia" w:eastAsia="黑体"/>
         </w:rPr>
         <w:t xml:space="preserve">，连</w:t>
       </w:r>
       <w:r>
+        <w:rPr>
+          <w:rFonts w:eastAsia="黑体"/>
+        </w:rPr>
         <w:t xml:space="preserve"> D1 </w:t>
       </w:r>
       <w:r>
         <w:rPr>
-          <w:rFonts w:hint="eastAsia"/>
+          <w:rFonts w:hint="eastAsia" w:eastAsia="黑体"/>
         </w:rPr>
         <w:t xml:space="preserve">阴极与负载/缓冲输入）；</w:t>
       </w:r>
       <w:r>
         <w:rPr>
-          <w:rFonts w:hint="eastAsia"/>
+          <w:rFonts w:hint="eastAsia" w:eastAsia="黑体"/>
           <w:b/>
           <w:bCs/>
         </w:rPr>
@@ -418,6 +462,7 @@
       </w:r>
       <w:r>
         <w:rPr>
+          <w:rFonts w:eastAsia="黑体"/>
           <w:b/>
           <w:bCs/>
         </w:rPr>
@@ -425,7 +470,7 @@
       </w:r>
       <w:r>
         <w:rPr>
-          <w:rFonts w:hint="eastAsia"/>
+          <w:rFonts w:hint="eastAsia" w:eastAsia="黑体"/>
           <w:b/>
           <w:bCs/>
         </w:rPr>
@@ -433,6 +478,7 @@
       </w:r>
       <w:r>
         <w:rPr>
+          <w:rFonts w:eastAsia="黑体"/>
           <w:b/>
           <w:bCs/>
         </w:rPr>
@@ -440,16 +486,19 @@
       </w:r>
       <w:r>
         <w:rPr>
-          <w:rFonts w:hint="eastAsia"/>
+          <w:rFonts w:hint="eastAsia" w:eastAsia="黑体"/>
         </w:rPr>
         <w:t xml:space="preserve">（连电源负端、D1</w:t>
       </w:r>
       <w:r>
+        <w:rPr>
+          <w:rFonts w:eastAsia="黑体"/>
+        </w:rPr>
         <w:t xml:space="preserve"> </w:t>
       </w:r>
       <w:r>
         <w:rPr>
-          <w:rFonts w:hint="eastAsia"/>
+          <w:rFonts w:hint="eastAsia" w:eastAsia="黑体"/>
         </w:rPr>
         <w:t xml:space="preserve">阳极与负载地）。</w:t>
       </w:r>
@@ -458,7 +507,7 @@
       <w:pPr/>
       <w:r>
         <w:rPr>
-          <w:rFonts w:hint="eastAsia"/>
+          <w:rFonts w:hint="eastAsia" w:eastAsia="黑体"/>
         </w:rPr>
         <w:t xml:space="preserve">各元件管脚连接：</w:t>
       </w:r>
@@ -477,20 +526,26 @@
         </m:sSub>
       </m:oMath>
       <w:r>
+        <w:rPr>
+          <w:rFonts w:eastAsia="黑体"/>
+        </w:rPr>
         <w:t xml:space="preserve"> </w:t>
       </w:r>
       <w:r>
         <w:rPr>
-          <w:rFonts w:hint="eastAsia"/>
+          <w:rFonts w:hint="eastAsia" w:eastAsia="黑体"/>
         </w:rPr>
         <w:t xml:space="preserve">一端接节点①、另一端接节点②；D1</w:t>
       </w:r>
       <w:r>
+        <w:rPr>
+          <w:rFonts w:eastAsia="黑体"/>
+        </w:rPr>
         <w:t xml:space="preserve"> </w:t>
       </w:r>
       <w:r>
         <w:rPr>
-          <w:rFonts w:hint="eastAsia"/>
+          <w:rFonts w:hint="eastAsia" w:eastAsia="黑体"/>
         </w:rPr>
         <w:t xml:space="preserve">阴极接节点②、阳极接节点④；输出由节点③取得，即限流电阻与齐纳管阴极的公共点。</w:t>
       </w:r>
@@ -509,24 +564,33 @@
         </m:sSub>
       </m:oMath>
       <w:r>
+        <w:rPr>
+          <w:rFonts w:eastAsia="黑体"/>
+        </w:rPr>
         <w:t xml:space="preserve"> </w:t>
       </w:r>
       <w:r>
         <w:rPr>
-          <w:rFonts w:hint="eastAsia"/>
+          <w:rFonts w:hint="eastAsia" w:eastAsia="黑体"/>
         </w:rPr>
         <w:t xml:space="preserve">把输入电压与齐纳管分压，使</w:t>
       </w:r>
       <w:r>
+        <w:rPr>
+          <w:rFonts w:eastAsia="黑体"/>
+        </w:rPr>
         <w:t xml:space="preserve"> D1 </w:t>
       </w:r>
       <w:r>
         <w:rPr>
-          <w:rFonts w:hint="eastAsia"/>
+          <w:rFonts w:hint="eastAsia" w:eastAsia="黑体"/>
         </w:rPr>
         <w:t xml:space="preserve">工作在反向击穿区，多余电压降落在</w:t>
       </w:r>
       <w:r>
+        <w:rPr>
+          <w:rFonts w:eastAsia="黑体"/>
+        </w:rPr>
         <w:t xml:space="preserve"> </w:t>
       </w:r>
       <m:oMath>
@@ -544,11 +608,14 @@
         </m:sSub>
       </m:oMath>
       <w:r>
+        <w:rPr>
+          <w:rFonts w:eastAsia="黑体"/>
+        </w:rPr>
         <w:t xml:space="preserve"> </w:t>
       </w:r>
       <w:r>
         <w:rPr>
-          <w:rFonts w:hint="eastAsia"/>
+          <w:rFonts w:hint="eastAsia" w:eastAsia="黑体"/>
         </w:rPr>
         <w:t xml:space="preserve">上，为稳定工作电流提供匹配。</w:t>
       </w:r>
@@ -557,20 +624,26 @@
       <w:pPr/>
       <w:r>
         <w:rPr>
-          <w:rFonts w:hint="eastAsia"/>
+          <w:rFonts w:hint="eastAsia" w:eastAsia="黑体"/>
         </w:rPr>
         <w:t xml:space="preserve">由此构成”限流电阻</w:t>
       </w:r>
       <w:r>
+        <w:rPr>
+          <w:rFonts w:eastAsia="黑体"/>
+        </w:rPr>
         <w:t xml:space="preserve"> + </w:t>
       </w:r>
       <w:r>
         <w:rPr>
-          <w:rFonts w:hint="eastAsia"/>
+          <w:rFonts w:hint="eastAsia" w:eastAsia="黑体"/>
         </w:rPr>
         <w:t xml:space="preserve">反向偏置齐纳管”的并联型稳压基准组态，齐纳管两端电压</w:t>
       </w:r>
       <w:r>
+        <w:rPr>
+          <w:rFonts w:eastAsia="黑体"/>
+        </w:rPr>
         <w:t xml:space="preserve"> </w:t>
       </w:r>
       <m:oMath>
@@ -588,15 +661,21 @@
         </m:sSub>
       </m:oMath>
       <w:r>
+        <w:rPr>
+          <w:rFonts w:eastAsia="黑体"/>
+        </w:rPr>
         <w:t xml:space="preserve"> </w:t>
       </w:r>
       <w:r>
         <w:rPr>
-          <w:rFonts w:hint="eastAsia"/>
+          <w:rFonts w:hint="eastAsia" w:eastAsia="黑体"/>
         </w:rPr>
         <w:t xml:space="preserve">近乎恒定，输出</w:t>
       </w:r>
       <w:r>
+        <w:rPr>
+          <w:rFonts w:eastAsia="黑体"/>
+        </w:rPr>
         <w:t xml:space="preserve"> </w:t>
       </w:r>
       <m:oMath>
@@ -639,7 +718,7 @@
       </m:oMath>
       <w:r>
         <w:rPr>
-          <w:rFonts w:hint="eastAsia"/>
+          <w:rFonts w:hint="eastAsia" w:eastAsia="黑体"/>
         </w:rPr>
         <w:t xml:space="preserve">，是简单廉价、适合中低精度场合的电压基准。</w:t>
       </w:r>
@@ -652,7 +731,7 @@
       </w:pPr>
       <w:r>
         <w:rPr>
-          <w:rFonts w:hint="eastAsia"/>
+          <w:rFonts w:hint="eastAsia" w:eastAsia="黑体"/>
         </w:rPr>
         <w:t xml:space="preserve">工作原理</w:t>
       </w:r>
@@ -663,11 +742,14 @@
       </w:pPr>
       <w:r>
         <w:rPr>
-          <w:rFonts w:hint="eastAsia"/>
+          <w:rFonts w:hint="eastAsia" w:eastAsia="黑体"/>
         </w:rPr>
         <w:t xml:space="preserve">限流电阻把输入电压与齐纳管分压，使齐纳管工作在击穿区。击穿电压即齐纳电压</w:t>
       </w:r>
       <w:r>
+        <w:rPr>
+          <w:rFonts w:eastAsia="黑体"/>
+        </w:rPr>
         <w:t xml:space="preserve"> </w:t>
       </w:r>
       <m:oMath>
@@ -685,11 +767,14 @@
         </m:sSub>
       </m:oMath>
       <w:r>
+        <w:rPr>
+          <w:rFonts w:eastAsia="黑体"/>
+        </w:rPr>
         <w:t xml:space="preserve"> </w:t>
       </w:r>
       <w:r>
         <w:rPr>
-          <w:rFonts w:hint="eastAsia"/>
+          <w:rFonts w:hint="eastAsia" w:eastAsia="黑体"/>
         </w:rPr>
         <w:t xml:space="preserve">在该区内几乎不随反向电流变化，从而在负载或输入变化时输出保持稳定，多余电压降落在限流电阻上。</w:t>
       </w:r>
@@ -702,7 +787,7 @@
       </w:pPr>
       <w:r>
         <w:rPr>
-          <w:rFonts w:hint="eastAsia"/>
+          <w:rFonts w:hint="eastAsia" w:eastAsia="黑体"/>
         </w:rPr>
         <w:t xml:space="preserve">关键计算公式</w:t>
       </w:r>
@@ -716,7 +801,7 @@
       </w:pPr>
       <w:r>
         <w:rPr>
-          <w:rFonts w:hint="eastAsia"/>
+          <w:rFonts w:hint="eastAsia" w:eastAsia="黑体"/>
         </w:rPr>
         <w:t xml:space="preserve">限流电阻：</w:t>
       </w:r>
@@ -815,7 +900,7 @@
       </w:pPr>
       <w:r>
         <w:rPr>
-          <w:rFonts w:hint="eastAsia"/>
+          <w:rFonts w:hint="eastAsia" w:eastAsia="黑体"/>
         </w:rPr>
         <w:t xml:space="preserve">输出电压：</w:t>
       </w:r>
@@ -878,7 +963,7 @@
       </w:pPr>
       <w:r>
         <w:rPr>
-          <w:rFonts w:hint="eastAsia"/>
+          <w:rFonts w:hint="eastAsia" w:eastAsia="黑体"/>
         </w:rPr>
         <w:t xml:space="preserve">稳压管工作电流范围：</w:t>
       </w:r>
@@ -965,7 +1050,7 @@
       </w:pPr>
       <w:r>
         <w:rPr>
-          <w:rFonts w:hint="eastAsia"/>
+          <w:rFonts w:hint="eastAsia" w:eastAsia="黑体"/>
         </w:rPr>
         <w:t xml:space="preserve">动态电阻定义：</w:t>
       </w:r>
@@ -1055,7 +1140,7 @@
       </w:pPr>
       <w:r>
         <w:rPr>
-          <w:rFonts w:hint="eastAsia"/>
+          <w:rFonts w:hint="eastAsia" w:eastAsia="黑体"/>
         </w:rPr>
         <w:t xml:space="preserve">输出纹波抑制比：</w:t>
       </w:r>
@@ -1193,7 +1278,7 @@
       </w:pPr>
       <w:r>
         <w:rPr>
-          <w:rFonts w:hint="eastAsia"/>
+          <w:rFonts w:hint="eastAsia" w:eastAsia="黑体"/>
         </w:rPr>
         <w:t xml:space="preserve">齐纳管功耗：</w:t>
       </w:r>
@@ -1284,7 +1369,7 @@
             </w:pPr>
             <w:r>
               <w:rPr>
-                <w:rFonts w:hint="eastAsia"/>
+                <w:rFonts w:hint="eastAsia" w:eastAsia="黑体"/>
               </w:rPr>
               <w:t xml:space="preserve">符号</w:t>
             </w:r>
@@ -1298,7 +1383,7 @@
             </w:pPr>
             <w:r>
               <w:rPr>
-                <w:rFonts w:hint="eastAsia"/>
+                <w:rFonts w:hint="eastAsia" w:eastAsia="黑体"/>
               </w:rPr>
               <w:t xml:space="preserve">含义</w:t>
             </w:r>
@@ -1312,7 +1397,7 @@
             </w:pPr>
             <w:r>
               <w:rPr>
-                <w:rFonts w:hint="eastAsia"/>
+                <w:rFonts w:hint="eastAsia" w:eastAsia="黑体"/>
               </w:rPr>
               <w:t xml:space="preserve">单位</w:t>
             </w:r>
@@ -1341,6 +1426,9 @@
               </m:sSub>
             </m:oMath>
             <w:r>
+              <w:rPr>
+                <w:rFonts w:eastAsia="黑体"/>
+              </w:rPr>
               <w:t xml:space="preserve">​</w:t>
             </w:r>
           </w:p>
@@ -1353,7 +1441,7 @@
             </w:pPr>
             <w:r>
               <w:rPr>
-                <w:rFonts w:hint="eastAsia"/>
+                <w:rFonts w:hint="eastAsia" w:eastAsia="黑体"/>
               </w:rPr>
               <w:t xml:space="preserve">齐纳（稳压）电压</w:t>
             </w:r>
@@ -1366,6 +1454,9 @@
               <w:pStyle w:val="Compact"/>
             </w:pPr>
             <w:r>
+              <w:rPr>
+                <w:rFonts w:eastAsia="黑体"/>
+              </w:rPr>
               <w:t xml:space="preserve">V</w:t>
             </w:r>
           </w:p>
@@ -1393,6 +1484,9 @@
               </m:sSub>
             </m:oMath>
             <w:r>
+              <w:rPr>
+                <w:rFonts w:eastAsia="黑体"/>
+              </w:rPr>
               <w:t xml:space="preserve">​</w:t>
             </w:r>
           </w:p>
@@ -1405,7 +1499,7 @@
             </w:pPr>
             <w:r>
               <w:rPr>
-                <w:rFonts w:hint="eastAsia"/>
+                <w:rFonts w:hint="eastAsia" w:eastAsia="黑体"/>
               </w:rPr>
               <w:t xml:space="preserve">限流电阻</w:t>
             </w:r>
@@ -1418,6 +1512,9 @@
               <w:pStyle w:val="Compact"/>
             </w:pPr>
             <w:r>
+              <w:rPr>
+                <w:rFonts w:eastAsia="黑体"/>
+              </w:rPr>
               <w:t xml:space="preserve">Ω</w:t>
             </w:r>
           </w:p>
@@ -1445,6 +1542,9 @@
               </m:sSub>
             </m:oMath>
             <w:r>
+              <w:rPr>
+                <w:rFonts w:eastAsia="黑体"/>
+              </w:rPr>
               <w:t xml:space="preserve">​</w:t>
             </w:r>
           </w:p>
@@ -1457,7 +1557,7 @@
             </w:pPr>
             <w:r>
               <w:rPr>
-                <w:rFonts w:hint="eastAsia"/>
+                <w:rFonts w:hint="eastAsia" w:eastAsia="黑体"/>
               </w:rPr>
               <w:t xml:space="preserve">齐纳电流</w:t>
             </w:r>
@@ -1470,6 +1570,9 @@
               <w:pStyle w:val="Compact"/>
             </w:pPr>
             <w:r>
+              <w:rPr>
+                <w:rFonts w:eastAsia="黑体"/>
+              </w:rPr>
               <w:t xml:space="preserve">A</w:t>
             </w:r>
           </w:p>
@@ -1497,6 +1600,9 @@
               </m:sSub>
             </m:oMath>
             <w:r>
+              <w:rPr>
+                <w:rFonts w:eastAsia="黑体"/>
+              </w:rPr>
               <w:t xml:space="preserve">​</w:t>
             </w:r>
           </w:p>
@@ -1509,7 +1615,7 @@
             </w:pPr>
             <w:r>
               <w:rPr>
-                <w:rFonts w:hint="eastAsia"/>
+                <w:rFonts w:hint="eastAsia" w:eastAsia="黑体"/>
               </w:rPr>
               <w:t xml:space="preserve">动态电阻</w:t>
             </w:r>
@@ -1522,6 +1628,9 @@
               <w:pStyle w:val="Compact"/>
             </w:pPr>
             <w:r>
+              <w:rPr>
+                <w:rFonts w:eastAsia="黑体"/>
+              </w:rPr>
               <w:t xml:space="preserve">Ω</w:t>
             </w:r>
           </w:p>
@@ -1552,6 +1661,9 @@
               </m:sSub>
             </m:oMath>
             <w:r>
+              <w:rPr>
+                <w:rFonts w:eastAsia="黑体"/>
+              </w:rPr>
               <w:t xml:space="preserve">​</w:t>
             </w:r>
           </w:p>
@@ -1564,7 +1676,7 @@
             </w:pPr>
             <w:r>
               <w:rPr>
-                <w:rFonts w:hint="eastAsia"/>
+                <w:rFonts w:hint="eastAsia" w:eastAsia="黑体"/>
               </w:rPr>
               <w:t xml:space="preserve">最小稳压电流</w:t>
             </w:r>
@@ -1577,6 +1689,9 @@
               <w:pStyle w:val="Compact"/>
             </w:pPr>
             <w:r>
+              <w:rPr>
+                <w:rFonts w:eastAsia="黑体"/>
+              </w:rPr>
               <w:t xml:space="preserve">A</w:t>
             </w:r>
           </w:p>
@@ -1613,6 +1728,9 @@
               </m:sSub>
             </m:oMath>
             <w:r>
+              <w:rPr>
+                <w:rFonts w:eastAsia="黑体"/>
+              </w:rPr>
               <w:t xml:space="preserve">​</w:t>
             </w:r>
           </w:p>
@@ -1625,7 +1743,7 @@
             </w:pPr>
             <w:r>
               <w:rPr>
-                <w:rFonts w:hint="eastAsia"/>
+                <w:rFonts w:hint="eastAsia" w:eastAsia="黑体"/>
               </w:rPr>
               <w:t xml:space="preserve">最大允许电流</w:t>
             </w:r>
@@ -1638,6 +1756,9 @@
               <w:pStyle w:val="Compact"/>
             </w:pPr>
             <w:r>
+              <w:rPr>
+                <w:rFonts w:eastAsia="黑体"/>
+              </w:rPr>
               <w:t xml:space="preserve">A</w:t>
             </w:r>
           </w:p>
@@ -1665,6 +1786,9 @@
               </m:sSub>
             </m:oMath>
             <w:r>
+              <w:rPr>
+                <w:rFonts w:eastAsia="黑体"/>
+              </w:rPr>
               <w:t xml:space="preserve">​</w:t>
             </w:r>
           </w:p>
@@ -1677,7 +1801,7 @@
             </w:pPr>
             <w:r>
               <w:rPr>
-                <w:rFonts w:hint="eastAsia"/>
+                <w:rFonts w:hint="eastAsia" w:eastAsia="黑体"/>
               </w:rPr>
               <w:t xml:space="preserve">齐纳管功耗</w:t>
             </w:r>
@@ -1690,6 +1814,9 @@
               <w:pStyle w:val="Compact"/>
             </w:pPr>
             <w:r>
+              <w:rPr>
+                <w:rFonts w:eastAsia="黑体"/>
+              </w:rPr>
               <w:t xml:space="preserve">W</w:t>
             </w:r>
           </w:p>
@@ -1704,7 +1831,7 @@
       </w:pPr>
       <w:r>
         <w:rPr>
-          <w:rFonts w:hint="eastAsia"/>
+          <w:rFonts w:hint="eastAsia" w:eastAsia="黑体"/>
         </w:rPr>
         <w:t xml:space="preserve">元件调整影响</w:t>
       </w:r>
@@ -1719,21 +1846,27 @@
       </w:pPr>
       <w:r>
         <w:rPr>
-          <w:rFonts w:hint="eastAsia"/>
+          <w:rFonts w:hint="eastAsia" w:eastAsia="黑体"/>
           <w:b/>
           <w:bCs/>
         </w:rPr>
         <w:t xml:space="preserve">限流电阻增大</w:t>
       </w:r>
       <w:r>
+        <w:rPr>
+          <w:rFonts w:eastAsia="黑体"/>
+        </w:rPr>
         <w:t xml:space="preserve"> </w:t>
       </w:r>
       <w:r>
+        <w:rPr>
+          <w:rFonts w:eastAsia="黑体"/>
+        </w:rPr>
         <w:t xml:space="preserve">→ </w:t>
       </w:r>
       <w:r>
         <w:rPr>
-          <w:rFonts w:hint="eastAsia"/>
+          <w:rFonts w:hint="eastAsia" w:eastAsia="黑体"/>
         </w:rPr>
         <w:t xml:space="preserve">齐纳电流与功耗下降，但输出纹波抑制变差、负载能力减弱。</w:t>
       </w:r>
@@ -1748,21 +1881,27 @@
       </w:pPr>
       <w:r>
         <w:rPr>
-          <w:rFonts w:hint="eastAsia"/>
+          <w:rFonts w:hint="eastAsia" w:eastAsia="黑体"/>
           <w:b/>
           <w:bCs/>
         </w:rPr>
         <w:t xml:space="preserve">限流电阻减小</w:t>
       </w:r>
       <w:r>
+        <w:rPr>
+          <w:rFonts w:eastAsia="黑体"/>
+        </w:rPr>
         <w:t xml:space="preserve"> </w:t>
       </w:r>
       <w:r>
+        <w:rPr>
+          <w:rFonts w:eastAsia="黑体"/>
+        </w:rPr>
         <w:t xml:space="preserve">→ </w:t>
       </w:r>
       <w:r>
         <w:rPr>
-          <w:rFonts w:hint="eastAsia"/>
+          <w:rFonts w:hint="eastAsia" w:eastAsia="黑体"/>
         </w:rPr>
         <w:t xml:space="preserve">电流增大、稳压更稳，但功耗与管温上升。</w:t>
       </w:r>
@@ -1777,7 +1916,7 @@
       </w:pPr>
       <w:r>
         <w:rPr>
-          <w:rFonts w:hint="eastAsia"/>
+          <w:rFonts w:hint="eastAsia" w:eastAsia="黑体"/>
           <w:b/>
           <w:bCs/>
         </w:rPr>
@@ -1785,6 +1924,7 @@
       </w:r>
       <w:r>
         <w:rPr>
+          <w:rFonts w:eastAsia="黑体"/>
           <w:b/>
           <w:bCs/>
         </w:rPr>
@@ -1806,6 +1946,7 @@
       </m:oMath>
       <w:r>
         <w:rPr>
+          <w:rFonts w:eastAsia="黑体"/>
           <w:b/>
           <w:bCs/>
         </w:rPr>
@@ -1813,21 +1954,27 @@
       </w:r>
       <w:r>
         <w:rPr>
-          <w:rFonts w:hint="eastAsia"/>
+          <w:rFonts w:hint="eastAsia" w:eastAsia="黑体"/>
           <w:b/>
           <w:bCs/>
         </w:rPr>
         <w:t xml:space="preserve">的齐纳管</w:t>
       </w:r>
       <w:r>
+        <w:rPr>
+          <w:rFonts w:eastAsia="黑体"/>
+        </w:rPr>
         <w:t xml:space="preserve"> </w:t>
       </w:r>
       <w:r>
+        <w:rPr>
+          <w:rFonts w:eastAsia="黑体"/>
+        </w:rPr>
         <w:t xml:space="preserve">→ </w:t>
       </w:r>
       <w:r>
         <w:rPr>
-          <w:rFonts w:hint="eastAsia"/>
+          <w:rFonts w:hint="eastAsia" w:eastAsia="黑体"/>
         </w:rPr>
         <w:t xml:space="preserve">负载与电压调整率更好。</w:t>
       </w:r>
@@ -1842,21 +1989,27 @@
       </w:pPr>
       <w:r>
         <w:rPr>
-          <w:rFonts w:hint="eastAsia"/>
+          <w:rFonts w:hint="eastAsia" w:eastAsia="黑体"/>
           <w:b/>
           <w:bCs/>
         </w:rPr>
         <w:t xml:space="preserve">输入电压升高</w:t>
       </w:r>
       <w:r>
+        <w:rPr>
+          <w:rFonts w:eastAsia="黑体"/>
+        </w:rPr>
         <w:t xml:space="preserve"> </w:t>
       </w:r>
       <w:r>
+        <w:rPr>
+          <w:rFonts w:eastAsia="黑体"/>
+        </w:rPr>
         <w:t xml:space="preserve">→ </w:t>
       </w:r>
       <w:r>
         <w:rPr>
-          <w:rFonts w:hint="eastAsia"/>
+          <w:rFonts w:hint="eastAsia" w:eastAsia="黑体"/>
         </w:rPr>
         <w:t xml:space="preserve">需增大限流电阻，否则功耗超标。</w:t>
       </w:r>
@@ -1869,7 +2022,7 @@
       </w:pPr>
       <w:r>
         <w:rPr>
-          <w:rFonts w:hint="eastAsia"/>
+          <w:rFonts w:hint="eastAsia" w:eastAsia="黑体"/>
         </w:rPr>
         <w:t xml:space="preserve">典型参数示例</w:t>
       </w:r>
@@ -1884,11 +2037,14 @@
       </w:pPr>
       <w:r>
         <w:rPr>
-          <w:rFonts w:hint="eastAsia"/>
+          <w:rFonts w:hint="eastAsia" w:eastAsia="黑体"/>
         </w:rPr>
         <w:t xml:space="preserve">取</w:t>
       </w:r>
       <w:r>
+        <w:rPr>
+          <w:rFonts w:eastAsia="黑体"/>
+        </w:rPr>
         <w:t xml:space="preserve"> </w:t>
       </w:r>
       <m:oMath>
@@ -1928,6 +2084,9 @@
         </m:r>
       </m:oMath>
       <w:r>
+        <w:rPr>
+          <w:rFonts w:eastAsia="黑体"/>
+        </w:rPr>
         <w:t xml:space="preserve">、</w:t>
       </w:r>
       <m:oMath>
@@ -1965,11 +2124,14 @@
       </m:oMath>
       <w:r>
         <w:rPr>
-          <w:rFonts w:hint="eastAsia"/>
+          <w:rFonts w:hint="eastAsia" w:eastAsia="黑体"/>
         </w:rPr>
         <w:t xml:space="preserve">、目标</w:t>
       </w:r>
       <w:r>
+        <w:rPr>
+          <w:rFonts w:eastAsia="黑体"/>
+        </w:rPr>
         <w:t xml:space="preserve"> </w:t>
       </w:r>
       <m:oMath>
@@ -2007,7 +2169,7 @@
       </m:oMath>
       <w:r>
         <w:rPr>
-          <w:rFonts w:hint="eastAsia"/>
+          <w:rFonts w:hint="eastAsia" w:eastAsia="黑体"/>
         </w:rPr>
         <w:t xml:space="preserve">：</w:t>
       </w:r>
@@ -2099,11 +2261,14 @@
       </m:oMath>
       <w:r>
         <w:rPr>
-          <w:rFonts w:hint="eastAsia"/>
+          <w:rFonts w:hint="eastAsia" w:eastAsia="黑体"/>
         </w:rPr>
         <w:t xml:space="preserve">，实取</w:t>
       </w:r>
       <w:r>
+        <w:rPr>
+          <w:rFonts w:eastAsia="黑体"/>
+        </w:rPr>
         <w:t xml:space="preserve"> </w:t>
       </w:r>
       <m:oMath>
@@ -2121,6 +2286,9 @@
         </m:r>
       </m:oMath>
       <w:r>
+        <w:rPr>
+          <w:rFonts w:eastAsia="黑体"/>
+        </w:rPr>
         <w:t xml:space="preserve">。</w:t>
       </w:r>
     </w:p>
@@ -2134,11 +2302,14 @@
       </w:pPr>
       <w:r>
         <w:rPr>
-          <w:rFonts w:hint="eastAsia"/>
+          <w:rFonts w:hint="eastAsia" w:eastAsia="黑体"/>
         </w:rPr>
         <w:t xml:space="preserve">齐纳功耗</w:t>
       </w:r>
       <w:r>
+        <w:rPr>
+          <w:rFonts w:eastAsia="黑体"/>
+        </w:rPr>
         <w:t xml:space="preserve"> </w:t>
       </w:r>
       <m:oMath>
@@ -2217,6 +2388,9 @@
         </m:r>
       </m:oMath>
       <w:r>
+        <w:rPr>
+          <w:rFonts w:eastAsia="黑体"/>
+        </w:rPr>
         <w:t xml:space="preserve">。</w:t>
       </w:r>
     </w:p>
@@ -2228,7 +2402,7 @@
       </w:pPr>
       <w:r>
         <w:rPr>
-          <w:rFonts w:hint="eastAsia"/>
+          <w:rFonts w:hint="eastAsia" w:eastAsia="黑体"/>
         </w:rPr>
         <w:t xml:space="preserve">常见器件型号</w:t>
       </w:r>
@@ -2243,25 +2417,31 @@
       </w:pPr>
       <w:r>
         <w:rPr>
-          <w:rFonts w:hint="eastAsia"/>
+          <w:rFonts w:hint="eastAsia" w:eastAsia="黑体"/>
         </w:rPr>
         <w:t xml:space="preserve">稳压二极管：1N4728A（3.3V）、1N4733A（5.1V）、BZX84</w:t>
       </w:r>
       <w:r>
+        <w:rPr>
+          <w:rFonts w:eastAsia="黑体"/>
+        </w:rPr>
         <w:t xml:space="preserve"> </w:t>
       </w:r>
       <w:r>
         <w:rPr>
-          <w:rFonts w:hint="eastAsia"/>
+          <w:rFonts w:hint="eastAsia" w:eastAsia="黑体"/>
         </w:rPr>
         <w:t xml:space="preserve">系列、MMSZ</w:t>
       </w:r>
       <w:r>
+        <w:rPr>
+          <w:rFonts w:eastAsia="黑体"/>
+        </w:rPr>
         <w:t xml:space="preserve"> </w:t>
       </w:r>
       <w:r>
         <w:rPr>
-          <w:rFonts w:hint="eastAsia"/>
+          <w:rFonts w:hint="eastAsia" w:eastAsia="黑体"/>
         </w:rPr>
         <w:t xml:space="preserve">系列。</w:t>
       </w:r>
@@ -2274,7 +2454,7 @@
       </w:pPr>
       <w:r>
         <w:rPr>
-          <w:rFonts w:hint="eastAsia"/>
+          <w:rFonts w:hint="eastAsia" w:eastAsia="黑体"/>
         </w:rPr>
         <w:t xml:space="preserve">注意事项</w:t>
       </w:r>
@@ -2289,16 +2469,19 @@
       </w:pPr>
       <w:r>
         <w:rPr>
-          <w:rFonts w:hint="eastAsia"/>
+          <w:rFonts w:hint="eastAsia" w:eastAsia="黑体"/>
         </w:rPr>
         <w:t xml:space="preserve">稳压值随电流与温度漂移，低温漂需选</w:t>
       </w:r>
       <w:r>
+        <w:rPr>
+          <w:rFonts w:eastAsia="黑体"/>
+        </w:rPr>
         <w:t xml:space="preserve"> 5~6 V </w:t>
       </w:r>
       <w:r>
         <w:rPr>
-          <w:rFonts w:hint="eastAsia"/>
+          <w:rFonts w:hint="eastAsia" w:eastAsia="黑体"/>
         </w:rPr>
         <w:t xml:space="preserve">附近的管内温度系数最小，或改用带隙/埋层齐纳。</w:t>
       </w:r>
@@ -2313,7 +2496,7 @@
       </w:pPr>
       <w:r>
         <w:rPr>
-          <w:rFonts w:hint="eastAsia"/>
+          <w:rFonts w:hint="eastAsia" w:eastAsia="黑体"/>
         </w:rPr>
         <w:t xml:space="preserve">负载电流变化会直接影响齐纳电流，稳定性较差，精密场合后加缓冲。</w:t>
       </w:r>
@@ -2328,7 +2511,7 @@
       </w:pPr>
       <w:r>
         <w:rPr>
-          <w:rFonts w:hint="eastAsia"/>
+          <w:rFonts w:hint="eastAsia" w:eastAsia="黑体"/>
         </w:rPr>
         <w:t xml:space="preserve">注意功耗与散热，避免超过额定结温。</w:t>
       </w:r>
@@ -2341,7 +2524,7 @@
       </w:pPr>
       <w:r>
         <w:rPr>
-          <w:rFonts w:hint="eastAsia"/>
+          <w:rFonts w:hint="eastAsia" w:eastAsia="黑体"/>
         </w:rPr>
         <w:t xml:space="preserve">参考资料</w:t>
       </w:r>
@@ -2355,6 +2538,9 @@
         </w:numPr>
       </w:pPr>
       <w:r>
+        <w:rPr>
+          <w:rFonts w:eastAsia="黑体"/>
+        </w:rPr>
         <w:t xml:space="preserve">Wikipedia: Zener diode。</w:t>
       </w:r>
     </w:p>
@@ -2368,7 +2554,7 @@
       </w:pPr>
       <w:r>
         <w:rPr>
-          <w:rFonts w:hint="eastAsia"/>
+          <w:rFonts w:hint="eastAsia" w:eastAsia="黑体"/>
         </w:rPr>
         <w:t xml:space="preserve">《模拟电子技术基础》（童诗白、华成英）。</w:t>
       </w:r>
@@ -2383,7 +2569,7 @@
       </w:pPr>
       <w:r>
         <w:rPr>
-          <w:rFonts w:hint="eastAsia"/>
+          <w:rFonts w:hint="eastAsia" w:eastAsia="黑体"/>
         </w:rPr>
         <w:t xml:space="preserve">常见二极管数据手册：1N4733A、BZX84。</w:t>
       </w:r>
@@ -2397,11 +2583,11 @@
       </w:pPr>
       <w:r>
         <w:rPr>
-          <w:rFonts w:ascii="Times New Roman" w:hAnsi="Times New Roman"/>
+          <w:rFonts w:ascii="Times New Roman" w:hAnsi="Times New Roman" w:eastAsia="黑体"/>
           <w:color w:val="555555"/>
           <w:sz w:val="21"/>
         </w:rPr>
-        <w:t>材料收集者：杜文杰</w:t>
+        <w:t>材料收集者：杜文杰，WX手机：19519196569，QQ:3478827729</w:t>
       </w:r>
     </w:p>
     <w:sectPr>
@@ -2421,7 +2607,7 @@
 </file>
 
 <file path=word/footer1.xml><?xml version="1.0" encoding="utf-8"?>
-<w:ftr xmlns:m="http://schemas.openxmlformats.org/officeDocument/2006/math" xmlns:mc="http://schemas.openxmlformats.org/markup-compatibility/2006" xmlns:mo="http://schemas.microsoft.com/office/mac/office/2008/main" xmlns:mv="urn:schemas-microsoft-com:mac:vml" xmlns:o="urn:schemas-microsoft-com:office:office" xmlns:r="http://schemas.openxmlformats.org/officeDocument/2006/relationships" xmlns:v="urn:schemas-microsoft-com:vml" xmlns:w10="urn:schemas-microsoft-com:office:word" xmlns:w14="http://schemas.microsoft.com/office/word/2010/wordml" xmlns:w="http://schemas.openxmlformats.org/wordprocessingml/2006/main" xmlns:wne="http://schemas.microsoft.com/office/word/2006/wordml" xmlns:wp14="http://schemas.microsoft.com/office/word/2010/wordprocessingDrawing" xmlns:wp="http://schemas.openxmlformats.org/drawingml/2006/wordprocessingDrawing" xmlns:wpc="http://schemas.microsoft.com/office/word/2010/wordprocessingCanvas" xmlns:wpg="http://schemas.microsoft.com/office/word/2010/wordprocessingGroup" xmlns:wpi="http://schemas.microsoft.com/office/word/2010/wordprocessingInk" xmlns:wps="http://schemas.microsoft.com/office/word/2010/wordprocessingShape" mc:Ignorable="w14 wp14">
+<w:ftr xmlns:mc="http://schemas.openxmlformats.org/markup-compatibility/2006" xmlns:w="http://schemas.openxmlformats.org/wordprocessingml/2006/main" xmlns:m="http://schemas.openxmlformats.org/officeDocument/2006/math" xmlns:mo="http://schemas.microsoft.com/office/mac/office/2008/main" xmlns:mv="urn:schemas-microsoft-com:mac:vml" xmlns:o="urn:schemas-microsoft-com:office:office" xmlns:r="http://schemas.openxmlformats.org/officeDocument/2006/relationships" xmlns:v="urn:schemas-microsoft-com:vml" xmlns:w10="urn:schemas-microsoft-com:office:word" xmlns:w14="http://schemas.microsoft.com/office/word/2010/wordml" xmlns:wne="http://schemas.microsoft.com/office/word/2006/wordml" xmlns:wp14="http://schemas.microsoft.com/office/word/2010/wordprocessingDrawing" xmlns:wp="http://schemas.openxmlformats.org/drawingml/2006/wordprocessingDrawing" xmlns:wpc="http://schemas.microsoft.com/office/word/2010/wordprocessingCanvas" xmlns:wpg="http://schemas.microsoft.com/office/word/2010/wordprocessingGroup" xmlns:wpi="http://schemas.microsoft.com/office/word/2010/wordprocessingInk" xmlns:wps="http://schemas.microsoft.com/office/word/2010/wordprocessingShape" mc:Ignorable="w14 wp14">
   <w:p>
     <w:pPr>
       <w:pStyle w:val="Footer"/>
@@ -2429,12 +2615,14 @@
     </w:pPr>
     <w:r>
       <w:rPr>
+        <w:rFonts w:eastAsia="黑体"/>
         <w:sz w:val="18"/>
       </w:rPr>
       <w:t xml:space="preserve">第 </w:t>
     </w:r>
     <w:r>
       <w:rPr>
+        <w:rFonts w:eastAsia="黑体"/>
         <w:sz w:val="18"/>
       </w:rPr>
       <w:fldChar w:fldCharType="begin"/>
@@ -2443,6 +2631,7 @@
     </w:r>
     <w:r>
       <w:rPr>
+        <w:rFonts w:eastAsia="黑体"/>
         <w:sz w:val="18"/>
       </w:rPr>
       <w:t xml:space="preserve"> 页</w:t>
@@ -2456,6 +2645,9 @@
   <w:footnote w:type="continuationSeparator" w:id="0">
     <w:p>
       <w:r>
+        <w:rPr>
+          <w:rFonts w:eastAsia="黑体"/>
+        </w:rPr>
         <w:continuationSeparator/>
       </w:r>
     </w:p>
@@ -2463,6 +2655,9 @@
   <w:footnote w:type="separator" w:id="-1">
     <w:p>
       <w:r>
+        <w:rPr>
+          <w:rFonts w:eastAsia="黑体"/>
+        </w:rPr>
         <w:separator/>
       </w:r>
     </w:p>
@@ -2471,7 +2666,7 @@
 </file>
 
 <file path=word/header1.xml><?xml version="1.0" encoding="utf-8"?>
-<w:hdr xmlns:m="http://schemas.openxmlformats.org/officeDocument/2006/math" xmlns:mc="http://schemas.openxmlformats.org/markup-compatibility/2006" xmlns:mo="http://schemas.microsoft.com/office/mac/office/2008/main" xmlns:mv="urn:schemas-microsoft-com:mac:vml" xmlns:o="urn:schemas-microsoft-com:office:office" xmlns:r="http://schemas.openxmlformats.org/officeDocument/2006/relationships" xmlns:v="urn:schemas-microsoft-com:vml" xmlns:w10="urn:schemas-microsoft-com:office:word" xmlns:w14="http://schemas.microsoft.com/office/word/2010/wordml" xmlns:w="http://schemas.openxmlformats.org/wordprocessingml/2006/main" xmlns:wne="http://schemas.microsoft.com/office/word/2006/wordml" xmlns:wp14="http://schemas.microsoft.com/office/word/2010/wordprocessingDrawing" xmlns:wp="http://schemas.openxmlformats.org/drawingml/2006/wordprocessingDrawing" xmlns:wpc="http://schemas.microsoft.com/office/word/2010/wordprocessingCanvas" xmlns:wpg="http://schemas.microsoft.com/office/word/2010/wordprocessingGroup" xmlns:wpi="http://schemas.microsoft.com/office/word/2010/wordprocessingInk" xmlns:wps="http://schemas.microsoft.com/office/word/2010/wordprocessingShape" mc:Ignorable="w14 wp14">
+<w:hdr xmlns:mc="http://schemas.openxmlformats.org/markup-compatibility/2006" xmlns:w="http://schemas.openxmlformats.org/wordprocessingml/2006/main" xmlns:m="http://schemas.openxmlformats.org/officeDocument/2006/math" xmlns:mo="http://schemas.microsoft.com/office/mac/office/2008/main" xmlns:mv="urn:schemas-microsoft-com:mac:vml" xmlns:o="urn:schemas-microsoft-com:office:office" xmlns:r="http://schemas.openxmlformats.org/officeDocument/2006/relationships" xmlns:v="urn:schemas-microsoft-com:vml" xmlns:w10="urn:schemas-microsoft-com:office:word" xmlns:w14="http://schemas.microsoft.com/office/word/2010/wordml" xmlns:wne="http://schemas.microsoft.com/office/word/2006/wordml" xmlns:wp14="http://schemas.microsoft.com/office/word/2010/wordprocessingDrawing" xmlns:wp="http://schemas.openxmlformats.org/drawingml/2006/wordprocessingDrawing" xmlns:wpc="http://schemas.microsoft.com/office/word/2010/wordprocessingCanvas" xmlns:wpg="http://schemas.microsoft.com/office/word/2010/wordprocessingGroup" xmlns:wpi="http://schemas.microsoft.com/office/word/2010/wordprocessingInk" xmlns:wps="http://schemas.microsoft.com/office/word/2010/wordprocessingShape" mc:Ignorable="w14 wp14">
   <w:p>
     <w:pPr>
       <w:pStyle w:val="Header"/>
@@ -2479,7 +2674,7 @@
     </w:pPr>
     <w:r>
       <w:rPr>
-        <w:rFonts w:ascii="Times New Roman" w:hAnsi="Times New Roman"/>
+        <w:rFonts w:ascii="Times New Roman" w:hAnsi="Times New Roman" w:eastAsia="黑体"/>
         <w:sz w:val="18"/>
         <w:rFonts w:eastAsia="黑体"/>
         <w:rFonts w:eastAsia="黑体"/>
@@ -2491,7 +2686,7 @@
 </file>
 
 <file path=word/numbering.xml><?xml version="1.0" encoding="utf-8"?>
-<w:numbering xmlns:m="http://schemas.openxmlformats.org/officeDocument/2006/math" xmlns:mc="http://schemas.openxmlformats.org/markup-compatibility/2006" xmlns:mo="http://schemas.microsoft.com/office/mac/office/2008/main" xmlns:mv="urn:schemas-microsoft-com:mac:vml" xmlns:o="urn:schemas-microsoft-com:office:office" xmlns:r="http://schemas.openxmlformats.org/officeDocument/2006/relationships" xmlns:v="urn:schemas-microsoft-com:vml" xmlns:w="http://schemas.openxmlformats.org/wordprocessingml/2006/main" xmlns:w10="urn:schemas-microsoft-com:office:word" xmlns:w14="http://schemas.microsoft.com/office/word/2010/wordml" xmlns:wne="http://schemas.microsoft.com/office/word/2006/wordml" xmlns:wp="http://schemas.openxmlformats.org/drawingml/2006/wordprocessingDrawing" xmlns:wp14="http://schemas.microsoft.com/office/word/2010/wordprocessingDrawing" xmlns:wpc="http://schemas.microsoft.com/office/word/2010/wordprocessingCanvas" xmlns:wpg="http://schemas.microsoft.com/office/word/2010/wordprocessingGroup" xmlns:wpi="http://schemas.microsoft.com/office/word/2010/wordprocessingInk" xmlns:wps="http://schemas.microsoft.com/office/word/2010/wordprocessingShape" mc:Ignorable="w14 wp14">
+<w:numbering xmlns:mc="http://schemas.openxmlformats.org/markup-compatibility/2006" xmlns:w="http://schemas.openxmlformats.org/wordprocessingml/2006/main" xmlns:m="http://schemas.openxmlformats.org/officeDocument/2006/math" xmlns:mo="http://schemas.microsoft.com/office/mac/office/2008/main" xmlns:mv="urn:schemas-microsoft-com:mac:vml" xmlns:o="urn:schemas-microsoft-com:office:office" xmlns:r="http://schemas.openxmlformats.org/officeDocument/2006/relationships" xmlns:v="urn:schemas-microsoft-com:vml" xmlns:w10="urn:schemas-microsoft-com:office:word" xmlns:w14="http://schemas.microsoft.com/office/word/2010/wordml" xmlns:wne="http://schemas.microsoft.com/office/word/2006/wordml" xmlns:wp="http://schemas.openxmlformats.org/drawingml/2006/wordprocessingDrawing" xmlns:wp14="http://schemas.microsoft.com/office/word/2010/wordprocessingDrawing" xmlns:wpc="http://schemas.microsoft.com/office/word/2010/wordprocessingCanvas" xmlns:wpg="http://schemas.microsoft.com/office/word/2010/wordprocessingGroup" xmlns:wpi="http://schemas.microsoft.com/office/word/2010/wordprocessingInk" xmlns:wps="http://schemas.microsoft.com/office/word/2010/wordprocessingShape" mc:Ignorable="w14 wp14">
   <w:abstractNum w:abstractNumId="0">
     <w:nsid w:val="FFFFFF7C"/>
     <w:multiLevelType w:val="singleLevel"/>
@@ -2578,7 +2773,7 @@
         <w:ind w:hanging="360" w:left="1440"/>
       </w:pPr>
       <w:rPr>
-        <w:rFonts w:ascii="Symbol" w:hAnsi="Symbol" w:hint="default"/>
+        <w:rFonts w:ascii="Symbol" w:hAnsi="Symbol" w:hint="default" w:eastAsia="黑体"/>
       </w:rPr>
     </w:lvl>
   </w:abstractNum>
@@ -2599,7 +2794,7 @@
         <w:ind w:hanging="360" w:left="1080"/>
       </w:pPr>
       <w:rPr>
-        <w:rFonts w:ascii="Symbol" w:hAnsi="Symbol" w:hint="default"/>
+        <w:rFonts w:ascii="Symbol" w:hAnsi="Symbol" w:hint="default" w:eastAsia="黑体"/>
       </w:rPr>
     </w:lvl>
   </w:abstractNum>
@@ -2620,7 +2815,7 @@
         <w:ind w:hanging="360" w:left="720"/>
       </w:pPr>
       <w:rPr>
-        <w:rFonts w:ascii="Symbol" w:hAnsi="Symbol" w:hint="default"/>
+        <w:rFonts w:ascii="Symbol" w:hAnsi="Symbol" w:hint="default" w:eastAsia="黑体"/>
       </w:rPr>
     </w:lvl>
   </w:abstractNum>
@@ -2659,7 +2854,7 @@
         <w:ind w:hanging="360" w:left="360"/>
       </w:pPr>
       <w:rPr>
-        <w:rFonts w:ascii="Symbol" w:hAnsi="Symbol" w:hint="default"/>
+        <w:rFonts w:ascii="Symbol" w:hAnsi="Symbol" w:hint="default" w:eastAsia="黑体"/>
       </w:rPr>
     </w:lvl>
   </w:abstractNum>
@@ -2750,7 +2945,7 @@
         <w:ind w:left="720" w:hanging="360"/>
       </w:pPr>
       <w:rPr>
-        <w:rFonts w:ascii="Symbol" w:hAnsi="Symbol" w:cs="Symbol" w:hint="default"/>
+        <w:rFonts w:ascii="Symbol" w:hAnsi="Symbol" w:cs="Symbol" w:hint="default" w:eastAsia="黑体"/>
       </w:rPr>
     </w:lvl>
     <w:lvl w:ilvl="1">
@@ -2761,7 +2956,7 @@
         <w:ind w:left="1440" w:hanging="360"/>
       </w:pPr>
       <w:rPr>
-        <w:rFonts w:ascii="Courier New" w:hAnsi="Courier New" w:cs="Courier New" w:hint="default"/>
+        <w:rFonts w:ascii="Courier New" w:hAnsi="Courier New" w:cs="Courier New" w:hint="default" w:eastAsia="黑体"/>
       </w:rPr>
     </w:lvl>
     <w:lvl w:ilvl="2">
@@ -2772,7 +2967,7 @@
         <w:ind w:left="2160" w:hanging="360"/>
       </w:pPr>
       <w:rPr>
-        <w:rFonts w:ascii="Wingdings" w:hAnsi="Wingdings" w:cs="Wingdings" w:hint="default"/>
+        <w:rFonts w:ascii="Wingdings" w:hAnsi="Wingdings" w:cs="Wingdings" w:hint="default" w:eastAsia="黑体"/>
       </w:rPr>
     </w:lvl>
     <w:lvl w:ilvl="3">
@@ -2783,7 +2978,7 @@
         <w:ind w:left="2880" w:hanging="360"/>
       </w:pPr>
       <w:rPr>
-        <w:rFonts w:ascii="Symbol" w:hAnsi="Symbol" w:cs="Symbol" w:hint="default"/>
+        <w:rFonts w:ascii="Symbol" w:hAnsi="Symbol" w:cs="Symbol" w:hint="default" w:eastAsia="黑体"/>
       </w:rPr>
     </w:lvl>
     <w:lvl w:ilvl="4">
@@ -2794,7 +2989,7 @@
         <w:ind w:left="3600" w:hanging="360"/>
       </w:pPr>
       <w:rPr>
-        <w:rFonts w:ascii="Courier New" w:hAnsi="Courier New" w:cs="Courier New" w:hint="default"/>
+        <w:rFonts w:ascii="Courier New" w:hAnsi="Courier New" w:cs="Courier New" w:hint="default" w:eastAsia="黑体"/>
       </w:rPr>
     </w:lvl>
     <w:lvl w:ilvl="5">
@@ -2805,7 +3000,7 @@
         <w:ind w:left="4320" w:hanging="360"/>
       </w:pPr>
       <w:rPr>
-        <w:rFonts w:ascii="Wingdings" w:hAnsi="Wingdings" w:cs="Wingdings" w:hint="default"/>
+        <w:rFonts w:ascii="Wingdings" w:hAnsi="Wingdings" w:cs="Wingdings" w:hint="default" w:eastAsia="黑体"/>
       </w:rPr>
     </w:lvl>
     <w:lvl w:ilvl="6">
@@ -2816,7 +3011,7 @@
         <w:ind w:left="5040" w:hanging="360"/>
       </w:pPr>
       <w:rPr>
-        <w:rFonts w:ascii="Symbol" w:hAnsi="Symbol" w:cs="Symbol" w:hint="default"/>
+        <w:rFonts w:ascii="Symbol" w:hAnsi="Symbol" w:cs="Symbol" w:hint="default" w:eastAsia="黑体"/>
       </w:rPr>
     </w:lvl>
     <w:lvl w:ilvl="7">
@@ -2827,7 +3022,7 @@
         <w:ind w:left="5760" w:hanging="360"/>
       </w:pPr>
       <w:rPr>
-        <w:rFonts w:ascii="Courier New" w:hAnsi="Courier New" w:cs="Courier New" w:hint="default"/>
+        <w:rFonts w:ascii="Courier New" w:hAnsi="Courier New" w:cs="Courier New" w:hint="default" w:eastAsia="黑体"/>
       </w:rPr>
     </w:lvl>
     <w:lvl w:ilvl="8">
@@ -2838,7 +3033,7 @@
         <w:ind w:left="6480" w:hanging="360"/>
       </w:pPr>
       <w:rPr>
-        <w:rFonts w:ascii="Wingdings" w:hAnsi="Wingdings" w:cs="Wingdings" w:hint="default"/>
+        <w:rFonts w:ascii="Wingdings" w:hAnsi="Wingdings" w:cs="Wingdings" w:hint="default" w:eastAsia="黑体"/>
       </w:rPr>
     </w:lvl>
   </w:abstractNum>
@@ -2894,11 +3089,11 @@
 </file>
 
 <file path=word/styles.xml><?xml version="1.0" encoding="utf-8"?>
-<w:styles xmlns:mc="http://schemas.openxmlformats.org/markup-compatibility/2006" xmlns:r="http://schemas.openxmlformats.org/officeDocument/2006/relationships" xmlns:w="http://schemas.openxmlformats.org/wordprocessingml/2006/main" xmlns:w14="http://schemas.microsoft.com/office/word/2010/wordml" mc:Ignorable="w14">
+<w:styles xmlns:mc="http://schemas.openxmlformats.org/markup-compatibility/2006" xmlns:w="http://schemas.openxmlformats.org/wordprocessingml/2006/main" xmlns:r="http://schemas.openxmlformats.org/officeDocument/2006/relationships" xmlns:w14="http://schemas.microsoft.com/office/word/2010/wordml" mc:Ignorable="w14">
   <w:docDefaults>
     <w:rPrDefault>
       <w:rPr>
-        <w:rFonts w:asciiTheme="minorHAnsi" w:cstheme="minorBidi" w:eastAsiaTheme="minorEastAsia" w:hAnsiTheme="minorHAnsi"/>
+        <w:rFonts w:asciiTheme="minorHAnsi" w:cstheme="minorBidi" w:hAnsiTheme="minorHAnsi" w:eastAsia="黑体"/>
         <w:sz w:val="22"/>
         <w:szCs w:val="22"/>
         <w:lang w:bidi="ar-SA" w:eastAsia="en-US" w:val="en-US"/>
@@ -3120,7 +3315,7 @@
       <w:outlineLvl w:val="0"/>
     </w:pPr>
     <w:rPr>
-      <w:rFonts w:ascii="Times New Roman" w:asciiTheme="majorHAnsi" w:cstheme="majorBidi" w:eastAsia="黑体" w:eastAsiaTheme="majorEastAsia" w:hAnsi="Times New Roman" w:hAnsiTheme="majorHAnsi"/>
+      <w:rFonts w:ascii="Times New Roman" w:asciiTheme="majorHAnsi" w:cstheme="majorBidi" w:eastAsia="黑体" w:hAnsi="Times New Roman" w:hAnsiTheme="majorHAnsi"/>
       <w:b/>
       <w:bCs/>
       <w:color w:val="1F3864"/>
@@ -3144,7 +3339,7 @@
       <w:outlineLvl w:val="1"/>
     </w:pPr>
     <w:rPr>
-      <w:rFonts w:ascii="Times New Roman" w:asciiTheme="majorHAnsi" w:cstheme="majorBidi" w:eastAsia="黑体" w:eastAsiaTheme="majorEastAsia" w:hAnsi="Times New Roman" w:hAnsiTheme="majorHAnsi"/>
+      <w:rFonts w:ascii="Times New Roman" w:asciiTheme="majorHAnsi" w:cstheme="majorBidi" w:eastAsia="黑体" w:hAnsi="Times New Roman" w:hAnsiTheme="majorHAnsi"/>
       <w:b/>
       <w:bCs/>
       <w:color w:val="2E4E7E"/>
@@ -3168,7 +3363,7 @@
       <w:outlineLvl w:val="2"/>
     </w:pPr>
     <w:rPr>
-      <w:rFonts w:ascii="Times New Roman" w:asciiTheme="majorHAnsi" w:cstheme="majorBidi" w:eastAsia="黑体" w:eastAsiaTheme="majorEastAsia" w:hAnsi="Times New Roman" w:hAnsiTheme="majorHAnsi"/>
+      <w:rFonts w:ascii="Times New Roman" w:asciiTheme="majorHAnsi" w:cstheme="majorBidi" w:eastAsia="黑体" w:hAnsi="Times New Roman" w:hAnsiTheme="majorHAnsi"/>
       <w:b/>
       <w:bCs/>
       <w:color w:val="2E4E7E"/>
@@ -3192,7 +3387,7 @@
       <w:outlineLvl w:val="3"/>
     </w:pPr>
     <w:rPr>
-      <w:rFonts w:ascii="Times New Roman" w:asciiTheme="majorHAnsi" w:cstheme="majorBidi" w:eastAsia="黑体" w:eastAsiaTheme="majorEastAsia" w:hAnsi="Times New Roman" w:hAnsiTheme="majorHAnsi"/>
+      <w:rFonts w:ascii="Times New Roman" w:asciiTheme="majorHAnsi" w:cstheme="majorBidi" w:eastAsia="黑体" w:hAnsi="Times New Roman" w:hAnsiTheme="majorHAnsi"/>
       <w:b/>
       <w:bCs/>
       <w:i/>
@@ -3218,7 +3413,7 @@
       <w:outlineLvl w:val="4"/>
     </w:pPr>
     <w:rPr>
-      <w:rFonts w:ascii="Times New Roman" w:asciiTheme="majorHAnsi" w:cstheme="majorBidi" w:eastAsia="黑体" w:eastAsiaTheme="majorEastAsia" w:hAnsi="Times New Roman" w:hAnsiTheme="majorHAnsi"/>
+      <w:rFonts w:ascii="Times New Roman" w:asciiTheme="majorHAnsi" w:cstheme="majorBidi" w:eastAsia="黑体" w:hAnsi="Times New Roman" w:hAnsiTheme="majorHAnsi"/>
       <w:b/>
       <w:color w:val="333333"/>
       <w:sz w:val="22"/>
@@ -3241,7 +3436,7 @@
       <w:outlineLvl w:val="5"/>
     </w:pPr>
     <w:rPr>
-      <w:rFonts w:asciiTheme="majorHAnsi" w:cstheme="majorBidi" w:eastAsiaTheme="majorEastAsia" w:hAnsiTheme="majorHAnsi"/>
+      <w:rFonts w:asciiTheme="majorHAnsi" w:cstheme="majorBidi" w:hAnsiTheme="majorHAnsi" w:eastAsia="黑体"/>
       <w:i/>
       <w:iCs/>
       <w:color w:themeColor="accent1" w:themeShade="7F" w:val="243F60"/>
@@ -3264,7 +3459,7 @@
       <w:outlineLvl w:val="6"/>
     </w:pPr>
     <w:rPr>
-      <w:rFonts w:asciiTheme="majorHAnsi" w:cstheme="majorBidi" w:eastAsiaTheme="majorEastAsia" w:hAnsiTheme="majorHAnsi"/>
+      <w:rFonts w:asciiTheme="majorHAnsi" w:cstheme="majorBidi" w:hAnsiTheme="majorHAnsi" w:eastAsia="黑体"/>
       <w:i/>
       <w:iCs/>
       <w:color w:themeColor="text1" w:themeTint="BF" w:val="404040"/>
@@ -3287,7 +3482,7 @@
       <w:outlineLvl w:val="7"/>
     </w:pPr>
     <w:rPr>
-      <w:rFonts w:asciiTheme="majorHAnsi" w:cstheme="majorBidi" w:eastAsiaTheme="majorEastAsia" w:hAnsiTheme="majorHAnsi"/>
+      <w:rFonts w:asciiTheme="majorHAnsi" w:cstheme="majorBidi" w:hAnsiTheme="majorHAnsi" w:eastAsia="黑体"/>
       <w:color w:themeColor="accent1" w:val="4F81BD"/>
       <w:sz w:val="20"/>
       <w:szCs w:val="20"/>
@@ -3310,7 +3505,7 @@
       <w:outlineLvl w:val="8"/>
     </w:pPr>
     <w:rPr>
-      <w:rFonts w:asciiTheme="majorHAnsi" w:cstheme="majorBidi" w:eastAsiaTheme="majorEastAsia" w:hAnsiTheme="majorHAnsi"/>
+      <w:rFonts w:asciiTheme="majorHAnsi" w:cstheme="majorBidi" w:hAnsiTheme="majorHAnsi" w:eastAsia="黑体"/>
       <w:i/>
       <w:iCs/>
       <w:color w:themeColor="text1" w:themeTint="BF" w:val="404040"/>
@@ -3361,7 +3556,7 @@
     <w:uiPriority w:val="9"/>
     <w:rsid w:val="00FC693F"/>
     <w:rPr>
-      <w:rFonts w:asciiTheme="majorHAnsi" w:cstheme="majorBidi" w:eastAsiaTheme="majorEastAsia" w:hAnsiTheme="majorHAnsi"/>
+      <w:rFonts w:asciiTheme="majorHAnsi" w:cstheme="majorBidi" w:hAnsiTheme="majorHAnsi" w:eastAsia="黑体"/>
       <w:b/>
       <w:bCs/>
       <w:color w:themeColor="accent1" w:themeShade="BF" w:val="365F91"/>
@@ -3376,7 +3571,7 @@
     <w:uiPriority w:val="9"/>
     <w:rsid w:val="00FC693F"/>
     <w:rPr>
-      <w:rFonts w:asciiTheme="majorHAnsi" w:cstheme="majorBidi" w:eastAsiaTheme="majorEastAsia" w:hAnsiTheme="majorHAnsi"/>
+      <w:rFonts w:asciiTheme="majorHAnsi" w:cstheme="majorBidi" w:hAnsiTheme="majorHAnsi" w:eastAsia="黑体"/>
       <w:b/>
       <w:bCs/>
       <w:color w:themeColor="accent1" w:val="4F81BD"/>
@@ -3391,7 +3586,7 @@
     <w:uiPriority w:val="9"/>
     <w:rsid w:val="00FC693F"/>
     <w:rPr>
-      <w:rFonts w:asciiTheme="majorHAnsi" w:cstheme="majorBidi" w:eastAsiaTheme="majorEastAsia" w:hAnsiTheme="majorHAnsi"/>
+      <w:rFonts w:asciiTheme="majorHAnsi" w:cstheme="majorBidi" w:hAnsiTheme="majorHAnsi" w:eastAsia="黑体"/>
       <w:b/>
       <w:bCs/>
       <w:color w:themeColor="accent1" w:val="4F81BD"/>
@@ -3414,7 +3609,7 @@
       <w:contextualSpacing/>
     </w:pPr>
     <w:rPr>
-      <w:rFonts w:ascii="Times New Roman" w:asciiTheme="majorHAnsi" w:cstheme="majorBidi" w:eastAsia="黑体" w:eastAsiaTheme="majorEastAsia" w:hAnsi="Times New Roman" w:hAnsiTheme="majorHAnsi"/>
+      <w:rFonts w:ascii="Times New Roman" w:asciiTheme="majorHAnsi" w:cstheme="majorBidi" w:eastAsia="黑体" w:hAnsi="Times New Roman" w:hAnsiTheme="majorHAnsi"/>
       <w:b/>
       <w:color w:val="1F3864"/>
       <w:spacing w:val="5"/>
@@ -3430,7 +3625,7 @@
     <w:uiPriority w:val="10"/>
     <w:rsid w:val="00FC693F"/>
     <w:rPr>
-      <w:rFonts w:asciiTheme="majorHAnsi" w:cstheme="majorBidi" w:eastAsiaTheme="majorEastAsia" w:hAnsiTheme="majorHAnsi"/>
+      <w:rFonts w:asciiTheme="majorHAnsi" w:cstheme="majorBidi" w:hAnsiTheme="majorHAnsi" w:eastAsia="黑体"/>
       <w:color w:themeColor="text2" w:themeShade="BF" w:val="17365D"/>
       <w:spacing w:val="5"/>
       <w:kern w:val="28"/>
@@ -3452,7 +3647,7 @@
       </w:numPr>
     </w:pPr>
     <w:rPr>
-      <w:rFonts w:asciiTheme="majorHAnsi" w:cstheme="majorBidi" w:eastAsiaTheme="majorEastAsia" w:hAnsiTheme="majorHAnsi"/>
+      <w:rFonts w:asciiTheme="majorHAnsi" w:cstheme="majorBidi" w:hAnsiTheme="majorHAnsi" w:eastAsia="黑体"/>
       <w:i/>
       <w:iCs/>
       <w:color w:themeColor="accent1" w:val="4F81BD"/>
@@ -3468,7 +3663,7 @@
     <w:uiPriority w:val="11"/>
     <w:rsid w:val="00FC693F"/>
     <w:rPr>
-      <w:rFonts w:asciiTheme="majorHAnsi" w:cstheme="majorBidi" w:eastAsiaTheme="majorEastAsia" w:hAnsiTheme="majorHAnsi"/>
+      <w:rFonts w:asciiTheme="majorHAnsi" w:cstheme="majorBidi" w:hAnsiTheme="majorHAnsi" w:eastAsia="黑体"/>
       <w:i/>
       <w:iCs/>
       <w:color w:themeColor="accent1" w:val="4F81BD"/>
@@ -3535,6 +3730,7 @@
       <w:spacing w:after="120"/>
     </w:pPr>
     <w:rPr>
+      <w:rFonts w:eastAsia="黑体"/>
       <w:sz w:val="16"/>
       <w:szCs w:val="16"/>
     </w:rPr>
@@ -3546,6 +3742,7 @@
     <w:uiPriority w:val="99"/>
     <w:rsid w:val="00AA1D8D"/>
     <w:rPr>
+      <w:rFonts w:eastAsia="黑体"/>
       <w:sz w:val="16"/>
       <w:szCs w:val="16"/>
     </w:rPr>
@@ -3715,7 +3912,7 @@
       </w:tabs>
     </w:pPr>
     <w:rPr>
-      <w:rFonts w:ascii="Courier" w:hAnsi="Courier"/>
+      <w:rFonts w:ascii="Courier" w:hAnsi="Courier" w:eastAsia="黑体"/>
       <w:sz w:val="20"/>
       <w:szCs w:val="20"/>
     </w:rPr>
@@ -3727,7 +3924,7 @@
     <w:uiPriority w:val="99"/>
     <w:rsid w:val="0029639D"/>
     <w:rPr>
-      <w:rFonts w:ascii="Courier" w:hAnsi="Courier"/>
+      <w:rFonts w:ascii="Courier" w:hAnsi="Courier" w:eastAsia="黑体"/>
       <w:sz w:val="20"/>
       <w:szCs w:val="20"/>
     </w:rPr>
@@ -3763,6 +3960,7 @@
     <w:uiPriority w:val="29"/>
     <w:rsid w:val="00FC693F"/>
     <w:rPr>
+      <w:rFonts w:eastAsia="黑体"/>
       <w:i/>
       <w:iCs/>
       <w:color w:themeColor="text1" w:val="000000"/>
@@ -3776,7 +3974,7 @@
     <w:semiHidden/>
     <w:rsid w:val="00FC693F"/>
     <w:rPr>
-      <w:rFonts w:asciiTheme="majorHAnsi" w:cstheme="majorBidi" w:eastAsiaTheme="majorEastAsia" w:hAnsiTheme="majorHAnsi"/>
+      <w:rFonts w:asciiTheme="majorHAnsi" w:cstheme="majorBidi" w:hAnsiTheme="majorHAnsi" w:eastAsia="黑体"/>
       <w:b/>
       <w:bCs/>
       <w:i/>
@@ -3792,7 +3990,7 @@
     <w:semiHidden/>
     <w:rsid w:val="00FC693F"/>
     <w:rPr>
-      <w:rFonts w:asciiTheme="majorHAnsi" w:cstheme="majorBidi" w:eastAsiaTheme="majorEastAsia" w:hAnsiTheme="majorHAnsi"/>
+      <w:rFonts w:asciiTheme="majorHAnsi" w:cstheme="majorBidi" w:hAnsiTheme="majorHAnsi" w:eastAsia="黑体"/>
       <w:color w:themeColor="accent1" w:themeShade="7F" w:val="243F60"/>
     </w:rPr>
   </w:style>
@@ -3804,7 +4002,7 @@
     <w:semiHidden/>
     <w:rsid w:val="00FC693F"/>
     <w:rPr>
-      <w:rFonts w:asciiTheme="majorHAnsi" w:cstheme="majorBidi" w:eastAsiaTheme="majorEastAsia" w:hAnsiTheme="majorHAnsi"/>
+      <w:rFonts w:asciiTheme="majorHAnsi" w:cstheme="majorBidi" w:hAnsiTheme="majorHAnsi" w:eastAsia="黑体"/>
       <w:i/>
       <w:iCs/>
       <w:color w:themeColor="accent1" w:themeShade="7F" w:val="243F60"/>
@@ -3818,7 +4016,7 @@
     <w:semiHidden/>
     <w:rsid w:val="00FC693F"/>
     <w:rPr>
-      <w:rFonts w:asciiTheme="majorHAnsi" w:cstheme="majorBidi" w:eastAsiaTheme="majorEastAsia" w:hAnsiTheme="majorHAnsi"/>
+      <w:rFonts w:asciiTheme="majorHAnsi" w:cstheme="majorBidi" w:hAnsiTheme="majorHAnsi" w:eastAsia="黑体"/>
       <w:i/>
       <w:iCs/>
       <w:color w:themeColor="text1" w:themeTint="BF" w:val="404040"/>
@@ -3832,7 +4030,7 @@
     <w:semiHidden/>
     <w:rsid w:val="00FC693F"/>
     <w:rPr>
-      <w:rFonts w:asciiTheme="majorHAnsi" w:cstheme="majorBidi" w:eastAsiaTheme="majorEastAsia" w:hAnsiTheme="majorHAnsi"/>
+      <w:rFonts w:asciiTheme="majorHAnsi" w:cstheme="majorBidi" w:hAnsiTheme="majorHAnsi" w:eastAsia="黑体"/>
       <w:color w:themeColor="accent1" w:val="4F81BD"/>
       <w:sz w:val="20"/>
       <w:szCs w:val="20"/>
@@ -3846,7 +4044,7 @@
     <w:semiHidden/>
     <w:rsid w:val="00FC693F"/>
     <w:rPr>
-      <w:rFonts w:asciiTheme="majorHAnsi" w:cstheme="majorBidi" w:eastAsiaTheme="majorEastAsia" w:hAnsiTheme="majorHAnsi"/>
+      <w:rFonts w:asciiTheme="majorHAnsi" w:cstheme="majorBidi" w:hAnsiTheme="majorHAnsi" w:eastAsia="黑体"/>
       <w:i/>
       <w:iCs/>
       <w:color w:themeColor="text1" w:themeTint="BF" w:val="404040"/>
@@ -3867,6 +4065,7 @@
       <w:spacing w:line="240" w:lineRule="auto"/>
     </w:pPr>
     <w:rPr>
+      <w:rFonts w:eastAsia="黑体"/>
       <w:b/>
       <w:bCs/>
       <w:color w:themeColor="accent1" w:val="4F81BD"/>
@@ -3881,6 +4080,7 @@
     <w:qFormat/>
     <w:rsid w:val="00FC693F"/>
     <w:rPr>
+      <w:rFonts w:eastAsia="黑体"/>
       <w:b/>
       <w:bCs/>
     </w:rPr>
@@ -3892,6 +4092,7 @@
     <w:qFormat/>
     <w:rsid w:val="00FC693F"/>
     <w:rPr>
+      <w:rFonts w:eastAsia="黑体"/>
       <w:i/>
       <w:iCs/>
     </w:rPr>
@@ -3912,6 +4113,7 @@
       <w:ind w:left="936" w:right="936"/>
     </w:pPr>
     <w:rPr>
+      <w:rFonts w:eastAsia="黑体"/>
       <w:b/>
       <w:bCs/>
       <w:i/>
@@ -3926,6 +4128,7 @@
     <w:uiPriority w:val="30"/>
     <w:rsid w:val="00FC693F"/>
     <w:rPr>
+      <w:rFonts w:eastAsia="黑体"/>
       <w:b/>
       <w:bCs/>
       <w:i/>
@@ -3940,6 +4143,7 @@
     <w:qFormat/>
     <w:rsid w:val="00FC693F"/>
     <w:rPr>
+      <w:rFonts w:eastAsia="黑体"/>
       <w:i/>
       <w:iCs/>
       <w:color w:themeColor="text1" w:themeTint="7F" w:val="808080"/>
@@ -3952,6 +4156,7 @@
     <w:qFormat/>
     <w:rsid w:val="00FC693F"/>
     <w:rPr>
+      <w:rFonts w:eastAsia="黑体"/>
       <w:b/>
       <w:bCs/>
       <w:i/>
@@ -3966,6 +4171,7 @@
     <w:qFormat/>
     <w:rsid w:val="00FC693F"/>
     <w:rPr>
+      <w:rFonts w:eastAsia="黑体"/>
       <w:smallCaps/>
       <w:color w:themeColor="accent2" w:val="C0504D"/>
       <w:u w:val="single"/>
@@ -3978,6 +4184,7 @@
     <w:qFormat/>
     <w:rsid w:val="00FC693F"/>
     <w:rPr>
+      <w:rFonts w:eastAsia="黑体"/>
       <w:b/>
       <w:bCs/>
       <w:smallCaps/>
@@ -3993,6 +4200,7 @@
     <w:qFormat/>
     <w:rsid w:val="00FC693F"/>
     <w:rPr>
+      <w:rFonts w:eastAsia="黑体"/>
       <w:b/>
       <w:bCs/>
       <w:smallCaps/>
@@ -4047,6 +4255,7 @@
       <w:spacing w:after="0" w:line="240" w:lineRule="auto"/>
     </w:pPr>
     <w:rPr>
+      <w:rFonts w:eastAsia="黑体"/>
       <w:color w:themeColor="text1" w:themeShade="BF" w:val="000000"/>
     </w:rPr>
     <w:tblPr>
@@ -4069,6 +4278,7 @@
         <w:spacing w:after="0" w:before="0" w:line="240" w:lineRule="auto"/>
       </w:pPr>
       <w:rPr>
+        <w:rFonts w:eastAsia="黑体"/>
         <w:b/>
         <w:bCs/>
       </w:rPr>
@@ -4089,6 +4299,7 @@
         <w:spacing w:after="0" w:before="0" w:line="240" w:lineRule="auto"/>
       </w:pPr>
       <w:rPr>
+        <w:rFonts w:eastAsia="黑体"/>
         <w:b/>
         <w:bCs/>
       </w:rPr>
@@ -4106,12 +4317,14 @@
     </w:tblStylePr>
     <w:tblStylePr w:type="firstCol">
       <w:rPr>
+        <w:rFonts w:eastAsia="黑体"/>
         <w:b/>
         <w:bCs/>
       </w:rPr>
     </w:tblStylePr>
     <w:tblStylePr w:type="lastCol">
       <w:rPr>
+        <w:rFonts w:eastAsia="黑体"/>
         <w:b/>
         <w:bCs/>
       </w:rPr>
@@ -4150,6 +4363,7 @@
       <w:spacing w:after="0" w:line="240" w:lineRule="auto"/>
     </w:pPr>
     <w:rPr>
+      <w:rFonts w:eastAsia="黑体"/>
       <w:color w:themeColor="accent1" w:themeShade="BF" w:val="365F91"/>
     </w:rPr>
     <w:tblPr>
@@ -4172,6 +4386,7 @@
         <w:spacing w:after="0" w:before="0" w:line="240" w:lineRule="auto"/>
       </w:pPr>
       <w:rPr>
+        <w:rFonts w:eastAsia="黑体"/>
         <w:b/>
         <w:bCs/>
       </w:rPr>
@@ -4192,6 +4407,7 @@
         <w:spacing w:after="0" w:before="0" w:line="240" w:lineRule="auto"/>
       </w:pPr>
       <w:rPr>
+        <w:rFonts w:eastAsia="黑体"/>
         <w:b/>
         <w:bCs/>
       </w:rPr>
@@ -4209,12 +4425,14 @@
     </w:tblStylePr>
     <w:tblStylePr w:type="firstCol">
       <w:rPr>
+        <w:rFonts w:eastAsia="黑体"/>
         <w:b/>
         <w:bCs/>
       </w:rPr>
     </w:tblStylePr>
     <w:tblStylePr w:type="lastCol">
       <w:rPr>
+        <w:rFonts w:eastAsia="黑体"/>
         <w:b/>
         <w:bCs/>
       </w:rPr>
@@ -4253,6 +4471,7 @@
       <w:spacing w:after="0" w:line="240" w:lineRule="auto"/>
     </w:pPr>
     <w:rPr>
+      <w:rFonts w:eastAsia="黑体"/>
       <w:color w:themeColor="accent2" w:themeShade="BF" w:val="943634"/>
     </w:rPr>
     <w:tblPr>
@@ -4275,6 +4494,7 @@
         <w:spacing w:after="0" w:before="0" w:line="240" w:lineRule="auto"/>
       </w:pPr>
       <w:rPr>
+        <w:rFonts w:eastAsia="黑体"/>
         <w:b/>
         <w:bCs/>
       </w:rPr>
@@ -4295,6 +4515,7 @@
         <w:spacing w:after="0" w:before="0" w:line="240" w:lineRule="auto"/>
       </w:pPr>
       <w:rPr>
+        <w:rFonts w:eastAsia="黑体"/>
         <w:b/>
         <w:bCs/>
       </w:rPr>
@@ -4312,12 +4533,14 @@
     </w:tblStylePr>
     <w:tblStylePr w:type="firstCol">
       <w:rPr>
+        <w:rFonts w:eastAsia="黑体"/>
         <w:b/>
         <w:bCs/>
       </w:rPr>
     </w:tblStylePr>
     <w:tblStylePr w:type="lastCol">
       <w:rPr>
+        <w:rFonts w:eastAsia="黑体"/>
         <w:b/>
         <w:bCs/>
       </w:rPr>
@@ -4356,6 +4579,7 @@
       <w:spacing w:after="0" w:line="240" w:lineRule="auto"/>
     </w:pPr>
     <w:rPr>
+      <w:rFonts w:eastAsia="黑体"/>
       <w:color w:themeColor="accent3" w:themeShade="BF" w:val="76923C"/>
     </w:rPr>
     <w:tblPr>
@@ -4378,6 +4602,7 @@
         <w:spacing w:after="0" w:before="0" w:line="240" w:lineRule="auto"/>
       </w:pPr>
       <w:rPr>
+        <w:rFonts w:eastAsia="黑体"/>
         <w:b/>
         <w:bCs/>
       </w:rPr>
@@ -4398,6 +4623,7 @@
         <w:spacing w:after="0" w:before="0" w:line="240" w:lineRule="auto"/>
       </w:pPr>
       <w:rPr>
+        <w:rFonts w:eastAsia="黑体"/>
         <w:b/>
         <w:bCs/>
       </w:rPr>
@@ -4415,12 +4641,14 @@
     </w:tblStylePr>
     <w:tblStylePr w:type="firstCol">
       <w:rPr>
+        <w:rFonts w:eastAsia="黑体"/>
         <w:b/>
         <w:bCs/>
       </w:rPr>
     </w:tblStylePr>
     <w:tblStylePr w:type="lastCol">
       <w:rPr>
+        <w:rFonts w:eastAsia="黑体"/>
         <w:b/>
         <w:bCs/>
       </w:rPr>
@@ -4459,6 +4687,7 @@
       <w:spacing w:after="0" w:line="240" w:lineRule="auto"/>
     </w:pPr>
     <w:rPr>
+      <w:rFonts w:eastAsia="黑体"/>
       <w:color w:themeColor="accent4" w:themeShade="BF" w:val="5F497A"/>
     </w:rPr>
     <w:tblPr>
@@ -4481,6 +4710,7 @@
         <w:spacing w:after="0" w:before="0" w:line="240" w:lineRule="auto"/>
       </w:pPr>
       <w:rPr>
+        <w:rFonts w:eastAsia="黑体"/>
         <w:b/>
         <w:bCs/>
       </w:rPr>
@@ -4501,6 +4731,7 @@
         <w:spacing w:after="0" w:before="0" w:line="240" w:lineRule="auto"/>
       </w:pPr>
       <w:rPr>
+        <w:rFonts w:eastAsia="黑体"/>
         <w:b/>
         <w:bCs/>
       </w:rPr>
@@ -4518,12 +4749,14 @@
     </w:tblStylePr>
     <w:tblStylePr w:type="firstCol">
       <w:rPr>
+        <w:rFonts w:eastAsia="黑体"/>
         <w:b/>
         <w:bCs/>
       </w:rPr>
     </w:tblStylePr>
     <w:tblStylePr w:type="lastCol">
       <w:rPr>
+        <w:rFonts w:eastAsia="黑体"/>
         <w:b/>
         <w:bCs/>
       </w:rPr>
@@ -4562,6 +4795,7 @@
       <w:spacing w:after="0" w:line="240" w:lineRule="auto"/>
     </w:pPr>
     <w:rPr>
+      <w:rFonts w:eastAsia="黑体"/>
       <w:color w:themeColor="accent5" w:themeShade="BF" w:val="31849B"/>
     </w:rPr>
     <w:tblPr>
@@ -4584,6 +4818,7 @@
         <w:spacing w:after="0" w:before="0" w:line="240" w:lineRule="auto"/>
       </w:pPr>
       <w:rPr>
+        <w:rFonts w:eastAsia="黑体"/>
         <w:b/>
         <w:bCs/>
       </w:rPr>
@@ -4604,6 +4839,7 @@
         <w:spacing w:after="0" w:before="0" w:line="240" w:lineRule="auto"/>
       </w:pPr>
       <w:rPr>
+        <w:rFonts w:eastAsia="黑体"/>
         <w:b/>
         <w:bCs/>
       </w:rPr>
@@ -4621,12 +4857,14 @@
     </w:tblStylePr>
     <w:tblStylePr w:type="firstCol">
       <w:rPr>
+        <w:rFonts w:eastAsia="黑体"/>
         <w:b/>
         <w:bCs/>
       </w:rPr>
     </w:tblStylePr>
     <w:tblStylePr w:type="lastCol">
       <w:rPr>
+        <w:rFonts w:eastAsia="黑体"/>
         <w:b/>
         <w:bCs/>
       </w:rPr>
@@ -4665,6 +4903,7 @@
       <w:spacing w:after="0" w:line="240" w:lineRule="auto"/>
     </w:pPr>
     <w:rPr>
+      <w:rFonts w:eastAsia="黑体"/>
       <w:color w:themeColor="accent6" w:themeShade="BF" w:val="E36C0A"/>
     </w:rPr>
     <w:tblPr>
@@ -4687,6 +4926,7 @@
         <w:spacing w:after="0" w:before="0" w:line="240" w:lineRule="auto"/>
       </w:pPr>
       <w:rPr>
+        <w:rFonts w:eastAsia="黑体"/>
         <w:b/>
         <w:bCs/>
       </w:rPr>
@@ -4707,6 +4947,7 @@
         <w:spacing w:after="0" w:before="0" w:line="240" w:lineRule="auto"/>
       </w:pPr>
       <w:rPr>
+        <w:rFonts w:eastAsia="黑体"/>
         <w:b/>
         <w:bCs/>
       </w:rPr>
@@ -4724,12 +4965,14 @@
     </w:tblStylePr>
     <w:tblStylePr w:type="firstCol">
       <w:rPr>
+        <w:rFonts w:eastAsia="黑体"/>
         <w:b/>
         <w:bCs/>
       </w:rPr>
     </w:tblStylePr>
     <w:tblStylePr w:type="lastCol">
       <w:rPr>
+        <w:rFonts w:eastAsia="黑体"/>
         <w:b/>
         <w:bCs/>
       </w:rPr>
@@ -4789,6 +5032,7 @@
         <w:spacing w:after="0" w:before="0" w:line="240" w:lineRule="auto"/>
       </w:pPr>
       <w:rPr>
+        <w:rFonts w:eastAsia="黑体"/>
         <w:b/>
         <w:bCs/>
         <w:color w:themeColor="background1" w:val="FFFFFF"/>
@@ -4803,6 +5047,7 @@
         <w:spacing w:after="0" w:before="0" w:line="240" w:lineRule="auto"/>
       </w:pPr>
       <w:rPr>
+        <w:rFonts w:eastAsia="黑体"/>
         <w:b/>
         <w:bCs/>
       </w:rPr>
@@ -4818,12 +5063,14 @@
     </w:tblStylePr>
     <w:tblStylePr w:type="firstCol">
       <w:rPr>
+        <w:rFonts w:eastAsia="黑体"/>
         <w:b/>
         <w:bCs/>
       </w:rPr>
     </w:tblStylePr>
     <w:tblStylePr w:type="lastCol">
       <w:rPr>
+        <w:rFonts w:eastAsia="黑体"/>
         <w:b/>
         <w:bCs/>
       </w:rPr>
@@ -4881,6 +5128,7 @@
         <w:spacing w:after="0" w:before="0" w:line="240" w:lineRule="auto"/>
       </w:pPr>
       <w:rPr>
+        <w:rFonts w:eastAsia="黑体"/>
         <w:b/>
         <w:bCs/>
         <w:color w:themeColor="background1" w:val="FFFFFF"/>
@@ -4895,6 +5143,7 @@
         <w:spacing w:after="0" w:before="0" w:line="240" w:lineRule="auto"/>
       </w:pPr>
       <w:rPr>
+        <w:rFonts w:eastAsia="黑体"/>
         <w:b/>
         <w:bCs/>
       </w:rPr>
@@ -4910,12 +5159,14 @@
     </w:tblStylePr>
     <w:tblStylePr w:type="firstCol">
       <w:rPr>
+        <w:rFonts w:eastAsia="黑体"/>
         <w:b/>
         <w:bCs/>
       </w:rPr>
     </w:tblStylePr>
     <w:tblStylePr w:type="lastCol">
       <w:rPr>
+        <w:rFonts w:eastAsia="黑体"/>
         <w:b/>
         <w:bCs/>
       </w:rPr>
@@ -4973,6 +5224,7 @@
         <w:spacing w:after="0" w:before="0" w:line="240" w:lineRule="auto"/>
       </w:pPr>
       <w:rPr>
+        <w:rFonts w:eastAsia="黑体"/>
         <w:b/>
         <w:bCs/>
         <w:color w:themeColor="background1" w:val="FFFFFF"/>
@@ -4987,6 +5239,7 @@
         <w:spacing w:after="0" w:before="0" w:line="240" w:lineRule="auto"/>
       </w:pPr>
       <w:rPr>
+        <w:rFonts w:eastAsia="黑体"/>
         <w:b/>
         <w:bCs/>
       </w:rPr>
@@ -5002,12 +5255,14 @@
     </w:tblStylePr>
     <w:tblStylePr w:type="firstCol">
       <w:rPr>
+        <w:rFonts w:eastAsia="黑体"/>
         <w:b/>
         <w:bCs/>
       </w:rPr>
     </w:tblStylePr>
     <w:tblStylePr w:type="lastCol">
       <w:rPr>
+        <w:rFonts w:eastAsia="黑体"/>
         <w:b/>
         <w:bCs/>
       </w:rPr>
@@ -5065,6 +5320,7 @@
         <w:spacing w:after="0" w:before="0" w:line="240" w:lineRule="auto"/>
       </w:pPr>
       <w:rPr>
+        <w:rFonts w:eastAsia="黑体"/>
         <w:b/>
         <w:bCs/>
         <w:color w:themeColor="background1" w:val="FFFFFF"/>
@@ -5079,6 +5335,7 @@
         <w:spacing w:after="0" w:before="0" w:line="240" w:lineRule="auto"/>
       </w:pPr>
       <w:rPr>
+        <w:rFonts w:eastAsia="黑体"/>
         <w:b/>
         <w:bCs/>
       </w:rPr>
@@ -5094,12 +5351,14 @@
     </w:tblStylePr>
     <w:tblStylePr w:type="firstCol">
       <w:rPr>
+        <w:rFonts w:eastAsia="黑体"/>
         <w:b/>
         <w:bCs/>
       </w:rPr>
     </w:tblStylePr>
     <w:tblStylePr w:type="lastCol">
       <w:rPr>
+        <w:rFonts w:eastAsia="黑体"/>
         <w:b/>
         <w:bCs/>
       </w:rPr>
@@ -5157,6 +5416,7 @@
         <w:spacing w:after="0" w:before="0" w:line="240" w:lineRule="auto"/>
       </w:pPr>
       <w:rPr>
+        <w:rFonts w:eastAsia="黑体"/>
         <w:b/>
         <w:bCs/>
         <w:color w:themeColor="background1" w:val="FFFFFF"/>
@@ -5171,6 +5431,7 @@
         <w:spacing w:after="0" w:before="0" w:line="240" w:lineRule="auto"/>
       </w:pPr>
       <w:rPr>
+        <w:rFonts w:eastAsia="黑体"/>
         <w:b/>
         <w:bCs/>
       </w:rPr>
@@ -5186,12 +5447,14 @@
     </w:tblStylePr>
     <w:tblStylePr w:type="firstCol">
       <w:rPr>
+        <w:rFonts w:eastAsia="黑体"/>
         <w:b/>
         <w:bCs/>
       </w:rPr>
     </w:tblStylePr>
     <w:tblStylePr w:type="lastCol">
       <w:rPr>
+        <w:rFonts w:eastAsia="黑体"/>
         <w:b/>
         <w:bCs/>
       </w:rPr>
@@ -5249,6 +5512,7 @@
         <w:spacing w:after="0" w:before="0" w:line="240" w:lineRule="auto"/>
       </w:pPr>
       <w:rPr>
+        <w:rFonts w:eastAsia="黑体"/>
         <w:b/>
         <w:bCs/>
         <w:color w:themeColor="background1" w:val="FFFFFF"/>
@@ -5263,6 +5527,7 @@
         <w:spacing w:after="0" w:before="0" w:line="240" w:lineRule="auto"/>
       </w:pPr>
       <w:rPr>
+        <w:rFonts w:eastAsia="黑体"/>
         <w:b/>
         <w:bCs/>
       </w:rPr>
@@ -5278,12 +5543,14 @@
     </w:tblStylePr>
     <w:tblStylePr w:type="firstCol">
       <w:rPr>
+        <w:rFonts w:eastAsia="黑体"/>
         <w:b/>
         <w:bCs/>
       </w:rPr>
     </w:tblStylePr>
     <w:tblStylePr w:type="lastCol">
       <w:rPr>
+        <w:rFonts w:eastAsia="黑体"/>
         <w:b/>
         <w:bCs/>
       </w:rPr>
@@ -5341,6 +5608,7 @@
         <w:spacing w:after="0" w:before="0" w:line="240" w:lineRule="auto"/>
       </w:pPr>
       <w:rPr>
+        <w:rFonts w:eastAsia="黑体"/>
         <w:b/>
         <w:bCs/>
         <w:color w:themeColor="background1" w:val="FFFFFF"/>
@@ -5355,6 +5623,7 @@
         <w:spacing w:after="0" w:before="0" w:line="240" w:lineRule="auto"/>
       </w:pPr>
       <w:rPr>
+        <w:rFonts w:eastAsia="黑体"/>
         <w:b/>
         <w:bCs/>
       </w:rPr>
@@ -5370,12 +5639,14 @@
     </w:tblStylePr>
     <w:tblStylePr w:type="firstCol">
       <w:rPr>
+        <w:rFonts w:eastAsia="黑体"/>
         <w:b/>
         <w:bCs/>
       </w:rPr>
     </w:tblStylePr>
     <w:tblStylePr w:type="lastCol">
       <w:rPr>
+        <w:rFonts w:eastAsia="黑体"/>
         <w:b/>
         <w:bCs/>
       </w:rPr>
@@ -5435,7 +5706,7 @@
         <w:spacing w:after="0" w:before="0" w:line="240" w:lineRule="auto"/>
       </w:pPr>
       <w:rPr>
-        <w:rFonts w:asciiTheme="majorHAnsi" w:cstheme="majorBidi" w:eastAsiaTheme="majorEastAsia" w:hAnsiTheme="majorHAnsi"/>
+        <w:rFonts w:asciiTheme="majorHAnsi" w:cstheme="majorBidi" w:hAnsiTheme="majorHAnsi" w:eastAsia="黑体"/>
         <w:b/>
         <w:bCs/>
       </w:rPr>
@@ -5456,7 +5727,7 @@
         <w:spacing w:after="0" w:before="0" w:line="240" w:lineRule="auto"/>
       </w:pPr>
       <w:rPr>
-        <w:rFonts w:asciiTheme="majorHAnsi" w:cstheme="majorBidi" w:eastAsiaTheme="majorEastAsia" w:hAnsiTheme="majorHAnsi"/>
+        <w:rFonts w:asciiTheme="majorHAnsi" w:cstheme="majorBidi" w:hAnsiTheme="majorHAnsi" w:eastAsia="黑体"/>
         <w:b/>
         <w:bCs/>
       </w:rPr>
@@ -5474,14 +5745,14 @@
     </w:tblStylePr>
     <w:tblStylePr w:type="firstCol">
       <w:rPr>
-        <w:rFonts w:asciiTheme="majorHAnsi" w:cstheme="majorBidi" w:eastAsiaTheme="majorEastAsia" w:hAnsiTheme="majorHAnsi"/>
+        <w:rFonts w:asciiTheme="majorHAnsi" w:cstheme="majorBidi" w:hAnsiTheme="majorHAnsi" w:eastAsia="黑体"/>
         <w:b/>
         <w:bCs/>
       </w:rPr>
     </w:tblStylePr>
     <w:tblStylePr w:type="lastCol">
       <w:rPr>
-        <w:rFonts w:asciiTheme="majorHAnsi" w:cstheme="majorBidi" w:eastAsiaTheme="majorEastAsia" w:hAnsiTheme="majorHAnsi"/>
+        <w:rFonts w:asciiTheme="majorHAnsi" w:cstheme="majorBidi" w:hAnsiTheme="majorHAnsi" w:eastAsia="黑体"/>
         <w:b/>
         <w:bCs/>
       </w:rPr>
@@ -5565,7 +5836,7 @@
         <w:spacing w:after="0" w:before="0" w:line="240" w:lineRule="auto"/>
       </w:pPr>
       <w:rPr>
-        <w:rFonts w:asciiTheme="majorHAnsi" w:cstheme="majorBidi" w:eastAsiaTheme="majorEastAsia" w:hAnsiTheme="majorHAnsi"/>
+        <w:rFonts w:asciiTheme="majorHAnsi" w:cstheme="majorBidi" w:hAnsiTheme="majorHAnsi" w:eastAsia="黑体"/>
         <w:b/>
         <w:bCs/>
       </w:rPr>
@@ -5586,7 +5857,7 @@
         <w:spacing w:after="0" w:before="0" w:line="240" w:lineRule="auto"/>
       </w:pPr>
       <w:rPr>
-        <w:rFonts w:asciiTheme="majorHAnsi" w:cstheme="majorBidi" w:eastAsiaTheme="majorEastAsia" w:hAnsiTheme="majorHAnsi"/>
+        <w:rFonts w:asciiTheme="majorHAnsi" w:cstheme="majorBidi" w:hAnsiTheme="majorHAnsi" w:eastAsia="黑体"/>
         <w:b/>
         <w:bCs/>
       </w:rPr>
@@ -5604,14 +5875,14 @@
     </w:tblStylePr>
     <w:tblStylePr w:type="firstCol">
       <w:rPr>
-        <w:rFonts w:asciiTheme="majorHAnsi" w:cstheme="majorBidi" w:eastAsiaTheme="majorEastAsia" w:hAnsiTheme="majorHAnsi"/>
+        <w:rFonts w:asciiTheme="majorHAnsi" w:cstheme="majorBidi" w:hAnsiTheme="majorHAnsi" w:eastAsia="黑体"/>
         <w:b/>
         <w:bCs/>
       </w:rPr>
     </w:tblStylePr>
     <w:tblStylePr w:type="lastCol">
       <w:rPr>
-        <w:rFonts w:asciiTheme="majorHAnsi" w:cstheme="majorBidi" w:eastAsiaTheme="majorEastAsia" w:hAnsiTheme="majorHAnsi"/>
+        <w:rFonts w:asciiTheme="majorHAnsi" w:cstheme="majorBidi" w:hAnsiTheme="majorHAnsi" w:eastAsia="黑体"/>
         <w:b/>
         <w:bCs/>
       </w:rPr>
@@ -5695,7 +5966,7 @@
         <w:spacing w:after="0" w:before="0" w:line="240" w:lineRule="auto"/>
       </w:pPr>
       <w:rPr>
-        <w:rFonts w:asciiTheme="majorHAnsi" w:cstheme="majorBidi" w:eastAsiaTheme="majorEastAsia" w:hAnsiTheme="majorHAnsi"/>
+        <w:rFonts w:asciiTheme="majorHAnsi" w:cstheme="majorBidi" w:hAnsiTheme="majorHAnsi" w:eastAsia="黑体"/>
         <w:b/>
         <w:bCs/>
       </w:rPr>
@@ -5716,7 +5987,7 @@
         <w:spacing w:after="0" w:before="0" w:line="240" w:lineRule="auto"/>
       </w:pPr>
       <w:rPr>
-        <w:rFonts w:asciiTheme="majorHAnsi" w:cstheme="majorBidi" w:eastAsiaTheme="majorEastAsia" w:hAnsiTheme="majorHAnsi"/>
+        <w:rFonts w:asciiTheme="majorHAnsi" w:cstheme="majorBidi" w:hAnsiTheme="majorHAnsi" w:eastAsia="黑体"/>
         <w:b/>
         <w:bCs/>
       </w:rPr>
@@ -5734,14 +6005,14 @@
     </w:tblStylePr>
     <w:tblStylePr w:type="firstCol">
       <w:rPr>
-        <w:rFonts w:asciiTheme="majorHAnsi" w:cstheme="majorBidi" w:eastAsiaTheme="majorEastAsia" w:hAnsiTheme="majorHAnsi"/>
+        <w:rFonts w:asciiTheme="majorHAnsi" w:cstheme="majorBidi" w:hAnsiTheme="majorHAnsi" w:eastAsia="黑体"/>
         <w:b/>
         <w:bCs/>
       </w:rPr>
     </w:tblStylePr>
     <w:tblStylePr w:type="lastCol">
       <w:rPr>
-        <w:rFonts w:asciiTheme="majorHAnsi" w:cstheme="majorBidi" w:eastAsiaTheme="majorEastAsia" w:hAnsiTheme="majorHAnsi"/>
+        <w:rFonts w:asciiTheme="majorHAnsi" w:cstheme="majorBidi" w:hAnsiTheme="majorHAnsi" w:eastAsia="黑体"/>
         <w:b/>
         <w:bCs/>
       </w:rPr>
@@ -5825,7 +6096,7 @@
         <w:spacing w:after="0" w:before="0" w:line="240" w:lineRule="auto"/>
       </w:pPr>
       <w:rPr>
-        <w:rFonts w:asciiTheme="majorHAnsi" w:cstheme="majorBidi" w:eastAsiaTheme="majorEastAsia" w:hAnsiTheme="majorHAnsi"/>
+        <w:rFonts w:asciiTheme="majorHAnsi" w:cstheme="majorBidi" w:hAnsiTheme="majorHAnsi" w:eastAsia="黑体"/>
         <w:b/>
         <w:bCs/>
       </w:rPr>
@@ -5846,7 +6117,7 @@
         <w:spacing w:after="0" w:before="0" w:line="240" w:lineRule="auto"/>
       </w:pPr>
       <w:rPr>
-        <w:rFonts w:asciiTheme="majorHAnsi" w:cstheme="majorBidi" w:eastAsiaTheme="majorEastAsia" w:hAnsiTheme="majorHAnsi"/>
+        <w:rFonts w:asciiTheme="majorHAnsi" w:cstheme="majorBidi" w:hAnsiTheme="majorHAnsi" w:eastAsia="黑体"/>
         <w:b/>
         <w:bCs/>
       </w:rPr>
@@ -5864,14 +6135,14 @@
     </w:tblStylePr>
     <w:tblStylePr w:type="firstCol">
       <w:rPr>
-        <w:rFonts w:asciiTheme="majorHAnsi" w:cstheme="majorBidi" w:eastAsiaTheme="majorEastAsia" w:hAnsiTheme="majorHAnsi"/>
+        <w:rFonts w:asciiTheme="majorHAnsi" w:cstheme="majorBidi" w:hAnsiTheme="majorHAnsi" w:eastAsia="黑体"/>
         <w:b/>
         <w:bCs/>
       </w:rPr>
     </w:tblStylePr>
     <w:tblStylePr w:type="lastCol">
       <w:rPr>
-        <w:rFonts w:asciiTheme="majorHAnsi" w:cstheme="majorBidi" w:eastAsiaTheme="majorEastAsia" w:hAnsiTheme="majorHAnsi"/>
+        <w:rFonts w:asciiTheme="majorHAnsi" w:cstheme="majorBidi" w:hAnsiTheme="majorHAnsi" w:eastAsia="黑体"/>
         <w:b/>
         <w:bCs/>
       </w:rPr>
@@ -5955,7 +6226,7 @@
         <w:spacing w:after="0" w:before="0" w:line="240" w:lineRule="auto"/>
       </w:pPr>
       <w:rPr>
-        <w:rFonts w:asciiTheme="majorHAnsi" w:cstheme="majorBidi" w:eastAsiaTheme="majorEastAsia" w:hAnsiTheme="majorHAnsi"/>
+        <w:rFonts w:asciiTheme="majorHAnsi" w:cstheme="majorBidi" w:hAnsiTheme="majorHAnsi" w:eastAsia="黑体"/>
         <w:b/>
         <w:bCs/>
       </w:rPr>
@@ -5976,7 +6247,7 @@
         <w:spacing w:after="0" w:before="0" w:line="240" w:lineRule="auto"/>
       </w:pPr>
       <w:rPr>
-        <w:rFonts w:asciiTheme="majorHAnsi" w:cstheme="majorBidi" w:eastAsiaTheme="majorEastAsia" w:hAnsiTheme="majorHAnsi"/>
+        <w:rFonts w:asciiTheme="majorHAnsi" w:cstheme="majorBidi" w:hAnsiTheme="majorHAnsi" w:eastAsia="黑体"/>
         <w:b/>
         <w:bCs/>
       </w:rPr>
@@ -5994,14 +6265,14 @@
     </w:tblStylePr>
     <w:tblStylePr w:type="firstCol">
       <w:rPr>
-        <w:rFonts w:asciiTheme="majorHAnsi" w:cstheme="majorBidi" w:eastAsiaTheme="majorEastAsia" w:hAnsiTheme="majorHAnsi"/>
+        <w:rFonts w:asciiTheme="majorHAnsi" w:cstheme="majorBidi" w:hAnsiTheme="majorHAnsi" w:eastAsia="黑体"/>
         <w:b/>
         <w:bCs/>
       </w:rPr>
     </w:tblStylePr>
     <w:tblStylePr w:type="lastCol">
       <w:rPr>
-        <w:rFonts w:asciiTheme="majorHAnsi" w:cstheme="majorBidi" w:eastAsiaTheme="majorEastAsia" w:hAnsiTheme="majorHAnsi"/>
+        <w:rFonts w:asciiTheme="majorHAnsi" w:cstheme="majorBidi" w:hAnsiTheme="majorHAnsi" w:eastAsia="黑体"/>
         <w:b/>
         <w:bCs/>
       </w:rPr>
@@ -6085,7 +6356,7 @@
         <w:spacing w:after="0" w:before="0" w:line="240" w:lineRule="auto"/>
       </w:pPr>
       <w:rPr>
-        <w:rFonts w:asciiTheme="majorHAnsi" w:cstheme="majorBidi" w:eastAsiaTheme="majorEastAsia" w:hAnsiTheme="majorHAnsi"/>
+        <w:rFonts w:asciiTheme="majorHAnsi" w:cstheme="majorBidi" w:hAnsiTheme="majorHAnsi" w:eastAsia="黑体"/>
         <w:b/>
         <w:bCs/>
       </w:rPr>
@@ -6106,7 +6377,7 @@
         <w:spacing w:after="0" w:before="0" w:line="240" w:lineRule="auto"/>
       </w:pPr>
       <w:rPr>
-        <w:rFonts w:asciiTheme="majorHAnsi" w:cstheme="majorBidi" w:eastAsiaTheme="majorEastAsia" w:hAnsiTheme="majorHAnsi"/>
+        <w:rFonts w:asciiTheme="majorHAnsi" w:cstheme="majorBidi" w:hAnsiTheme="majorHAnsi" w:eastAsia="黑体"/>
         <w:b/>
         <w:bCs/>
       </w:rPr>
@@ -6124,14 +6395,14 @@
     </w:tblStylePr>
     <w:tblStylePr w:type="firstCol">
       <w:rPr>
-        <w:rFonts w:asciiTheme="majorHAnsi" w:cstheme="majorBidi" w:eastAsiaTheme="majorEastAsia" w:hAnsiTheme="majorHAnsi"/>
+        <w:rFonts w:asciiTheme="majorHAnsi" w:cstheme="majorBidi" w:hAnsiTheme="majorHAnsi" w:eastAsia="黑体"/>
         <w:b/>
         <w:bCs/>
       </w:rPr>
     </w:tblStylePr>
     <w:tblStylePr w:type="lastCol">
       <w:rPr>
-        <w:rFonts w:asciiTheme="majorHAnsi" w:cstheme="majorBidi" w:eastAsiaTheme="majorEastAsia" w:hAnsiTheme="majorHAnsi"/>
+        <w:rFonts w:asciiTheme="majorHAnsi" w:cstheme="majorBidi" w:hAnsiTheme="majorHAnsi" w:eastAsia="黑体"/>
         <w:b/>
         <w:bCs/>
       </w:rPr>
@@ -6215,7 +6486,7 @@
         <w:spacing w:after="0" w:before="0" w:line="240" w:lineRule="auto"/>
       </w:pPr>
       <w:rPr>
-        <w:rFonts w:asciiTheme="majorHAnsi" w:cstheme="majorBidi" w:eastAsiaTheme="majorEastAsia" w:hAnsiTheme="majorHAnsi"/>
+        <w:rFonts w:asciiTheme="majorHAnsi" w:cstheme="majorBidi" w:hAnsiTheme="majorHAnsi" w:eastAsia="黑体"/>
         <w:b/>
         <w:bCs/>
       </w:rPr>
@@ -6236,7 +6507,7 @@
         <w:spacing w:after="0" w:before="0" w:line="240" w:lineRule="auto"/>
       </w:pPr>
       <w:rPr>
-        <w:rFonts w:asciiTheme="majorHAnsi" w:cstheme="majorBidi" w:eastAsiaTheme="majorEastAsia" w:hAnsiTheme="majorHAnsi"/>
+        <w:rFonts w:asciiTheme="majorHAnsi" w:cstheme="majorBidi" w:hAnsiTheme="majorHAnsi" w:eastAsia="黑体"/>
         <w:b/>
         <w:bCs/>
       </w:rPr>
@@ -6254,14 +6525,14 @@
     </w:tblStylePr>
     <w:tblStylePr w:type="firstCol">
       <w:rPr>
-        <w:rFonts w:asciiTheme="majorHAnsi" w:cstheme="majorBidi" w:eastAsiaTheme="majorEastAsia" w:hAnsiTheme="majorHAnsi"/>
+        <w:rFonts w:asciiTheme="majorHAnsi" w:cstheme="majorBidi" w:hAnsiTheme="majorHAnsi" w:eastAsia="黑体"/>
         <w:b/>
         <w:bCs/>
       </w:rPr>
     </w:tblStylePr>
     <w:tblStylePr w:type="lastCol">
       <w:rPr>
-        <w:rFonts w:asciiTheme="majorHAnsi" w:cstheme="majorBidi" w:eastAsiaTheme="majorEastAsia" w:hAnsiTheme="majorHAnsi"/>
+        <w:rFonts w:asciiTheme="majorHAnsi" w:cstheme="majorBidi" w:hAnsiTheme="majorHAnsi" w:eastAsia="黑体"/>
         <w:b/>
         <w:bCs/>
       </w:rPr>
@@ -6344,6 +6615,7 @@
         <w:spacing w:after="0" w:before="0" w:line="240" w:lineRule="auto"/>
       </w:pPr>
       <w:rPr>
+        <w:rFonts w:eastAsia="黑体"/>
         <w:b/>
         <w:bCs/>
         <w:color w:themeColor="background1" w:val="FFFFFF"/>
@@ -6366,6 +6638,7 @@
         <w:spacing w:after="0" w:before="0" w:line="240" w:lineRule="auto"/>
       </w:pPr>
       <w:rPr>
+        <w:rFonts w:eastAsia="黑体"/>
         <w:b/>
         <w:bCs/>
       </w:rPr>
@@ -6383,12 +6656,14 @@
     </w:tblStylePr>
     <w:tblStylePr w:type="firstCol">
       <w:rPr>
+        <w:rFonts w:eastAsia="黑体"/>
         <w:b/>
         <w:bCs/>
       </w:rPr>
     </w:tblStylePr>
     <w:tblStylePr w:type="lastCol">
       <w:rPr>
+        <w:rFonts w:eastAsia="黑体"/>
         <w:b/>
         <w:bCs/>
       </w:rPr>
@@ -6450,6 +6725,7 @@
         <w:spacing w:after="0" w:before="0" w:line="240" w:lineRule="auto"/>
       </w:pPr>
       <w:rPr>
+        <w:rFonts w:eastAsia="黑体"/>
         <w:b/>
         <w:bCs/>
         <w:color w:themeColor="background1" w:val="FFFFFF"/>
@@ -6472,6 +6748,7 @@
         <w:spacing w:after="0" w:before="0" w:line="240" w:lineRule="auto"/>
       </w:pPr>
       <w:rPr>
+        <w:rFonts w:eastAsia="黑体"/>
         <w:b/>
         <w:bCs/>
       </w:rPr>
@@ -6489,12 +6766,14 @@
     </w:tblStylePr>
     <w:tblStylePr w:type="firstCol">
       <w:rPr>
+        <w:rFonts w:eastAsia="黑体"/>
         <w:b/>
         <w:bCs/>
       </w:rPr>
     </w:tblStylePr>
     <w:tblStylePr w:type="lastCol">
       <w:rPr>
+        <w:rFonts w:eastAsia="黑体"/>
         <w:b/>
         <w:bCs/>
       </w:rPr>
@@ -6556,6 +6835,7 @@
         <w:spacing w:after="0" w:before="0" w:line="240" w:lineRule="auto"/>
       </w:pPr>
       <w:rPr>
+        <w:rFonts w:eastAsia="黑体"/>
         <w:b/>
         <w:bCs/>
         <w:color w:themeColor="background1" w:val="FFFFFF"/>
@@ -6578,6 +6858,7 @@
         <w:spacing w:after="0" w:before="0" w:line="240" w:lineRule="auto"/>
       </w:pPr>
       <w:rPr>
+        <w:rFonts w:eastAsia="黑体"/>
         <w:b/>
         <w:bCs/>
       </w:rPr>
@@ -6595,12 +6876,14 @@
     </w:tblStylePr>
     <w:tblStylePr w:type="firstCol">
       <w:rPr>
+        <w:rFonts w:eastAsia="黑体"/>
         <w:b/>
         <w:bCs/>
       </w:rPr>
     </w:tblStylePr>
     <w:tblStylePr w:type="lastCol">
       <w:rPr>
+        <w:rFonts w:eastAsia="黑体"/>
         <w:b/>
         <w:bCs/>
       </w:rPr>
@@ -6662,6 +6945,7 @@
         <w:spacing w:after="0" w:before="0" w:line="240" w:lineRule="auto"/>
       </w:pPr>
       <w:rPr>
+        <w:rFonts w:eastAsia="黑体"/>
         <w:b/>
         <w:bCs/>
         <w:color w:themeColor="background1" w:val="FFFFFF"/>
@@ -6684,6 +6968,7 @@
         <w:spacing w:after="0" w:before="0" w:line="240" w:lineRule="auto"/>
       </w:pPr>
       <w:rPr>
+        <w:rFonts w:eastAsia="黑体"/>
         <w:b/>
         <w:bCs/>
       </w:rPr>
@@ -6701,12 +6986,14 @@
     </w:tblStylePr>
     <w:tblStylePr w:type="firstCol">
       <w:rPr>
+        <w:rFonts w:eastAsia="黑体"/>
         <w:b/>
         <w:bCs/>
       </w:rPr>
     </w:tblStylePr>
     <w:tblStylePr w:type="lastCol">
       <w:rPr>
+        <w:rFonts w:eastAsia="黑体"/>
         <w:b/>
         <w:bCs/>
       </w:rPr>
@@ -6768,6 +7055,7 @@
         <w:spacing w:after="0" w:before="0" w:line="240" w:lineRule="auto"/>
       </w:pPr>
       <w:rPr>
+        <w:rFonts w:eastAsia="黑体"/>
         <w:b/>
         <w:bCs/>
         <w:color w:themeColor="background1" w:val="FFFFFF"/>
@@ -6790,6 +7078,7 @@
         <w:spacing w:after="0" w:before="0" w:line="240" w:lineRule="auto"/>
       </w:pPr>
       <w:rPr>
+        <w:rFonts w:eastAsia="黑体"/>
         <w:b/>
         <w:bCs/>
       </w:rPr>
@@ -6807,12 +7096,14 @@
     </w:tblStylePr>
     <w:tblStylePr w:type="firstCol">
       <w:rPr>
+        <w:rFonts w:eastAsia="黑体"/>
         <w:b/>
         <w:bCs/>
       </w:rPr>
     </w:tblStylePr>
     <w:tblStylePr w:type="lastCol">
       <w:rPr>
+        <w:rFonts w:eastAsia="黑体"/>
         <w:b/>
         <w:bCs/>
       </w:rPr>
@@ -6874,6 +7165,7 @@
         <w:spacing w:after="0" w:before="0" w:line="240" w:lineRule="auto"/>
       </w:pPr>
       <w:rPr>
+        <w:rFonts w:eastAsia="黑体"/>
         <w:b/>
         <w:bCs/>
         <w:color w:themeColor="background1" w:val="FFFFFF"/>
@@ -6896,6 +7188,7 @@
         <w:spacing w:after="0" w:before="0" w:line="240" w:lineRule="auto"/>
       </w:pPr>
       <w:rPr>
+        <w:rFonts w:eastAsia="黑体"/>
         <w:b/>
         <w:bCs/>
       </w:rPr>
@@ -6913,12 +7206,14 @@
     </w:tblStylePr>
     <w:tblStylePr w:type="firstCol">
       <w:rPr>
+        <w:rFonts w:eastAsia="黑体"/>
         <w:b/>
         <w:bCs/>
       </w:rPr>
     </w:tblStylePr>
     <w:tblStylePr w:type="lastCol">
       <w:rPr>
+        <w:rFonts w:eastAsia="黑体"/>
         <w:b/>
         <w:bCs/>
       </w:rPr>
@@ -6980,6 +7275,7 @@
         <w:spacing w:after="0" w:before="0" w:line="240" w:lineRule="auto"/>
       </w:pPr>
       <w:rPr>
+        <w:rFonts w:eastAsia="黑体"/>
         <w:b/>
         <w:bCs/>
         <w:color w:themeColor="background1" w:val="FFFFFF"/>
@@ -7002,6 +7298,7 @@
         <w:spacing w:after="0" w:before="0" w:line="240" w:lineRule="auto"/>
       </w:pPr>
       <w:rPr>
+        <w:rFonts w:eastAsia="黑体"/>
         <w:b/>
         <w:bCs/>
       </w:rPr>
@@ -7019,12 +7316,14 @@
     </w:tblStylePr>
     <w:tblStylePr w:type="firstCol">
       <w:rPr>
+        <w:rFonts w:eastAsia="黑体"/>
         <w:b/>
         <w:bCs/>
       </w:rPr>
     </w:tblStylePr>
     <w:tblStylePr w:type="lastCol">
       <w:rPr>
+        <w:rFonts w:eastAsia="黑体"/>
         <w:b/>
         <w:bCs/>
       </w:rPr>
@@ -7083,6 +7382,7 @@
         <w:spacing w:after="0" w:before="0" w:line="240" w:lineRule="auto"/>
       </w:pPr>
       <w:rPr>
+        <w:rFonts w:eastAsia="黑体"/>
         <w:b/>
         <w:bCs/>
         <w:color w:themeColor="background1" w:val="FFFFFF"/>
@@ -7105,6 +7405,7 @@
         <w:spacing w:after="0" w:before="0" w:line="240" w:lineRule="auto"/>
       </w:pPr>
       <w:rPr>
+        <w:rFonts w:eastAsia="黑体"/>
         <w:color w:val="auto"/>
       </w:rPr>
       <w:tblPr/>
@@ -7122,6 +7423,7 @@
     </w:tblStylePr>
     <w:tblStylePr w:type="firstCol">
       <w:rPr>
+        <w:rFonts w:eastAsia="黑体"/>
         <w:b/>
         <w:bCs/>
         <w:color w:themeColor="background1" w:val="FFFFFF"/>
@@ -7141,6 +7443,7 @@
     </w:tblStylePr>
     <w:tblStylePr w:type="lastCol">
       <w:rPr>
+        <w:rFonts w:eastAsia="黑体"/>
         <w:b/>
         <w:bCs/>
         <w:color w:themeColor="background1" w:val="FFFFFF"/>
@@ -7189,6 +7492,7 @@
     </w:tblStylePr>
     <w:tblStylePr w:type="nwCell">
       <w:rPr>
+        <w:rFonts w:eastAsia="黑体"/>
         <w:color w:themeColor="background1" w:val="FFFFFF"/>
       </w:rPr>
       <w:tblPr/>
@@ -7232,6 +7536,7 @@
         <w:spacing w:after="0" w:before="0" w:line="240" w:lineRule="auto"/>
       </w:pPr>
       <w:rPr>
+        <w:rFonts w:eastAsia="黑体"/>
         <w:b/>
         <w:bCs/>
         <w:color w:themeColor="background1" w:val="FFFFFF"/>
@@ -7254,6 +7559,7 @@
         <w:spacing w:after="0" w:before="0" w:line="240" w:lineRule="auto"/>
       </w:pPr>
       <w:rPr>
+        <w:rFonts w:eastAsia="黑体"/>
         <w:color w:val="auto"/>
       </w:rPr>
       <w:tblPr/>
@@ -7271,6 +7577,7 @@
     </w:tblStylePr>
     <w:tblStylePr w:type="firstCol">
       <w:rPr>
+        <w:rFonts w:eastAsia="黑体"/>
         <w:b/>
         <w:bCs/>
         <w:color w:themeColor="background1" w:val="FFFFFF"/>
@@ -7290,6 +7597,7 @@
     </w:tblStylePr>
     <w:tblStylePr w:type="lastCol">
       <w:rPr>
+        <w:rFonts w:eastAsia="黑体"/>
         <w:b/>
         <w:bCs/>
         <w:color w:themeColor="background1" w:val="FFFFFF"/>
@@ -7338,6 +7646,7 @@
     </w:tblStylePr>
     <w:tblStylePr w:type="nwCell">
       <w:rPr>
+        <w:rFonts w:eastAsia="黑体"/>
         <w:color w:themeColor="background1" w:val="FFFFFF"/>
       </w:rPr>
       <w:tblPr/>
@@ -7381,6 +7690,7 @@
         <w:spacing w:after="0" w:before="0" w:line="240" w:lineRule="auto"/>
       </w:pPr>
       <w:rPr>
+        <w:rFonts w:eastAsia="黑体"/>
         <w:b/>
         <w:bCs/>
         <w:color w:themeColor="background1" w:val="FFFFFF"/>
@@ -7403,6 +7713,7 @@
         <w:spacing w:after="0" w:before="0" w:line="240" w:lineRule="auto"/>
       </w:pPr>
       <w:rPr>
+        <w:rFonts w:eastAsia="黑体"/>
         <w:color w:val="auto"/>
       </w:rPr>
       <w:tblPr/>
@@ -7420,6 +7731,7 @@
     </w:tblStylePr>
     <w:tblStylePr w:type="firstCol">
       <w:rPr>
+        <w:rFonts w:eastAsia="黑体"/>
         <w:b/>
         <w:bCs/>
         <w:color w:themeColor="background1" w:val="FFFFFF"/>
@@ -7439,6 +7751,7 @@
     </w:tblStylePr>
     <w:tblStylePr w:type="lastCol">
       <w:rPr>
+        <w:rFonts w:eastAsia="黑体"/>
         <w:b/>
         <w:bCs/>
         <w:color w:themeColor="background1" w:val="FFFFFF"/>
@@ -7487,6 +7800,7 @@
     </w:tblStylePr>
     <w:tblStylePr w:type="nwCell">
       <w:rPr>
+        <w:rFonts w:eastAsia="黑体"/>
         <w:color w:themeColor="background1" w:val="FFFFFF"/>
       </w:rPr>
       <w:tblPr/>
@@ -7530,6 +7844,7 @@
         <w:spacing w:after="0" w:before="0" w:line="240" w:lineRule="auto"/>
       </w:pPr>
       <w:rPr>
+        <w:rFonts w:eastAsia="黑体"/>
         <w:b/>
         <w:bCs/>
         <w:color w:themeColor="background1" w:val="FFFFFF"/>
@@ -7552,6 +7867,7 @@
         <w:spacing w:after="0" w:before="0" w:line="240" w:lineRule="auto"/>
       </w:pPr>
       <w:rPr>
+        <w:rFonts w:eastAsia="黑体"/>
         <w:color w:val="auto"/>
       </w:rPr>
       <w:tblPr/>
@@ -7569,6 +7885,7 @@
     </w:tblStylePr>
     <w:tblStylePr w:type="firstCol">
       <w:rPr>
+        <w:rFonts w:eastAsia="黑体"/>
         <w:b/>
         <w:bCs/>
         <w:color w:themeColor="background1" w:val="FFFFFF"/>
@@ -7588,6 +7905,7 @@
     </w:tblStylePr>
     <w:tblStylePr w:type="lastCol">
       <w:rPr>
+        <w:rFonts w:eastAsia="黑体"/>
         <w:b/>
         <w:bCs/>
         <w:color w:themeColor="background1" w:val="FFFFFF"/>
@@ -7636,6 +7954,7 @@
     </w:tblStylePr>
     <w:tblStylePr w:type="nwCell">
       <w:rPr>
+        <w:rFonts w:eastAsia="黑体"/>
         <w:color w:themeColor="background1" w:val="FFFFFF"/>
       </w:rPr>
       <w:tblPr/>
@@ -7679,6 +7998,7 @@
         <w:spacing w:after="0" w:before="0" w:line="240" w:lineRule="auto"/>
       </w:pPr>
       <w:rPr>
+        <w:rFonts w:eastAsia="黑体"/>
         <w:b/>
         <w:bCs/>
         <w:color w:themeColor="background1" w:val="FFFFFF"/>
@@ -7701,6 +8021,7 @@
         <w:spacing w:after="0" w:before="0" w:line="240" w:lineRule="auto"/>
       </w:pPr>
       <w:rPr>
+        <w:rFonts w:eastAsia="黑体"/>
         <w:color w:val="auto"/>
       </w:rPr>
       <w:tblPr/>
@@ -7718,6 +8039,7 @@
     </w:tblStylePr>
     <w:tblStylePr w:type="firstCol">
       <w:rPr>
+        <w:rFonts w:eastAsia="黑体"/>
         <w:b/>
         <w:bCs/>
         <w:color w:themeColor="background1" w:val="FFFFFF"/>
@@ -7737,6 +8059,7 @@
     </w:tblStylePr>
     <w:tblStylePr w:type="lastCol">
       <w:rPr>
+        <w:rFonts w:eastAsia="黑体"/>
         <w:b/>
         <w:bCs/>
         <w:color w:themeColor="background1" w:val="FFFFFF"/>
@@ -7785,6 +8108,7 @@
     </w:tblStylePr>
     <w:tblStylePr w:type="nwCell">
       <w:rPr>
+        <w:rFonts w:eastAsia="黑体"/>
         <w:color w:themeColor="background1" w:val="FFFFFF"/>
       </w:rPr>
       <w:tblPr/>
@@ -7828,6 +8152,7 @@
         <w:spacing w:after="0" w:before="0" w:line="240" w:lineRule="auto"/>
       </w:pPr>
       <w:rPr>
+        <w:rFonts w:eastAsia="黑体"/>
         <w:b/>
         <w:bCs/>
         <w:color w:themeColor="background1" w:val="FFFFFF"/>
@@ -7850,6 +8175,7 @@
         <w:spacing w:after="0" w:before="0" w:line="240" w:lineRule="auto"/>
       </w:pPr>
       <w:rPr>
+        <w:rFonts w:eastAsia="黑体"/>
         <w:color w:val="auto"/>
       </w:rPr>
       <w:tblPr/>
@@ -7867,6 +8193,7 @@
     </w:tblStylePr>
     <w:tblStylePr w:type="firstCol">
       <w:rPr>
+        <w:rFonts w:eastAsia="黑体"/>
         <w:b/>
         <w:bCs/>
         <w:color w:themeColor="background1" w:val="FFFFFF"/>
@@ -7886,6 +8213,7 @@
     </w:tblStylePr>
     <w:tblStylePr w:type="lastCol">
       <w:rPr>
+        <w:rFonts w:eastAsia="黑体"/>
         <w:b/>
         <w:bCs/>
         <w:color w:themeColor="background1" w:val="FFFFFF"/>
@@ -7934,6 +8262,7 @@
     </w:tblStylePr>
     <w:tblStylePr w:type="nwCell">
       <w:rPr>
+        <w:rFonts w:eastAsia="黑体"/>
         <w:color w:themeColor="background1" w:val="FFFFFF"/>
       </w:rPr>
       <w:tblPr/>
@@ -7977,6 +8306,7 @@
         <w:spacing w:after="0" w:before="0" w:line="240" w:lineRule="auto"/>
       </w:pPr>
       <w:rPr>
+        <w:rFonts w:eastAsia="黑体"/>
         <w:b/>
         <w:bCs/>
         <w:color w:themeColor="background1" w:val="FFFFFF"/>
@@ -7999,6 +8329,7 @@
         <w:spacing w:after="0" w:before="0" w:line="240" w:lineRule="auto"/>
       </w:pPr>
       <w:rPr>
+        <w:rFonts w:eastAsia="黑体"/>
         <w:color w:val="auto"/>
       </w:rPr>
       <w:tblPr/>
@@ -8016,6 +8347,7 @@
     </w:tblStylePr>
     <w:tblStylePr w:type="firstCol">
       <w:rPr>
+        <w:rFonts w:eastAsia="黑体"/>
         <w:b/>
         <w:bCs/>
         <w:color w:themeColor="background1" w:val="FFFFFF"/>
@@ -8035,6 +8367,7 @@
     </w:tblStylePr>
     <w:tblStylePr w:type="lastCol">
       <w:rPr>
+        <w:rFonts w:eastAsia="黑体"/>
         <w:b/>
         <w:bCs/>
         <w:color w:themeColor="background1" w:val="FFFFFF"/>
@@ -8083,6 +8416,7 @@
     </w:tblStylePr>
     <w:tblStylePr w:type="nwCell">
       <w:rPr>
+        <w:rFonts w:eastAsia="黑体"/>
         <w:color w:themeColor="background1" w:val="FFFFFF"/>
       </w:rPr>
       <w:tblPr/>
@@ -8107,6 +8441,7 @@
       <w:spacing w:after="0" w:line="240" w:lineRule="auto"/>
     </w:pPr>
     <w:rPr>
+      <w:rFonts w:eastAsia="黑体"/>
       <w:color w:themeColor="text1" w:val="000000"/>
     </w:rPr>
     <w:tblPr>
@@ -8126,7 +8461,7 @@
     </w:tblPr>
     <w:tblStylePr w:type="firstRow">
       <w:rPr>
-        <w:rFonts w:asciiTheme="majorHAnsi" w:cstheme="majorBidi" w:eastAsiaTheme="majorEastAsia" w:hAnsiTheme="majorHAnsi"/>
+        <w:rFonts w:asciiTheme="majorHAnsi" w:cstheme="majorBidi" w:hAnsiTheme="majorHAnsi" w:eastAsia="黑体"/>
       </w:rPr>
       <w:tblPr/>
       <w:tcPr>
@@ -8138,6 +8473,7 @@
     </w:tblStylePr>
     <w:tblStylePr w:type="lastRow">
       <w:rPr>
+        <w:rFonts w:eastAsia="黑体"/>
         <w:b/>
         <w:bCs/>
         <w:color w:themeColor="text2" w:val="1F497D"/>
@@ -8152,12 +8488,14 @@
     </w:tblStylePr>
     <w:tblStylePr w:type="firstCol">
       <w:rPr>
+        <w:rFonts w:eastAsia="黑体"/>
         <w:b/>
         <w:bCs/>
       </w:rPr>
     </w:tblStylePr>
     <w:tblStylePr w:type="lastCol">
       <w:rPr>
+        <w:rFonts w:eastAsia="黑体"/>
         <w:b/>
         <w:bCs/>
       </w:rPr>
@@ -8191,6 +8529,7 @@
       <w:spacing w:after="0" w:line="240" w:lineRule="auto"/>
     </w:pPr>
     <w:rPr>
+      <w:rFonts w:eastAsia="黑体"/>
       <w:color w:themeColor="text1" w:val="000000"/>
     </w:rPr>
     <w:tblPr>
@@ -8210,7 +8549,7 @@
     </w:tblPr>
     <w:tblStylePr w:type="firstRow">
       <w:rPr>
-        <w:rFonts w:asciiTheme="majorHAnsi" w:cstheme="majorBidi" w:eastAsiaTheme="majorEastAsia" w:hAnsiTheme="majorHAnsi"/>
+        <w:rFonts w:asciiTheme="majorHAnsi" w:cstheme="majorBidi" w:hAnsiTheme="majorHAnsi" w:eastAsia="黑体"/>
       </w:rPr>
       <w:tblPr/>
       <w:tcPr>
@@ -8222,6 +8561,7 @@
     </w:tblStylePr>
     <w:tblStylePr w:type="lastRow">
       <w:rPr>
+        <w:rFonts w:eastAsia="黑体"/>
         <w:b/>
         <w:bCs/>
         <w:color w:themeColor="text2" w:val="1F497D"/>
@@ -8236,12 +8576,14 @@
     </w:tblStylePr>
     <w:tblStylePr w:type="firstCol">
       <w:rPr>
+        <w:rFonts w:eastAsia="黑体"/>
         <w:b/>
         <w:bCs/>
       </w:rPr>
     </w:tblStylePr>
     <w:tblStylePr w:type="lastCol">
       <w:rPr>
+        <w:rFonts w:eastAsia="黑体"/>
         <w:b/>
         <w:bCs/>
       </w:rPr>
@@ -8275,6 +8617,7 @@
       <w:spacing w:after="0" w:line="240" w:lineRule="auto"/>
     </w:pPr>
     <w:rPr>
+      <w:rFonts w:eastAsia="黑体"/>
       <w:color w:themeColor="text1" w:val="000000"/>
     </w:rPr>
     <w:tblPr>
@@ -8294,7 +8637,7 @@
     </w:tblPr>
     <w:tblStylePr w:type="firstRow">
       <w:rPr>
-        <w:rFonts w:asciiTheme="majorHAnsi" w:cstheme="majorBidi" w:eastAsiaTheme="majorEastAsia" w:hAnsiTheme="majorHAnsi"/>
+        <w:rFonts w:asciiTheme="majorHAnsi" w:cstheme="majorBidi" w:hAnsiTheme="majorHAnsi" w:eastAsia="黑体"/>
       </w:rPr>
       <w:tblPr/>
       <w:tcPr>
@@ -8306,6 +8649,7 @@
     </w:tblStylePr>
     <w:tblStylePr w:type="lastRow">
       <w:rPr>
+        <w:rFonts w:eastAsia="黑体"/>
         <w:b/>
         <w:bCs/>
         <w:color w:themeColor="text2" w:val="1F497D"/>
@@ -8320,12 +8664,14 @@
     </w:tblStylePr>
     <w:tblStylePr w:type="firstCol">
       <w:rPr>
+        <w:rFonts w:eastAsia="黑体"/>
         <w:b/>
         <w:bCs/>
       </w:rPr>
     </w:tblStylePr>
     <w:tblStylePr w:type="lastCol">
       <w:rPr>
+        <w:rFonts w:eastAsia="黑体"/>
         <w:b/>
         <w:bCs/>
       </w:rPr>
@@ -8359,6 +8705,7 @@
       <w:spacing w:after="0" w:line="240" w:lineRule="auto"/>
     </w:pPr>
     <w:rPr>
+      <w:rFonts w:eastAsia="黑体"/>
       <w:color w:themeColor="text1" w:val="000000"/>
     </w:rPr>
     <w:tblPr>
@@ -8378,7 +8725,7 @@
     </w:tblPr>
     <w:tblStylePr w:type="firstRow">
       <w:rPr>
-        <w:rFonts w:asciiTheme="majorHAnsi" w:cstheme="majorBidi" w:eastAsiaTheme="majorEastAsia" w:hAnsiTheme="majorHAnsi"/>
+        <w:rFonts w:asciiTheme="majorHAnsi" w:cstheme="majorBidi" w:hAnsiTheme="majorHAnsi" w:eastAsia="黑体"/>
       </w:rPr>
       <w:tblPr/>
       <w:tcPr>
@@ -8390,6 +8737,7 @@
     </w:tblStylePr>
     <w:tblStylePr w:type="lastRow">
       <w:rPr>
+        <w:rFonts w:eastAsia="黑体"/>
         <w:b/>
         <w:bCs/>
         <w:color w:themeColor="text2" w:val="1F497D"/>
@@ -8404,12 +8752,14 @@
     </w:tblStylePr>
     <w:tblStylePr w:type="firstCol">
       <w:rPr>
+        <w:rFonts w:eastAsia="黑体"/>
         <w:b/>
         <w:bCs/>
       </w:rPr>
     </w:tblStylePr>
     <w:tblStylePr w:type="lastCol">
       <w:rPr>
+        <w:rFonts w:eastAsia="黑体"/>
         <w:b/>
         <w:bCs/>
       </w:rPr>
@@ -8443,6 +8793,7 @@
       <w:spacing w:after="0" w:line="240" w:lineRule="auto"/>
     </w:pPr>
     <w:rPr>
+      <w:rFonts w:eastAsia="黑体"/>
       <w:color w:themeColor="text1" w:val="000000"/>
     </w:rPr>
     <w:tblPr>
@@ -8462,7 +8813,7 @@
     </w:tblPr>
     <w:tblStylePr w:type="firstRow">
       <w:rPr>
-        <w:rFonts w:asciiTheme="majorHAnsi" w:cstheme="majorBidi" w:eastAsiaTheme="majorEastAsia" w:hAnsiTheme="majorHAnsi"/>
+        <w:rFonts w:asciiTheme="majorHAnsi" w:cstheme="majorBidi" w:hAnsiTheme="majorHAnsi" w:eastAsia="黑体"/>
       </w:rPr>
       <w:tblPr/>
       <w:tcPr>
@@ -8474,6 +8825,7 @@
     </w:tblStylePr>
     <w:tblStylePr w:type="lastRow">
       <w:rPr>
+        <w:rFonts w:eastAsia="黑体"/>
         <w:b/>
         <w:bCs/>
         <w:color w:themeColor="text2" w:val="1F497D"/>
@@ -8488,12 +8840,14 @@
     </w:tblStylePr>
     <w:tblStylePr w:type="firstCol">
       <w:rPr>
+        <w:rFonts w:eastAsia="黑体"/>
         <w:b/>
         <w:bCs/>
       </w:rPr>
     </w:tblStylePr>
     <w:tblStylePr w:type="lastCol">
       <w:rPr>
+        <w:rFonts w:eastAsia="黑体"/>
         <w:b/>
         <w:bCs/>
       </w:rPr>
@@ -8527,6 +8881,7 @@
       <w:spacing w:after="0" w:line="240" w:lineRule="auto"/>
     </w:pPr>
     <w:rPr>
+      <w:rFonts w:eastAsia="黑体"/>
       <w:color w:themeColor="text1" w:val="000000"/>
     </w:rPr>
     <w:tblPr>
@@ -8546,7 +8901,7 @@
     </w:tblPr>
     <w:tblStylePr w:type="firstRow">
       <w:rPr>
-        <w:rFonts w:asciiTheme="majorHAnsi" w:cstheme="majorBidi" w:eastAsiaTheme="majorEastAsia" w:hAnsiTheme="majorHAnsi"/>
+        <w:rFonts w:asciiTheme="majorHAnsi" w:cstheme="majorBidi" w:hAnsiTheme="majorHAnsi" w:eastAsia="黑体"/>
       </w:rPr>
       <w:tblPr/>
       <w:tcPr>
@@ -8558,6 +8913,7 @@
     </w:tblStylePr>
     <w:tblStylePr w:type="lastRow">
       <w:rPr>
+        <w:rFonts w:eastAsia="黑体"/>
         <w:b/>
         <w:bCs/>
         <w:color w:themeColor="text2" w:val="1F497D"/>
@@ -8572,12 +8928,14 @@
     </w:tblStylePr>
     <w:tblStylePr w:type="firstCol">
       <w:rPr>
+        <w:rFonts w:eastAsia="黑体"/>
         <w:b/>
         <w:bCs/>
       </w:rPr>
     </w:tblStylePr>
     <w:tblStylePr w:type="lastCol">
       <w:rPr>
+        <w:rFonts w:eastAsia="黑体"/>
         <w:b/>
         <w:bCs/>
       </w:rPr>
@@ -8611,6 +8969,7 @@
       <w:spacing w:after="0" w:line="240" w:lineRule="auto"/>
     </w:pPr>
     <w:rPr>
+      <w:rFonts w:eastAsia="黑体"/>
       <w:color w:themeColor="text1" w:val="000000"/>
     </w:rPr>
     <w:tblPr>
@@ -8630,7 +8989,7 @@
     </w:tblPr>
     <w:tblStylePr w:type="firstRow">
       <w:rPr>
-        <w:rFonts w:asciiTheme="majorHAnsi" w:cstheme="majorBidi" w:eastAsiaTheme="majorEastAsia" w:hAnsiTheme="majorHAnsi"/>
+        <w:rFonts w:asciiTheme="majorHAnsi" w:cstheme="majorBidi" w:hAnsiTheme="majorHAnsi" w:eastAsia="黑体"/>
       </w:rPr>
       <w:tblPr/>
       <w:tcPr>
@@ -8642,6 +9001,7 @@
     </w:tblStylePr>
     <w:tblStylePr w:type="lastRow">
       <w:rPr>
+        <w:rFonts w:eastAsia="黑体"/>
         <w:b/>
         <w:bCs/>
         <w:color w:themeColor="text2" w:val="1F497D"/>
@@ -8656,12 +9016,14 @@
     </w:tblStylePr>
     <w:tblStylePr w:type="firstCol">
       <w:rPr>
+        <w:rFonts w:eastAsia="黑体"/>
         <w:b/>
         <w:bCs/>
       </w:rPr>
     </w:tblStylePr>
     <w:tblStylePr w:type="lastCol">
       <w:rPr>
+        <w:rFonts w:eastAsia="黑体"/>
         <w:b/>
         <w:bCs/>
       </w:rPr>
@@ -8695,7 +9057,7 @@
       <w:spacing w:after="0" w:line="240" w:lineRule="auto"/>
     </w:pPr>
     <w:rPr>
-      <w:rFonts w:asciiTheme="majorHAnsi" w:cstheme="majorBidi" w:eastAsiaTheme="majorEastAsia" w:hAnsiTheme="majorHAnsi"/>
+      <w:rFonts w:asciiTheme="majorHAnsi" w:cstheme="majorBidi" w:hAnsiTheme="majorHAnsi" w:eastAsia="黑体"/>
       <w:color w:themeColor="text1" w:val="000000"/>
     </w:rPr>
     <w:tblPr>
@@ -8717,6 +9079,7 @@
     </w:tblPr>
     <w:tblStylePr w:type="firstRow">
       <w:rPr>
+        <w:rFonts w:eastAsia="黑体"/>
         <w:sz w:val="24"/>
         <w:szCs w:val="24"/>
       </w:rPr>
@@ -8823,7 +9186,7 @@
       <w:spacing w:after="0" w:line="240" w:lineRule="auto"/>
     </w:pPr>
     <w:rPr>
-      <w:rFonts w:asciiTheme="majorHAnsi" w:cstheme="majorBidi" w:eastAsiaTheme="majorEastAsia" w:hAnsiTheme="majorHAnsi"/>
+      <w:rFonts w:asciiTheme="majorHAnsi" w:cstheme="majorBidi" w:hAnsiTheme="majorHAnsi" w:eastAsia="黑体"/>
       <w:color w:themeColor="text1" w:val="000000"/>
     </w:rPr>
     <w:tblPr>
@@ -8845,6 +9208,7 @@
     </w:tblPr>
     <w:tblStylePr w:type="firstRow">
       <w:rPr>
+        <w:rFonts w:eastAsia="黑体"/>
         <w:sz w:val="24"/>
         <w:szCs w:val="24"/>
       </w:rPr>
@@ -8951,7 +9315,7 @@
       <w:spacing w:after="0" w:line="240" w:lineRule="auto"/>
     </w:pPr>
     <w:rPr>
-      <w:rFonts w:asciiTheme="majorHAnsi" w:cstheme="majorBidi" w:eastAsiaTheme="majorEastAsia" w:hAnsiTheme="majorHAnsi"/>
+      <w:rFonts w:asciiTheme="majorHAnsi" w:cstheme="majorBidi" w:hAnsiTheme="majorHAnsi" w:eastAsia="黑体"/>
       <w:color w:themeColor="text1" w:val="000000"/>
     </w:rPr>
     <w:tblPr>
@@ -8973,6 +9337,7 @@
     </w:tblPr>
     <w:tblStylePr w:type="firstRow">
       <w:rPr>
+        <w:rFonts w:eastAsia="黑体"/>
         <w:sz w:val="24"/>
         <w:szCs w:val="24"/>
       </w:rPr>
@@ -9079,7 +9444,7 @@
       <w:spacing w:after="0" w:line="240" w:lineRule="auto"/>
     </w:pPr>
     <w:rPr>
-      <w:rFonts w:asciiTheme="majorHAnsi" w:cstheme="majorBidi" w:eastAsiaTheme="majorEastAsia" w:hAnsiTheme="majorHAnsi"/>
+      <w:rFonts w:asciiTheme="majorHAnsi" w:cstheme="majorBidi" w:hAnsiTheme="majorHAnsi" w:eastAsia="黑体"/>
       <w:color w:themeColor="text1" w:val="000000"/>
     </w:rPr>
     <w:tblPr>
@@ -9101,6 +9466,7 @@
     </w:tblPr>
     <w:tblStylePr w:type="firstRow">
       <w:rPr>
+        <w:rFonts w:eastAsia="黑体"/>
         <w:sz w:val="24"/>
         <w:szCs w:val="24"/>
       </w:rPr>
@@ -9207,7 +9573,7 @@
       <w:spacing w:after="0" w:line="240" w:lineRule="auto"/>
     </w:pPr>
     <w:rPr>
-      <w:rFonts w:asciiTheme="majorHAnsi" w:cstheme="majorBidi" w:eastAsiaTheme="majorEastAsia" w:hAnsiTheme="majorHAnsi"/>
+      <w:rFonts w:asciiTheme="majorHAnsi" w:cstheme="majorBidi" w:hAnsiTheme="majorHAnsi" w:eastAsia="黑体"/>
       <w:color w:themeColor="text1" w:val="000000"/>
     </w:rPr>
     <w:tblPr>
@@ -9229,6 +9595,7 @@
     </w:tblPr>
     <w:tblStylePr w:type="firstRow">
       <w:rPr>
+        <w:rFonts w:eastAsia="黑体"/>
         <w:sz w:val="24"/>
         <w:szCs w:val="24"/>
       </w:rPr>
@@ -9335,7 +9702,7 @@
       <w:spacing w:after="0" w:line="240" w:lineRule="auto"/>
     </w:pPr>
     <w:rPr>
-      <w:rFonts w:asciiTheme="majorHAnsi" w:cstheme="majorBidi" w:eastAsiaTheme="majorEastAsia" w:hAnsiTheme="majorHAnsi"/>
+      <w:rFonts w:asciiTheme="majorHAnsi" w:cstheme="majorBidi" w:hAnsiTheme="majorHAnsi" w:eastAsia="黑体"/>
       <w:color w:themeColor="text1" w:val="000000"/>
     </w:rPr>
     <w:tblPr>
@@ -9357,6 +9724,7 @@
     </w:tblPr>
     <w:tblStylePr w:type="firstRow">
       <w:rPr>
+        <w:rFonts w:eastAsia="黑体"/>
         <w:sz w:val="24"/>
         <w:szCs w:val="24"/>
       </w:rPr>
@@ -9463,7 +9831,7 @@
       <w:spacing w:after="0" w:line="240" w:lineRule="auto"/>
     </w:pPr>
     <w:rPr>
-      <w:rFonts w:asciiTheme="majorHAnsi" w:cstheme="majorBidi" w:eastAsiaTheme="majorEastAsia" w:hAnsiTheme="majorHAnsi"/>
+      <w:rFonts w:asciiTheme="majorHAnsi" w:cstheme="majorBidi" w:hAnsiTheme="majorHAnsi" w:eastAsia="黑体"/>
       <w:color w:themeColor="text1" w:val="000000"/>
     </w:rPr>
     <w:tblPr>
@@ -9485,6 +9853,7 @@
     </w:tblPr>
     <w:tblStylePr w:type="firstRow">
       <w:rPr>
+        <w:rFonts w:eastAsia="黑体"/>
         <w:sz w:val="24"/>
         <w:szCs w:val="24"/>
       </w:rPr>
@@ -9614,12 +9983,14 @@
     </w:tcPr>
     <w:tblStylePr w:type="firstRow">
       <w:rPr>
+        <w:rFonts w:eastAsia="黑体"/>
         <w:b/>
         <w:bCs/>
       </w:rPr>
     </w:tblStylePr>
     <w:tblStylePr w:type="lastRow">
       <w:rPr>
+        <w:rFonts w:eastAsia="黑体"/>
         <w:b/>
         <w:bCs/>
       </w:rPr>
@@ -9632,12 +10003,14 @@
     </w:tblStylePr>
     <w:tblStylePr w:type="firstCol">
       <w:rPr>
+        <w:rFonts w:eastAsia="黑体"/>
         <w:b/>
         <w:bCs/>
       </w:rPr>
     </w:tblStylePr>
     <w:tblStylePr w:type="lastCol">
       <w:rPr>
+        <w:rFonts w:eastAsia="黑体"/>
         <w:b/>
         <w:bCs/>
       </w:rPr>
@@ -9687,12 +10060,14 @@
     </w:tcPr>
     <w:tblStylePr w:type="firstRow">
       <w:rPr>
+        <w:rFonts w:eastAsia="黑体"/>
         <w:b/>
         <w:bCs/>
       </w:rPr>
     </w:tblStylePr>
     <w:tblStylePr w:type="lastRow">
       <w:rPr>
+        <w:rFonts w:eastAsia="黑体"/>
         <w:b/>
         <w:bCs/>
       </w:rPr>
@@ -9705,12 +10080,14 @@
     </w:tblStylePr>
     <w:tblStylePr w:type="firstCol">
       <w:rPr>
+        <w:rFonts w:eastAsia="黑体"/>
         <w:b/>
         <w:bCs/>
       </w:rPr>
     </w:tblStylePr>
     <w:tblStylePr w:type="lastCol">
       <w:rPr>
+        <w:rFonts w:eastAsia="黑体"/>
         <w:b/>
         <w:bCs/>
       </w:rPr>
@@ -9760,12 +10137,14 @@
     </w:tcPr>
     <w:tblStylePr w:type="firstRow">
       <w:rPr>
+        <w:rFonts w:eastAsia="黑体"/>
         <w:b/>
         <w:bCs/>
       </w:rPr>
     </w:tblStylePr>
     <w:tblStylePr w:type="lastRow">
       <w:rPr>
+        <w:rFonts w:eastAsia="黑体"/>
         <w:b/>
         <w:bCs/>
       </w:rPr>
@@ -9778,12 +10157,14 @@
     </w:tblStylePr>
     <w:tblStylePr w:type="firstCol">
       <w:rPr>
+        <w:rFonts w:eastAsia="黑体"/>
         <w:b/>
         <w:bCs/>
       </w:rPr>
     </w:tblStylePr>
     <w:tblStylePr w:type="lastCol">
       <w:rPr>
+        <w:rFonts w:eastAsia="黑体"/>
         <w:b/>
         <w:bCs/>
       </w:rPr>
@@ -9833,12 +10214,14 @@
     </w:tcPr>
     <w:tblStylePr w:type="firstRow">
       <w:rPr>
+        <w:rFonts w:eastAsia="黑体"/>
         <w:b/>
         <w:bCs/>
       </w:rPr>
     </w:tblStylePr>
     <w:tblStylePr w:type="lastRow">
       <w:rPr>
+        <w:rFonts w:eastAsia="黑体"/>
         <w:b/>
         <w:bCs/>
       </w:rPr>
@@ -9851,12 +10234,14 @@
     </w:tblStylePr>
     <w:tblStylePr w:type="firstCol">
       <w:rPr>
+        <w:rFonts w:eastAsia="黑体"/>
         <w:b/>
         <w:bCs/>
       </w:rPr>
     </w:tblStylePr>
     <w:tblStylePr w:type="lastCol">
       <w:rPr>
+        <w:rFonts w:eastAsia="黑体"/>
         <w:b/>
         <w:bCs/>
       </w:rPr>
@@ -9906,12 +10291,14 @@
     </w:tcPr>
     <w:tblStylePr w:type="firstRow">
       <w:rPr>
+        <w:rFonts w:eastAsia="黑体"/>
         <w:b/>
         <w:bCs/>
       </w:rPr>
     </w:tblStylePr>
     <w:tblStylePr w:type="lastRow">
       <w:rPr>
+        <w:rFonts w:eastAsia="黑体"/>
         <w:b/>
         <w:bCs/>
       </w:rPr>
@@ -9924,12 +10311,14 @@
     </w:tblStylePr>
     <w:tblStylePr w:type="firstCol">
       <w:rPr>
+        <w:rFonts w:eastAsia="黑体"/>
         <w:b/>
         <w:bCs/>
       </w:rPr>
     </w:tblStylePr>
     <w:tblStylePr w:type="lastCol">
       <w:rPr>
+        <w:rFonts w:eastAsia="黑体"/>
         <w:b/>
         <w:bCs/>
       </w:rPr>
@@ -9979,12 +10368,14 @@
     </w:tcPr>
     <w:tblStylePr w:type="firstRow">
       <w:rPr>
+        <w:rFonts w:eastAsia="黑体"/>
         <w:b/>
         <w:bCs/>
       </w:rPr>
     </w:tblStylePr>
     <w:tblStylePr w:type="lastRow">
       <w:rPr>
+        <w:rFonts w:eastAsia="黑体"/>
         <w:b/>
         <w:bCs/>
       </w:rPr>
@@ -9997,12 +10388,14 @@
     </w:tblStylePr>
     <w:tblStylePr w:type="firstCol">
       <w:rPr>
+        <w:rFonts w:eastAsia="黑体"/>
         <w:b/>
         <w:bCs/>
       </w:rPr>
     </w:tblStylePr>
     <w:tblStylePr w:type="lastCol">
       <w:rPr>
+        <w:rFonts w:eastAsia="黑体"/>
         <w:b/>
         <w:bCs/>
       </w:rPr>
@@ -10052,12 +10445,14 @@
     </w:tcPr>
     <w:tblStylePr w:type="firstRow">
       <w:rPr>
+        <w:rFonts w:eastAsia="黑体"/>
         <w:b/>
         <w:bCs/>
       </w:rPr>
     </w:tblStylePr>
     <w:tblStylePr w:type="lastRow">
       <w:rPr>
+        <w:rFonts w:eastAsia="黑体"/>
         <w:b/>
         <w:bCs/>
       </w:rPr>
@@ -10070,12 +10465,14 @@
     </w:tblStylePr>
     <w:tblStylePr w:type="firstCol">
       <w:rPr>
+        <w:rFonts w:eastAsia="黑体"/>
         <w:b/>
         <w:bCs/>
       </w:rPr>
     </w:tblStylePr>
     <w:tblStylePr w:type="lastCol">
       <w:rPr>
+        <w:rFonts w:eastAsia="黑体"/>
         <w:b/>
         <w:bCs/>
       </w:rPr>
@@ -10102,7 +10499,7 @@
       <w:spacing w:after="0" w:line="240" w:lineRule="auto"/>
     </w:pPr>
     <w:rPr>
-      <w:rFonts w:asciiTheme="majorHAnsi" w:cstheme="majorBidi" w:eastAsiaTheme="majorEastAsia" w:hAnsiTheme="majorHAnsi"/>
+      <w:rFonts w:asciiTheme="majorHAnsi" w:cstheme="majorBidi" w:hAnsiTheme="majorHAnsi" w:eastAsia="黑体"/>
       <w:color w:themeColor="text1" w:val="000000"/>
     </w:rPr>
     <w:tblPr>
@@ -10129,6 +10526,7 @@
     </w:tcPr>
     <w:tblStylePr w:type="firstRow">
       <w:rPr>
+        <w:rFonts w:eastAsia="黑体"/>
         <w:b/>
         <w:bCs/>
         <w:color w:themeColor="text1" w:val="000000"/>
@@ -10140,6 +10538,7 @@
     </w:tblStylePr>
     <w:tblStylePr w:type="lastRow">
       <w:rPr>
+        <w:rFonts w:eastAsia="黑体"/>
         <w:b/>
         <w:bCs/>
         <w:color w:themeColor="text1" w:val="000000"/>
@@ -10159,6 +10558,7 @@
     </w:tblStylePr>
     <w:tblStylePr w:type="firstCol">
       <w:rPr>
+        <w:rFonts w:eastAsia="黑体"/>
         <w:b/>
         <w:bCs/>
         <w:color w:themeColor="text1" w:val="000000"/>
@@ -10178,6 +10578,7 @@
     </w:tblStylePr>
     <w:tblStylePr w:type="lastCol">
       <w:rPr>
+        <w:rFonts w:eastAsia="黑体"/>
         <w:b w:val="0"/>
         <w:bCs w:val="0"/>
         <w:color w:themeColor="text1" w:val="000000"/>
@@ -10227,7 +10628,7 @@
       <w:spacing w:after="0" w:line="240" w:lineRule="auto"/>
     </w:pPr>
     <w:rPr>
-      <w:rFonts w:asciiTheme="majorHAnsi" w:cstheme="majorBidi" w:eastAsiaTheme="majorEastAsia" w:hAnsiTheme="majorHAnsi"/>
+      <w:rFonts w:asciiTheme="majorHAnsi" w:cstheme="majorBidi" w:hAnsiTheme="majorHAnsi" w:eastAsia="黑体"/>
       <w:color w:themeColor="text1" w:val="000000"/>
     </w:rPr>
     <w:tblPr>
@@ -10254,6 +10655,7 @@
     </w:tcPr>
     <w:tblStylePr w:type="firstRow">
       <w:rPr>
+        <w:rFonts w:eastAsia="黑体"/>
         <w:b/>
         <w:bCs/>
         <w:color w:themeColor="text1" w:val="000000"/>
@@ -10265,6 +10667,7 @@
     </w:tblStylePr>
     <w:tblStylePr w:type="lastRow">
       <w:rPr>
+        <w:rFonts w:eastAsia="黑体"/>
         <w:b/>
         <w:bCs/>
         <w:color w:themeColor="text1" w:val="000000"/>
@@ -10284,6 +10687,7 @@
     </w:tblStylePr>
     <w:tblStylePr w:type="firstCol">
       <w:rPr>
+        <w:rFonts w:eastAsia="黑体"/>
         <w:b/>
         <w:bCs/>
         <w:color w:themeColor="text1" w:val="000000"/>
@@ -10303,6 +10707,7 @@
     </w:tblStylePr>
     <w:tblStylePr w:type="lastCol">
       <w:rPr>
+        <w:rFonts w:eastAsia="黑体"/>
         <w:b w:val="0"/>
         <w:bCs w:val="0"/>
         <w:color w:themeColor="text1" w:val="000000"/>
@@ -10352,7 +10757,7 @@
       <w:spacing w:after="0" w:line="240" w:lineRule="auto"/>
     </w:pPr>
     <w:rPr>
-      <w:rFonts w:asciiTheme="majorHAnsi" w:cstheme="majorBidi" w:eastAsiaTheme="majorEastAsia" w:hAnsiTheme="majorHAnsi"/>
+      <w:rFonts w:asciiTheme="majorHAnsi" w:cstheme="majorBidi" w:hAnsiTheme="majorHAnsi" w:eastAsia="黑体"/>
       <w:color w:themeColor="text1" w:val="000000"/>
     </w:rPr>
     <w:tblPr>
@@ -10379,6 +10784,7 @@
     </w:tcPr>
     <w:tblStylePr w:type="firstRow">
       <w:rPr>
+        <w:rFonts w:eastAsia="黑体"/>
         <w:b/>
         <w:bCs/>
         <w:color w:themeColor="text1" w:val="000000"/>
@@ -10390,6 +10796,7 @@
     </w:tblStylePr>
     <w:tblStylePr w:type="lastRow">
       <w:rPr>
+        <w:rFonts w:eastAsia="黑体"/>
         <w:b/>
         <w:bCs/>
         <w:color w:themeColor="text1" w:val="000000"/>
@@ -10409,6 +10816,7 @@
     </w:tblStylePr>
     <w:tblStylePr w:type="firstCol">
       <w:rPr>
+        <w:rFonts w:eastAsia="黑体"/>
         <w:b/>
         <w:bCs/>
         <w:color w:themeColor="text1" w:val="000000"/>
@@ -10428,6 +10836,7 @@
     </w:tblStylePr>
     <w:tblStylePr w:type="lastCol">
       <w:rPr>
+        <w:rFonts w:eastAsia="黑体"/>
         <w:b w:val="0"/>
         <w:bCs w:val="0"/>
         <w:color w:themeColor="text1" w:val="000000"/>
@@ -10477,7 +10886,7 @@
       <w:spacing w:after="0" w:line="240" w:lineRule="auto"/>
     </w:pPr>
     <w:rPr>
-      <w:rFonts w:asciiTheme="majorHAnsi" w:cstheme="majorBidi" w:eastAsiaTheme="majorEastAsia" w:hAnsiTheme="majorHAnsi"/>
+      <w:rFonts w:asciiTheme="majorHAnsi" w:cstheme="majorBidi" w:hAnsiTheme="majorHAnsi" w:eastAsia="黑体"/>
       <w:color w:themeColor="text1" w:val="000000"/>
     </w:rPr>
     <w:tblPr>
@@ -10504,6 +10913,7 @@
     </w:tcPr>
     <w:tblStylePr w:type="firstRow">
       <w:rPr>
+        <w:rFonts w:eastAsia="黑体"/>
         <w:b/>
         <w:bCs/>
         <w:color w:themeColor="text1" w:val="000000"/>
@@ -10515,6 +10925,7 @@
     </w:tblStylePr>
     <w:tblStylePr w:type="lastRow">
       <w:rPr>
+        <w:rFonts w:eastAsia="黑体"/>
         <w:b/>
         <w:bCs/>
         <w:color w:themeColor="text1" w:val="000000"/>
@@ -10534,6 +10945,7 @@
     </w:tblStylePr>
     <w:tblStylePr w:type="firstCol">
       <w:rPr>
+        <w:rFonts w:eastAsia="黑体"/>
         <w:b/>
         <w:bCs/>
         <w:color w:themeColor="text1" w:val="000000"/>
@@ -10553,6 +10965,7 @@
     </w:tblStylePr>
     <w:tblStylePr w:type="lastCol">
       <w:rPr>
+        <w:rFonts w:eastAsia="黑体"/>
         <w:b w:val="0"/>
         <w:bCs w:val="0"/>
         <w:color w:themeColor="text1" w:val="000000"/>
@@ -10602,7 +11015,7 @@
       <w:spacing w:after="0" w:line="240" w:lineRule="auto"/>
     </w:pPr>
     <w:rPr>
-      <w:rFonts w:asciiTheme="majorHAnsi" w:cstheme="majorBidi" w:eastAsiaTheme="majorEastAsia" w:hAnsiTheme="majorHAnsi"/>
+      <w:rFonts w:asciiTheme="majorHAnsi" w:cstheme="majorBidi" w:hAnsiTheme="majorHAnsi" w:eastAsia="黑体"/>
       <w:color w:themeColor="text1" w:val="000000"/>
     </w:rPr>
     <w:tblPr>
@@ -10629,6 +11042,7 @@
     </w:tcPr>
     <w:tblStylePr w:type="firstRow">
       <w:rPr>
+        <w:rFonts w:eastAsia="黑体"/>
         <w:b/>
         <w:bCs/>
         <w:color w:themeColor="text1" w:val="000000"/>
@@ -10640,6 +11054,7 @@
     </w:tblStylePr>
     <w:tblStylePr w:type="lastRow">
       <w:rPr>
+        <w:rFonts w:eastAsia="黑体"/>
         <w:b/>
         <w:bCs/>
         <w:color w:themeColor="text1" w:val="000000"/>
@@ -10659,6 +11074,7 @@
     </w:tblStylePr>
     <w:tblStylePr w:type="firstCol">
       <w:rPr>
+        <w:rFonts w:eastAsia="黑体"/>
         <w:b/>
         <w:bCs/>
         <w:color w:themeColor="text1" w:val="000000"/>
@@ -10678,6 +11094,7 @@
     </w:tblStylePr>
     <w:tblStylePr w:type="lastCol">
       <w:rPr>
+        <w:rFonts w:eastAsia="黑体"/>
         <w:b w:val="0"/>
         <w:bCs w:val="0"/>
         <w:color w:themeColor="text1" w:val="000000"/>
@@ -10727,7 +11144,7 @@
       <w:spacing w:after="0" w:line="240" w:lineRule="auto"/>
     </w:pPr>
     <w:rPr>
-      <w:rFonts w:asciiTheme="majorHAnsi" w:cstheme="majorBidi" w:eastAsiaTheme="majorEastAsia" w:hAnsiTheme="majorHAnsi"/>
+      <w:rFonts w:asciiTheme="majorHAnsi" w:cstheme="majorBidi" w:hAnsiTheme="majorHAnsi" w:eastAsia="黑体"/>
       <w:color w:themeColor="text1" w:val="000000"/>
     </w:rPr>
     <w:tblPr>
@@ -10754,6 +11171,7 @@
     </w:tcPr>
     <w:tblStylePr w:type="firstRow">
       <w:rPr>
+        <w:rFonts w:eastAsia="黑体"/>
         <w:b/>
         <w:bCs/>
         <w:color w:themeColor="text1" w:val="000000"/>
@@ -10765,6 +11183,7 @@
     </w:tblStylePr>
     <w:tblStylePr w:type="lastRow">
       <w:rPr>
+        <w:rFonts w:eastAsia="黑体"/>
         <w:b/>
         <w:bCs/>
         <w:color w:themeColor="text1" w:val="000000"/>
@@ -10784,6 +11203,7 @@
     </w:tblStylePr>
     <w:tblStylePr w:type="firstCol">
       <w:rPr>
+        <w:rFonts w:eastAsia="黑体"/>
         <w:b/>
         <w:bCs/>
         <w:color w:themeColor="text1" w:val="000000"/>
@@ -10803,6 +11223,7 @@
     </w:tblStylePr>
     <w:tblStylePr w:type="lastCol">
       <w:rPr>
+        <w:rFonts w:eastAsia="黑体"/>
         <w:b w:val="0"/>
         <w:bCs w:val="0"/>
         <w:color w:themeColor="text1" w:val="000000"/>
@@ -10852,7 +11273,7 @@
       <w:spacing w:after="0" w:line="240" w:lineRule="auto"/>
     </w:pPr>
     <w:rPr>
-      <w:rFonts w:asciiTheme="majorHAnsi" w:cstheme="majorBidi" w:eastAsiaTheme="majorEastAsia" w:hAnsiTheme="majorHAnsi"/>
+      <w:rFonts w:asciiTheme="majorHAnsi" w:cstheme="majorBidi" w:hAnsiTheme="majorHAnsi" w:eastAsia="黑体"/>
       <w:color w:themeColor="text1" w:val="000000"/>
     </w:rPr>
     <w:tblPr>
@@ -10879,6 +11300,7 @@
     </w:tcPr>
     <w:tblStylePr w:type="firstRow">
       <w:rPr>
+        <w:rFonts w:eastAsia="黑体"/>
         <w:b/>
         <w:bCs/>
         <w:color w:themeColor="text1" w:val="000000"/>
@@ -10890,6 +11312,7 @@
     </w:tblStylePr>
     <w:tblStylePr w:type="lastRow">
       <w:rPr>
+        <w:rFonts w:eastAsia="黑体"/>
         <w:b/>
         <w:bCs/>
         <w:color w:themeColor="text1" w:val="000000"/>
@@ -10909,6 +11332,7 @@
     </w:tblStylePr>
     <w:tblStylePr w:type="firstCol">
       <w:rPr>
+        <w:rFonts w:eastAsia="黑体"/>
         <w:b/>
         <w:bCs/>
         <w:color w:themeColor="text1" w:val="000000"/>
@@ -10928,6 +11352,7 @@
     </w:tblStylePr>
     <w:tblStylePr w:type="lastCol">
       <w:rPr>
+        <w:rFonts w:eastAsia="黑体"/>
         <w:b w:val="0"/>
         <w:bCs w:val="0"/>
         <w:color w:themeColor="text1" w:val="000000"/>
@@ -11000,6 +11425,7 @@
     </w:tcPr>
     <w:tblStylePr w:type="firstRow">
       <w:rPr>
+        <w:rFonts w:eastAsia="黑体"/>
         <w:b/>
         <w:bCs/>
         <w:i w:val="0"/>
@@ -11021,6 +11447,7 @@
     </w:tblStylePr>
     <w:tblStylePr w:type="lastRow">
       <w:rPr>
+        <w:rFonts w:eastAsia="黑体"/>
         <w:b/>
         <w:bCs/>
         <w:i w:val="0"/>
@@ -11042,6 +11469,7 @@
     </w:tblStylePr>
     <w:tblStylePr w:type="firstCol">
       <w:rPr>
+        <w:rFonts w:eastAsia="黑体"/>
         <w:b/>
         <w:bCs/>
         <w:i w:val="0"/>
@@ -11061,6 +11489,7 @@
     </w:tblStylePr>
     <w:tblStylePr w:type="lastCol">
       <w:rPr>
+        <w:rFonts w:eastAsia="黑体"/>
         <w:b/>
         <w:bCs/>
         <w:i w:val="0"/>
@@ -11141,6 +11570,7 @@
     </w:tcPr>
     <w:tblStylePr w:type="firstRow">
       <w:rPr>
+        <w:rFonts w:eastAsia="黑体"/>
         <w:b/>
         <w:bCs/>
         <w:i w:val="0"/>
@@ -11162,6 +11592,7 @@
     </w:tblStylePr>
     <w:tblStylePr w:type="lastRow">
       <w:rPr>
+        <w:rFonts w:eastAsia="黑体"/>
         <w:b/>
         <w:bCs/>
         <w:i w:val="0"/>
@@ -11183,6 +11614,7 @@
     </w:tblStylePr>
     <w:tblStylePr w:type="firstCol">
       <w:rPr>
+        <w:rFonts w:eastAsia="黑体"/>
         <w:b/>
         <w:bCs/>
         <w:i w:val="0"/>
@@ -11202,6 +11634,7 @@
     </w:tblStylePr>
     <w:tblStylePr w:type="lastCol">
       <w:rPr>
+        <w:rFonts w:eastAsia="黑体"/>
         <w:b/>
         <w:bCs/>
         <w:i w:val="0"/>
@@ -11282,6 +11715,7 @@
     </w:tcPr>
     <w:tblStylePr w:type="firstRow">
       <w:rPr>
+        <w:rFonts w:eastAsia="黑体"/>
         <w:b/>
         <w:bCs/>
         <w:i w:val="0"/>
@@ -11303,6 +11737,7 @@
     </w:tblStylePr>
     <w:tblStylePr w:type="lastRow">
       <w:rPr>
+        <w:rFonts w:eastAsia="黑体"/>
         <w:b/>
         <w:bCs/>
         <w:i w:val="0"/>
@@ -11324,6 +11759,7 @@
     </w:tblStylePr>
     <w:tblStylePr w:type="firstCol">
       <w:rPr>
+        <w:rFonts w:eastAsia="黑体"/>
         <w:b/>
         <w:bCs/>
         <w:i w:val="0"/>
@@ -11343,6 +11779,7 @@
     </w:tblStylePr>
     <w:tblStylePr w:type="lastCol">
       <w:rPr>
+        <w:rFonts w:eastAsia="黑体"/>
         <w:b/>
         <w:bCs/>
         <w:i w:val="0"/>
@@ -11423,6 +11860,7 @@
     </w:tcPr>
     <w:tblStylePr w:type="firstRow">
       <w:rPr>
+        <w:rFonts w:eastAsia="黑体"/>
         <w:b/>
         <w:bCs/>
         <w:i w:val="0"/>
@@ -11444,6 +11882,7 @@
     </w:tblStylePr>
     <w:tblStylePr w:type="lastRow">
       <w:rPr>
+        <w:rFonts w:eastAsia="黑体"/>
         <w:b/>
         <w:bCs/>
         <w:i w:val="0"/>
@@ -11465,6 +11904,7 @@
     </w:tblStylePr>
     <w:tblStylePr w:type="firstCol">
       <w:rPr>
+        <w:rFonts w:eastAsia="黑体"/>
         <w:b/>
         <w:bCs/>
         <w:i w:val="0"/>
@@ -11484,6 +11924,7 @@
     </w:tblStylePr>
     <w:tblStylePr w:type="lastCol">
       <w:rPr>
+        <w:rFonts w:eastAsia="黑体"/>
         <w:b/>
         <w:bCs/>
         <w:i w:val="0"/>
@@ -11564,6 +12005,7 @@
     </w:tcPr>
     <w:tblStylePr w:type="firstRow">
       <w:rPr>
+        <w:rFonts w:eastAsia="黑体"/>
         <w:b/>
         <w:bCs/>
         <w:i w:val="0"/>
@@ -11585,6 +12027,7 @@
     </w:tblStylePr>
     <w:tblStylePr w:type="lastRow">
       <w:rPr>
+        <w:rFonts w:eastAsia="黑体"/>
         <w:b/>
         <w:bCs/>
         <w:i w:val="0"/>
@@ -11606,6 +12049,7 @@
     </w:tblStylePr>
     <w:tblStylePr w:type="firstCol">
       <w:rPr>
+        <w:rFonts w:eastAsia="黑体"/>
         <w:b/>
         <w:bCs/>
         <w:i w:val="0"/>
@@ -11625,6 +12069,7 @@
     </w:tblStylePr>
     <w:tblStylePr w:type="lastCol">
       <w:rPr>
+        <w:rFonts w:eastAsia="黑体"/>
         <w:b/>
         <w:bCs/>
         <w:i w:val="0"/>
@@ -11705,6 +12150,7 @@
     </w:tcPr>
     <w:tblStylePr w:type="firstRow">
       <w:rPr>
+        <w:rFonts w:eastAsia="黑体"/>
         <w:b/>
         <w:bCs/>
         <w:i w:val="0"/>
@@ -11726,6 +12172,7 @@
     </w:tblStylePr>
     <w:tblStylePr w:type="lastRow">
       <w:rPr>
+        <w:rFonts w:eastAsia="黑体"/>
         <w:b/>
         <w:bCs/>
         <w:i w:val="0"/>
@@ -11747,6 +12194,7 @@
     </w:tblStylePr>
     <w:tblStylePr w:type="firstCol">
       <w:rPr>
+        <w:rFonts w:eastAsia="黑体"/>
         <w:b/>
         <w:bCs/>
         <w:i w:val="0"/>
@@ -11766,6 +12214,7 @@
     </w:tblStylePr>
     <w:tblStylePr w:type="lastCol">
       <w:rPr>
+        <w:rFonts w:eastAsia="黑体"/>
         <w:b/>
         <w:bCs/>
         <w:i w:val="0"/>
@@ -11846,6 +12295,7 @@
     </w:tcPr>
     <w:tblStylePr w:type="firstRow">
       <w:rPr>
+        <w:rFonts w:eastAsia="黑体"/>
         <w:b/>
         <w:bCs/>
         <w:i w:val="0"/>
@@ -11867,6 +12317,7 @@
     </w:tblStylePr>
     <w:tblStylePr w:type="lastRow">
       <w:rPr>
+        <w:rFonts w:eastAsia="黑体"/>
         <w:b/>
         <w:bCs/>
         <w:i w:val="0"/>
@@ -11888,6 +12339,7 @@
     </w:tblStylePr>
     <w:tblStylePr w:type="firstCol">
       <w:rPr>
+        <w:rFonts w:eastAsia="黑体"/>
         <w:b/>
         <w:bCs/>
         <w:i w:val="0"/>
@@ -11907,6 +12359,7 @@
     </w:tblStylePr>
     <w:tblStylePr w:type="lastCol">
       <w:rPr>
+        <w:rFonts w:eastAsia="黑体"/>
         <w:b/>
         <w:bCs/>
         <w:i w:val="0"/>
@@ -11964,6 +12417,7 @@
       <w:spacing w:after="0" w:line="240" w:lineRule="auto"/>
     </w:pPr>
     <w:rPr>
+      <w:rFonts w:eastAsia="黑体"/>
       <w:color w:themeColor="background1" w:val="FFFFFF"/>
     </w:rPr>
     <w:tblPr>
@@ -11982,6 +12436,7 @@
     </w:tcPr>
     <w:tblStylePr w:type="firstRow">
       <w:rPr>
+        <w:rFonts w:eastAsia="黑体"/>
         <w:b/>
         <w:bCs/>
       </w:rPr>
@@ -12078,6 +12533,7 @@
       <w:spacing w:after="0" w:line="240" w:lineRule="auto"/>
     </w:pPr>
     <w:rPr>
+      <w:rFonts w:eastAsia="黑体"/>
       <w:color w:themeColor="background1" w:val="FFFFFF"/>
     </w:rPr>
     <w:tblPr>
@@ -12096,6 +12552,7 @@
     </w:tcPr>
     <w:tblStylePr w:type="firstRow">
       <w:rPr>
+        <w:rFonts w:eastAsia="黑体"/>
         <w:b/>
         <w:bCs/>
       </w:rPr>
@@ -12192,6 +12649,7 @@
       <w:spacing w:after="0" w:line="240" w:lineRule="auto"/>
     </w:pPr>
     <w:rPr>
+      <w:rFonts w:eastAsia="黑体"/>
       <w:color w:themeColor="background1" w:val="FFFFFF"/>
     </w:rPr>
     <w:tblPr>
@@ -12210,6 +12668,7 @@
     </w:tcPr>
     <w:tblStylePr w:type="firstRow">
       <w:rPr>
+        <w:rFonts w:eastAsia="黑体"/>
         <w:b/>
         <w:bCs/>
       </w:rPr>
@@ -12306,6 +12765,7 @@
       <w:spacing w:after="0" w:line="240" w:lineRule="auto"/>
     </w:pPr>
     <w:rPr>
+      <w:rFonts w:eastAsia="黑体"/>
       <w:color w:themeColor="background1" w:val="FFFFFF"/>
     </w:rPr>
     <w:tblPr>
@@ -12324,6 +12784,7 @@
     </w:tcPr>
     <w:tblStylePr w:type="firstRow">
       <w:rPr>
+        <w:rFonts w:eastAsia="黑体"/>
         <w:b/>
         <w:bCs/>
       </w:rPr>
@@ -12420,6 +12881,7 @@
       <w:spacing w:after="0" w:line="240" w:lineRule="auto"/>
     </w:pPr>
     <w:rPr>
+      <w:rFonts w:eastAsia="黑体"/>
       <w:color w:themeColor="background1" w:val="FFFFFF"/>
     </w:rPr>
     <w:tblPr>
@@ -12438,6 +12900,7 @@
     </w:tcPr>
     <w:tblStylePr w:type="firstRow">
       <w:rPr>
+        <w:rFonts w:eastAsia="黑体"/>
         <w:b/>
         <w:bCs/>
       </w:rPr>
@@ -12534,6 +12997,7 @@
       <w:spacing w:after="0" w:line="240" w:lineRule="auto"/>
     </w:pPr>
     <w:rPr>
+      <w:rFonts w:eastAsia="黑体"/>
       <w:color w:themeColor="background1" w:val="FFFFFF"/>
     </w:rPr>
     <w:tblPr>
@@ -12552,6 +13016,7 @@
     </w:tcPr>
     <w:tblStylePr w:type="firstRow">
       <w:rPr>
+        <w:rFonts w:eastAsia="黑体"/>
         <w:b/>
         <w:bCs/>
       </w:rPr>
@@ -12648,6 +13113,7 @@
       <w:spacing w:after="0" w:line="240" w:lineRule="auto"/>
     </w:pPr>
     <w:rPr>
+      <w:rFonts w:eastAsia="黑体"/>
       <w:color w:themeColor="background1" w:val="FFFFFF"/>
     </w:rPr>
     <w:tblPr>
@@ -12666,6 +13132,7 @@
     </w:tcPr>
     <w:tblStylePr w:type="firstRow">
       <w:rPr>
+        <w:rFonts w:eastAsia="黑体"/>
         <w:b/>
         <w:bCs/>
       </w:rPr>
@@ -12762,6 +13229,7 @@
       <w:spacing w:after="0" w:line="240" w:lineRule="auto"/>
     </w:pPr>
     <w:rPr>
+      <w:rFonts w:eastAsia="黑体"/>
       <w:color w:themeColor="text1" w:val="000000"/>
     </w:rPr>
     <w:tblPr>
@@ -12788,6 +13256,7 @@
     </w:tcPr>
     <w:tblStylePr w:type="firstRow">
       <w:rPr>
+        <w:rFonts w:eastAsia="黑体"/>
         <w:b/>
         <w:bCs/>
       </w:rPr>
@@ -12806,6 +13275,7 @@
     </w:tblStylePr>
     <w:tblStylePr w:type="lastRow">
       <w:rPr>
+        <w:rFonts w:eastAsia="黑体"/>
         <w:b/>
         <w:bCs/>
         <w:color w:themeColor="background1" w:val="FFFFFF"/>
@@ -12820,6 +13290,7 @@
     </w:tblStylePr>
     <w:tblStylePr w:type="firstCol">
       <w:rPr>
+        <w:rFonts w:eastAsia="黑体"/>
         <w:color w:themeColor="background1" w:val="FFFFFF"/>
       </w:rPr>
       <w:tblPr/>
@@ -12837,6 +13308,7 @@
     </w:tblStylePr>
     <w:tblStylePr w:type="lastCol">
       <w:rPr>
+        <w:rFonts w:eastAsia="黑体"/>
         <w:color w:themeColor="background1" w:val="FFFFFF"/>
       </w:rPr>
       <w:tblPr/>
@@ -12866,11 +13338,13 @@
     </w:tblStylePr>
     <w:tblStylePr w:type="neCell">
       <w:rPr>
+        <w:rFonts w:eastAsia="黑体"/>
         <w:color w:themeColor="text1" w:val="000000"/>
       </w:rPr>
     </w:tblStylePr>
     <w:tblStylePr w:type="nwCell">
       <w:rPr>
+        <w:rFonts w:eastAsia="黑体"/>
         <w:color w:themeColor="text1" w:val="000000"/>
       </w:rPr>
     </w:tblStylePr>
@@ -12884,6 +13358,7 @@
       <w:spacing w:after="0" w:line="240" w:lineRule="auto"/>
     </w:pPr>
     <w:rPr>
+      <w:rFonts w:eastAsia="黑体"/>
       <w:color w:themeColor="text1" w:val="000000"/>
     </w:rPr>
     <w:tblPr>
@@ -12910,6 +13385,7 @@
     </w:tcPr>
     <w:tblStylePr w:type="firstRow">
       <w:rPr>
+        <w:rFonts w:eastAsia="黑体"/>
         <w:b/>
         <w:bCs/>
       </w:rPr>
@@ -12928,6 +13404,7 @@
     </w:tblStylePr>
     <w:tblStylePr w:type="lastRow">
       <w:rPr>
+        <w:rFonts w:eastAsia="黑体"/>
         <w:b/>
         <w:bCs/>
         <w:color w:themeColor="background1" w:val="FFFFFF"/>
@@ -12942,6 +13419,7 @@
     </w:tblStylePr>
     <w:tblStylePr w:type="firstCol">
       <w:rPr>
+        <w:rFonts w:eastAsia="黑体"/>
         <w:color w:themeColor="background1" w:val="FFFFFF"/>
       </w:rPr>
       <w:tblPr/>
@@ -12959,6 +13437,7 @@
     </w:tblStylePr>
     <w:tblStylePr w:type="lastCol">
       <w:rPr>
+        <w:rFonts w:eastAsia="黑体"/>
         <w:color w:themeColor="background1" w:val="FFFFFF"/>
       </w:rPr>
       <w:tblPr/>
@@ -12988,11 +13467,13 @@
     </w:tblStylePr>
     <w:tblStylePr w:type="neCell">
       <w:rPr>
+        <w:rFonts w:eastAsia="黑体"/>
         <w:color w:themeColor="text1" w:val="000000"/>
       </w:rPr>
     </w:tblStylePr>
     <w:tblStylePr w:type="nwCell">
       <w:rPr>
+        <w:rFonts w:eastAsia="黑体"/>
         <w:color w:themeColor="text1" w:val="000000"/>
       </w:rPr>
     </w:tblStylePr>
@@ -13006,6 +13487,7 @@
       <w:spacing w:after="0" w:line="240" w:lineRule="auto"/>
     </w:pPr>
     <w:rPr>
+      <w:rFonts w:eastAsia="黑体"/>
       <w:color w:themeColor="text1" w:val="000000"/>
     </w:rPr>
     <w:tblPr>
@@ -13032,6 +13514,7 @@
     </w:tcPr>
     <w:tblStylePr w:type="firstRow">
       <w:rPr>
+        <w:rFonts w:eastAsia="黑体"/>
         <w:b/>
         <w:bCs/>
       </w:rPr>
@@ -13050,6 +13533,7 @@
     </w:tblStylePr>
     <w:tblStylePr w:type="lastRow">
       <w:rPr>
+        <w:rFonts w:eastAsia="黑体"/>
         <w:b/>
         <w:bCs/>
         <w:color w:themeColor="background1" w:val="FFFFFF"/>
@@ -13064,6 +13548,7 @@
     </w:tblStylePr>
     <w:tblStylePr w:type="firstCol">
       <w:rPr>
+        <w:rFonts w:eastAsia="黑体"/>
         <w:color w:themeColor="background1" w:val="FFFFFF"/>
       </w:rPr>
       <w:tblPr/>
@@ -13081,6 +13566,7 @@
     </w:tblStylePr>
     <w:tblStylePr w:type="lastCol">
       <w:rPr>
+        <w:rFonts w:eastAsia="黑体"/>
         <w:color w:themeColor="background1" w:val="FFFFFF"/>
       </w:rPr>
       <w:tblPr/>
@@ -13110,11 +13596,13 @@
     </w:tblStylePr>
     <w:tblStylePr w:type="neCell">
       <w:rPr>
+        <w:rFonts w:eastAsia="黑体"/>
         <w:color w:themeColor="text1" w:val="000000"/>
       </w:rPr>
     </w:tblStylePr>
     <w:tblStylePr w:type="nwCell">
       <w:rPr>
+        <w:rFonts w:eastAsia="黑体"/>
         <w:color w:themeColor="text1" w:val="000000"/>
       </w:rPr>
     </w:tblStylePr>
@@ -13128,6 +13616,7 @@
       <w:spacing w:after="0" w:line="240" w:lineRule="auto"/>
     </w:pPr>
     <w:rPr>
+      <w:rFonts w:eastAsia="黑体"/>
       <w:color w:themeColor="text1" w:val="000000"/>
     </w:rPr>
     <w:tblPr>
@@ -13154,6 +13643,7 @@
     </w:tcPr>
     <w:tblStylePr w:type="firstRow">
       <w:rPr>
+        <w:rFonts w:eastAsia="黑体"/>
         <w:b/>
         <w:bCs/>
       </w:rPr>
@@ -13172,6 +13662,7 @@
     </w:tblStylePr>
     <w:tblStylePr w:type="lastRow">
       <w:rPr>
+        <w:rFonts w:eastAsia="黑体"/>
         <w:b/>
         <w:bCs/>
         <w:color w:themeColor="background1" w:val="FFFFFF"/>
@@ -13186,6 +13677,7 @@
     </w:tblStylePr>
     <w:tblStylePr w:type="firstCol">
       <w:rPr>
+        <w:rFonts w:eastAsia="黑体"/>
         <w:color w:themeColor="background1" w:val="FFFFFF"/>
       </w:rPr>
       <w:tblPr/>
@@ -13203,6 +13695,7 @@
     </w:tblStylePr>
     <w:tblStylePr w:type="lastCol">
       <w:rPr>
+        <w:rFonts w:eastAsia="黑体"/>
         <w:color w:themeColor="background1" w:val="FFFFFF"/>
       </w:rPr>
       <w:tblPr/>
@@ -13240,6 +13733,7 @@
       <w:spacing w:after="0" w:line="240" w:lineRule="auto"/>
     </w:pPr>
     <w:rPr>
+      <w:rFonts w:eastAsia="黑体"/>
       <w:color w:themeColor="text1" w:val="000000"/>
     </w:rPr>
     <w:tblPr>
@@ -13266,6 +13760,7 @@
     </w:tcPr>
     <w:tblStylePr w:type="firstRow">
       <w:rPr>
+        <w:rFonts w:eastAsia="黑体"/>
         <w:b/>
         <w:bCs/>
       </w:rPr>
@@ -13284,6 +13779,7 @@
     </w:tblStylePr>
     <w:tblStylePr w:type="lastRow">
       <w:rPr>
+        <w:rFonts w:eastAsia="黑体"/>
         <w:b/>
         <w:bCs/>
         <w:color w:themeColor="background1" w:val="FFFFFF"/>
@@ -13298,6 +13794,7 @@
     </w:tblStylePr>
     <w:tblStylePr w:type="firstCol">
       <w:rPr>
+        <w:rFonts w:eastAsia="黑体"/>
         <w:color w:themeColor="background1" w:val="FFFFFF"/>
       </w:rPr>
       <w:tblPr/>
@@ -13315,6 +13812,7 @@
     </w:tblStylePr>
     <w:tblStylePr w:type="lastCol">
       <w:rPr>
+        <w:rFonts w:eastAsia="黑体"/>
         <w:color w:themeColor="background1" w:val="FFFFFF"/>
       </w:rPr>
       <w:tblPr/>
@@ -13344,11 +13842,13 @@
     </w:tblStylePr>
     <w:tblStylePr w:type="neCell">
       <w:rPr>
+        <w:rFonts w:eastAsia="黑体"/>
         <w:color w:themeColor="text1" w:val="000000"/>
       </w:rPr>
     </w:tblStylePr>
     <w:tblStylePr w:type="nwCell">
       <w:rPr>
+        <w:rFonts w:eastAsia="黑体"/>
         <w:color w:themeColor="text1" w:val="000000"/>
       </w:rPr>
     </w:tblStylePr>
@@ -13362,6 +13862,7 @@
       <w:spacing w:after="0" w:line="240" w:lineRule="auto"/>
     </w:pPr>
     <w:rPr>
+      <w:rFonts w:eastAsia="黑体"/>
       <w:color w:themeColor="text1" w:val="000000"/>
     </w:rPr>
     <w:tblPr>
@@ -13388,6 +13889,7 @@
     </w:tcPr>
     <w:tblStylePr w:type="firstRow">
       <w:rPr>
+        <w:rFonts w:eastAsia="黑体"/>
         <w:b/>
         <w:bCs/>
       </w:rPr>
@@ -13406,6 +13908,7 @@
     </w:tblStylePr>
     <w:tblStylePr w:type="lastRow">
       <w:rPr>
+        <w:rFonts w:eastAsia="黑体"/>
         <w:b/>
         <w:bCs/>
         <w:color w:themeColor="background1" w:val="FFFFFF"/>
@@ -13420,6 +13923,7 @@
     </w:tblStylePr>
     <w:tblStylePr w:type="firstCol">
       <w:rPr>
+        <w:rFonts w:eastAsia="黑体"/>
         <w:color w:themeColor="background1" w:val="FFFFFF"/>
       </w:rPr>
       <w:tblPr/>
@@ -13437,6 +13941,7 @@
     </w:tblStylePr>
     <w:tblStylePr w:type="lastCol">
       <w:rPr>
+        <w:rFonts w:eastAsia="黑体"/>
         <w:color w:themeColor="background1" w:val="FFFFFF"/>
       </w:rPr>
       <w:tblPr/>
@@ -13466,11 +13971,13 @@
     </w:tblStylePr>
     <w:tblStylePr w:type="neCell">
       <w:rPr>
+        <w:rFonts w:eastAsia="黑体"/>
         <w:color w:themeColor="text1" w:val="000000"/>
       </w:rPr>
     </w:tblStylePr>
     <w:tblStylePr w:type="nwCell">
       <w:rPr>
+        <w:rFonts w:eastAsia="黑体"/>
         <w:color w:themeColor="text1" w:val="000000"/>
       </w:rPr>
     </w:tblStylePr>
@@ -13484,6 +13991,7 @@
       <w:spacing w:after="0" w:line="240" w:lineRule="auto"/>
     </w:pPr>
     <w:rPr>
+      <w:rFonts w:eastAsia="黑体"/>
       <w:color w:themeColor="text1" w:val="000000"/>
     </w:rPr>
     <w:tblPr>
@@ -13510,6 +14018,7 @@
     </w:tcPr>
     <w:tblStylePr w:type="firstRow">
       <w:rPr>
+        <w:rFonts w:eastAsia="黑体"/>
         <w:b/>
         <w:bCs/>
       </w:rPr>
@@ -13528,6 +14037,7 @@
     </w:tblStylePr>
     <w:tblStylePr w:type="lastRow">
       <w:rPr>
+        <w:rFonts w:eastAsia="黑体"/>
         <w:b/>
         <w:bCs/>
         <w:color w:themeColor="background1" w:val="FFFFFF"/>
@@ -13542,6 +14052,7 @@
     </w:tblStylePr>
     <w:tblStylePr w:type="firstCol">
       <w:rPr>
+        <w:rFonts w:eastAsia="黑体"/>
         <w:color w:themeColor="background1" w:val="FFFFFF"/>
       </w:rPr>
       <w:tblPr/>
@@ -13559,6 +14070,7 @@
     </w:tblStylePr>
     <w:tblStylePr w:type="lastCol">
       <w:rPr>
+        <w:rFonts w:eastAsia="黑体"/>
         <w:color w:themeColor="background1" w:val="FFFFFF"/>
       </w:rPr>
       <w:tblPr/>
@@ -13588,11 +14100,13 @@
     </w:tblStylePr>
     <w:tblStylePr w:type="neCell">
       <w:rPr>
+        <w:rFonts w:eastAsia="黑体"/>
         <w:color w:themeColor="text1" w:val="000000"/>
       </w:rPr>
     </w:tblStylePr>
     <w:tblStylePr w:type="nwCell">
       <w:rPr>
+        <w:rFonts w:eastAsia="黑体"/>
         <w:color w:themeColor="text1" w:val="000000"/>
       </w:rPr>
     </w:tblStylePr>
@@ -13606,6 +14120,7 @@
       <w:spacing w:after="0" w:line="240" w:lineRule="auto"/>
     </w:pPr>
     <w:rPr>
+      <w:rFonts w:eastAsia="黑体"/>
       <w:color w:themeColor="text1" w:val="000000"/>
     </w:rPr>
     <w:tblPr>
@@ -13624,6 +14139,7 @@
     </w:tcPr>
     <w:tblStylePr w:type="firstRow">
       <w:rPr>
+        <w:rFonts w:eastAsia="黑体"/>
         <w:b/>
         <w:bCs/>
         <w:color w:themeColor="background1" w:val="FFFFFF"/>
@@ -13638,6 +14154,7 @@
     </w:tblStylePr>
     <w:tblStylePr w:type="lastRow">
       <w:rPr>
+        <w:rFonts w:eastAsia="黑体"/>
         <w:b/>
         <w:bCs/>
         <w:color w:themeColor="accent2" w:themeShade="CC" w:val="9E3A38"/>
@@ -13652,12 +14169,14 @@
     </w:tblStylePr>
     <w:tblStylePr w:type="firstCol">
       <w:rPr>
+        <w:rFonts w:eastAsia="黑体"/>
         <w:b/>
         <w:bCs/>
       </w:rPr>
     </w:tblStylePr>
     <w:tblStylePr w:type="lastCol">
       <w:rPr>
+        <w:rFonts w:eastAsia="黑体"/>
         <w:b/>
         <w:bCs/>
       </w:rPr>
@@ -13692,6 +14211,7 @@
       <w:spacing w:after="0" w:line="240" w:lineRule="auto"/>
     </w:pPr>
     <w:rPr>
+      <w:rFonts w:eastAsia="黑体"/>
       <w:color w:themeColor="text1" w:val="000000"/>
     </w:rPr>
     <w:tblPr>
@@ -13710,6 +14230,7 @@
     </w:tcPr>
     <w:tblStylePr w:type="firstRow">
       <w:rPr>
+        <w:rFonts w:eastAsia="黑体"/>
         <w:b/>
         <w:bCs/>
         <w:color w:themeColor="background1" w:val="FFFFFF"/>
@@ -13724,6 +14245,7 @@
     </w:tblStylePr>
     <w:tblStylePr w:type="lastRow">
       <w:rPr>
+        <w:rFonts w:eastAsia="黑体"/>
         <w:b/>
         <w:bCs/>
         <w:color w:themeColor="accent2" w:themeShade="CC" w:val="9E3A38"/>
@@ -13738,12 +14260,14 @@
     </w:tblStylePr>
     <w:tblStylePr w:type="firstCol">
       <w:rPr>
+        <w:rFonts w:eastAsia="黑体"/>
         <w:b/>
         <w:bCs/>
       </w:rPr>
     </w:tblStylePr>
     <w:tblStylePr w:type="lastCol">
       <w:rPr>
+        <w:rFonts w:eastAsia="黑体"/>
         <w:b/>
         <w:bCs/>
       </w:rPr>
@@ -13778,6 +14302,7 @@
       <w:spacing w:after="0" w:line="240" w:lineRule="auto"/>
     </w:pPr>
     <w:rPr>
+      <w:rFonts w:eastAsia="黑体"/>
       <w:color w:themeColor="text1" w:val="000000"/>
     </w:rPr>
     <w:tblPr>
@@ -13796,6 +14321,7 @@
     </w:tcPr>
     <w:tblStylePr w:type="firstRow">
       <w:rPr>
+        <w:rFonts w:eastAsia="黑体"/>
         <w:b/>
         <w:bCs/>
         <w:color w:themeColor="background1" w:val="FFFFFF"/>
@@ -13810,6 +14336,7 @@
     </w:tblStylePr>
     <w:tblStylePr w:type="lastRow">
       <w:rPr>
+        <w:rFonts w:eastAsia="黑体"/>
         <w:b/>
         <w:bCs/>
         <w:color w:themeColor="accent2" w:themeShade="CC" w:val="9E3A38"/>
@@ -13824,12 +14351,14 @@
     </w:tblStylePr>
     <w:tblStylePr w:type="firstCol">
       <w:rPr>
+        <w:rFonts w:eastAsia="黑体"/>
         <w:b/>
         <w:bCs/>
       </w:rPr>
     </w:tblStylePr>
     <w:tblStylePr w:type="lastCol">
       <w:rPr>
+        <w:rFonts w:eastAsia="黑体"/>
         <w:b/>
         <w:bCs/>
       </w:rPr>
@@ -13864,6 +14393,7 @@
       <w:spacing w:after="0" w:line="240" w:lineRule="auto"/>
     </w:pPr>
     <w:rPr>
+      <w:rFonts w:eastAsia="黑体"/>
       <w:color w:themeColor="text1" w:val="000000"/>
     </w:rPr>
     <w:tblPr>
@@ -13882,6 +14412,7 @@
     </w:tcPr>
     <w:tblStylePr w:type="firstRow">
       <w:rPr>
+        <w:rFonts w:eastAsia="黑体"/>
         <w:b/>
         <w:bCs/>
         <w:color w:themeColor="background1" w:val="FFFFFF"/>
@@ -13896,6 +14427,7 @@
     </w:tblStylePr>
     <w:tblStylePr w:type="lastRow">
       <w:rPr>
+        <w:rFonts w:eastAsia="黑体"/>
         <w:b/>
         <w:bCs/>
         <w:color w:themeColor="accent4" w:themeShade="CC" w:val="664E82"/>
@@ -13910,12 +14442,14 @@
     </w:tblStylePr>
     <w:tblStylePr w:type="firstCol">
       <w:rPr>
+        <w:rFonts w:eastAsia="黑体"/>
         <w:b/>
         <w:bCs/>
       </w:rPr>
     </w:tblStylePr>
     <w:tblStylePr w:type="lastCol">
       <w:rPr>
+        <w:rFonts w:eastAsia="黑体"/>
         <w:b/>
         <w:bCs/>
       </w:rPr>
@@ -13950,6 +14484,7 @@
       <w:spacing w:after="0" w:line="240" w:lineRule="auto"/>
     </w:pPr>
     <w:rPr>
+      <w:rFonts w:eastAsia="黑体"/>
       <w:color w:themeColor="text1" w:val="000000"/>
     </w:rPr>
     <w:tblPr>
@@ -13968,6 +14503,7 @@
     </w:tcPr>
     <w:tblStylePr w:type="firstRow">
       <w:rPr>
+        <w:rFonts w:eastAsia="黑体"/>
         <w:b/>
         <w:bCs/>
         <w:color w:themeColor="background1" w:val="FFFFFF"/>
@@ -13982,6 +14518,7 @@
     </w:tblStylePr>
     <w:tblStylePr w:type="lastRow">
       <w:rPr>
+        <w:rFonts w:eastAsia="黑体"/>
         <w:b/>
         <w:bCs/>
         <w:color w:themeColor="accent3" w:themeShade="CC" w:val="7E9C40"/>
@@ -13996,12 +14533,14 @@
     </w:tblStylePr>
     <w:tblStylePr w:type="firstCol">
       <w:rPr>
+        <w:rFonts w:eastAsia="黑体"/>
         <w:b/>
         <w:bCs/>
       </w:rPr>
     </w:tblStylePr>
     <w:tblStylePr w:type="lastCol">
       <w:rPr>
+        <w:rFonts w:eastAsia="黑体"/>
         <w:b/>
         <w:bCs/>
       </w:rPr>
@@ -14036,6 +14575,7 @@
       <w:spacing w:after="0" w:line="240" w:lineRule="auto"/>
     </w:pPr>
     <w:rPr>
+      <w:rFonts w:eastAsia="黑体"/>
       <w:color w:themeColor="text1" w:val="000000"/>
     </w:rPr>
     <w:tblPr>
@@ -14054,6 +14594,7 @@
     </w:tcPr>
     <w:tblStylePr w:type="firstRow">
       <w:rPr>
+        <w:rFonts w:eastAsia="黑体"/>
         <w:b/>
         <w:bCs/>
         <w:color w:themeColor="background1" w:val="FFFFFF"/>
@@ -14068,6 +14609,7 @@
     </w:tblStylePr>
     <w:tblStylePr w:type="lastRow">
       <w:rPr>
+        <w:rFonts w:eastAsia="黑体"/>
         <w:b/>
         <w:bCs/>
         <w:color w:themeColor="accent6" w:themeShade="CC" w:val="F2730A"/>
@@ -14082,12 +14624,14 @@
     </w:tblStylePr>
     <w:tblStylePr w:type="firstCol">
       <w:rPr>
+        <w:rFonts w:eastAsia="黑体"/>
         <w:b/>
         <w:bCs/>
       </w:rPr>
     </w:tblStylePr>
     <w:tblStylePr w:type="lastCol">
       <w:rPr>
+        <w:rFonts w:eastAsia="黑体"/>
         <w:b/>
         <w:bCs/>
       </w:rPr>
@@ -14122,6 +14666,7 @@
       <w:spacing w:after="0" w:line="240" w:lineRule="auto"/>
     </w:pPr>
     <w:rPr>
+      <w:rFonts w:eastAsia="黑体"/>
       <w:color w:themeColor="text1" w:val="000000"/>
     </w:rPr>
     <w:tblPr>
@@ -14140,6 +14685,7 @@
     </w:tcPr>
     <w:tblStylePr w:type="firstRow">
       <w:rPr>
+        <w:rFonts w:eastAsia="黑体"/>
         <w:b/>
         <w:bCs/>
         <w:color w:themeColor="background1" w:val="FFFFFF"/>
@@ -14154,6 +14700,7 @@
     </w:tblStylePr>
     <w:tblStylePr w:type="lastRow">
       <w:rPr>
+        <w:rFonts w:eastAsia="黑体"/>
         <w:b/>
         <w:bCs/>
         <w:color w:themeColor="accent5" w:themeShade="CC" w:val="348DA5"/>
@@ -14168,12 +14715,14 @@
     </w:tblStylePr>
     <w:tblStylePr w:type="firstCol">
       <w:rPr>
+        <w:rFonts w:eastAsia="黑体"/>
         <w:b/>
         <w:bCs/>
       </w:rPr>
     </w:tblStylePr>
     <w:tblStylePr w:type="lastCol">
       <w:rPr>
+        <w:rFonts w:eastAsia="黑体"/>
         <w:b/>
         <w:bCs/>
       </w:rPr>
@@ -14208,6 +14757,7 @@
       <w:spacing w:after="0" w:line="240" w:lineRule="auto"/>
     </w:pPr>
     <w:rPr>
+      <w:rFonts w:eastAsia="黑体"/>
       <w:color w:themeColor="text1" w:val="000000"/>
     </w:rPr>
     <w:tblPr>
@@ -14229,6 +14779,7 @@
     </w:tcPr>
     <w:tblStylePr w:type="firstRow">
       <w:rPr>
+        <w:rFonts w:eastAsia="黑体"/>
         <w:b/>
         <w:bCs/>
       </w:rPr>
@@ -14239,6 +14790,7 @@
     </w:tblStylePr>
     <w:tblStylePr w:type="lastRow">
       <w:rPr>
+        <w:rFonts w:eastAsia="黑体"/>
         <w:b/>
         <w:bCs/>
         <w:color w:themeColor="text1" w:val="000000"/>
@@ -14250,6 +14802,7 @@
     </w:tblStylePr>
     <w:tblStylePr w:type="firstCol">
       <w:rPr>
+        <w:rFonts w:eastAsia="黑体"/>
         <w:color w:themeColor="background1" w:val="FFFFFF"/>
       </w:rPr>
       <w:tblPr/>
@@ -14259,6 +14812,7 @@
     </w:tblStylePr>
     <w:tblStylePr w:type="lastCol">
       <w:rPr>
+        <w:rFonts w:eastAsia="黑体"/>
         <w:color w:themeColor="background1" w:val="FFFFFF"/>
       </w:rPr>
       <w:tblPr/>
@@ -14288,6 +14842,7 @@
       <w:spacing w:after="0" w:line="240" w:lineRule="auto"/>
     </w:pPr>
     <w:rPr>
+      <w:rFonts w:eastAsia="黑体"/>
       <w:color w:themeColor="text1" w:val="000000"/>
     </w:rPr>
     <w:tblPr>
@@ -14309,6 +14864,7 @@
     </w:tcPr>
     <w:tblStylePr w:type="firstRow">
       <w:rPr>
+        <w:rFonts w:eastAsia="黑体"/>
         <w:b/>
         <w:bCs/>
       </w:rPr>
@@ -14319,6 +14875,7 @@
     </w:tblStylePr>
     <w:tblStylePr w:type="lastRow">
       <w:rPr>
+        <w:rFonts w:eastAsia="黑体"/>
         <w:b/>
         <w:bCs/>
         <w:color w:themeColor="text1" w:val="000000"/>
@@ -14330,6 +14887,7 @@
     </w:tblStylePr>
     <w:tblStylePr w:type="firstCol">
       <w:rPr>
+        <w:rFonts w:eastAsia="黑体"/>
         <w:color w:themeColor="background1" w:val="FFFFFF"/>
       </w:rPr>
       <w:tblPr/>
@@ -14339,6 +14897,7 @@
     </w:tblStylePr>
     <w:tblStylePr w:type="lastCol">
       <w:rPr>
+        <w:rFonts w:eastAsia="黑体"/>
         <w:color w:themeColor="background1" w:val="FFFFFF"/>
       </w:rPr>
       <w:tblPr/>
@@ -14368,6 +14927,7 @@
       <w:spacing w:after="0" w:line="240" w:lineRule="auto"/>
     </w:pPr>
     <w:rPr>
+      <w:rFonts w:eastAsia="黑体"/>
       <w:color w:themeColor="text1" w:val="000000"/>
     </w:rPr>
     <w:tblPr>
@@ -14389,6 +14949,7 @@
     </w:tcPr>
     <w:tblStylePr w:type="firstRow">
       <w:rPr>
+        <w:rFonts w:eastAsia="黑体"/>
         <w:b/>
         <w:bCs/>
       </w:rPr>
@@ -14399,6 +14960,7 @@
     </w:tblStylePr>
     <w:tblStylePr w:type="lastRow">
       <w:rPr>
+        <w:rFonts w:eastAsia="黑体"/>
         <w:b/>
         <w:bCs/>
         <w:color w:themeColor="text1" w:val="000000"/>
@@ -14410,6 +14972,7 @@
     </w:tblStylePr>
     <w:tblStylePr w:type="firstCol">
       <w:rPr>
+        <w:rFonts w:eastAsia="黑体"/>
         <w:color w:themeColor="background1" w:val="FFFFFF"/>
       </w:rPr>
       <w:tblPr/>
@@ -14419,6 +14982,7 @@
     </w:tblStylePr>
     <w:tblStylePr w:type="lastCol">
       <w:rPr>
+        <w:rFonts w:eastAsia="黑体"/>
         <w:color w:themeColor="background1" w:val="FFFFFF"/>
       </w:rPr>
       <w:tblPr/>
@@ -14448,6 +15012,7 @@
       <w:spacing w:after="0" w:line="240" w:lineRule="auto"/>
     </w:pPr>
     <w:rPr>
+      <w:rFonts w:eastAsia="黑体"/>
       <w:color w:themeColor="text1" w:val="000000"/>
     </w:rPr>
     <w:tblPr>
@@ -14469,6 +15034,7 @@
     </w:tcPr>
     <w:tblStylePr w:type="firstRow">
       <w:rPr>
+        <w:rFonts w:eastAsia="黑体"/>
         <w:b/>
         <w:bCs/>
       </w:rPr>
@@ -14479,6 +15045,7 @@
     </w:tblStylePr>
     <w:tblStylePr w:type="lastRow">
       <w:rPr>
+        <w:rFonts w:eastAsia="黑体"/>
         <w:b/>
         <w:bCs/>
         <w:color w:themeColor="text1" w:val="000000"/>
@@ -14490,6 +15057,7 @@
     </w:tblStylePr>
     <w:tblStylePr w:type="firstCol">
       <w:rPr>
+        <w:rFonts w:eastAsia="黑体"/>
         <w:color w:themeColor="background1" w:val="FFFFFF"/>
       </w:rPr>
       <w:tblPr/>
@@ -14499,6 +15067,7 @@
     </w:tblStylePr>
     <w:tblStylePr w:type="lastCol">
       <w:rPr>
+        <w:rFonts w:eastAsia="黑体"/>
         <w:color w:themeColor="background1" w:val="FFFFFF"/>
       </w:rPr>
       <w:tblPr/>
@@ -14528,6 +15097,7 @@
       <w:spacing w:after="0" w:line="240" w:lineRule="auto"/>
     </w:pPr>
     <w:rPr>
+      <w:rFonts w:eastAsia="黑体"/>
       <w:color w:themeColor="text1" w:val="000000"/>
     </w:rPr>
     <w:tblPr>
@@ -14549,6 +15119,7 @@
     </w:tcPr>
     <w:tblStylePr w:type="firstRow">
       <w:rPr>
+        <w:rFonts w:eastAsia="黑体"/>
         <w:b/>
         <w:bCs/>
       </w:rPr>
@@ -14559,6 +15130,7 @@
     </w:tblStylePr>
     <w:tblStylePr w:type="lastRow">
       <w:rPr>
+        <w:rFonts w:eastAsia="黑体"/>
         <w:b/>
         <w:bCs/>
         <w:color w:themeColor="text1" w:val="000000"/>
@@ -14570,6 +15142,7 @@
     </w:tblStylePr>
     <w:tblStylePr w:type="firstCol">
       <w:rPr>
+        <w:rFonts w:eastAsia="黑体"/>
         <w:color w:themeColor="background1" w:val="FFFFFF"/>
       </w:rPr>
       <w:tblPr/>
@@ -14579,6 +15152,7 @@
     </w:tblStylePr>
     <w:tblStylePr w:type="lastCol">
       <w:rPr>
+        <w:rFonts w:eastAsia="黑体"/>
         <w:color w:themeColor="background1" w:val="FFFFFF"/>
       </w:rPr>
       <w:tblPr/>
@@ -14608,6 +15182,7 @@
       <w:spacing w:after="0" w:line="240" w:lineRule="auto"/>
     </w:pPr>
     <w:rPr>
+      <w:rFonts w:eastAsia="黑体"/>
       <w:color w:themeColor="text1" w:val="000000"/>
     </w:rPr>
     <w:tblPr>
@@ -14629,6 +15204,7 @@
     </w:tcPr>
     <w:tblStylePr w:type="firstRow">
       <w:rPr>
+        <w:rFonts w:eastAsia="黑体"/>
         <w:b/>
         <w:bCs/>
       </w:rPr>
@@ -14639,6 +15215,7 @@
     </w:tblStylePr>
     <w:tblStylePr w:type="lastRow">
       <w:rPr>
+        <w:rFonts w:eastAsia="黑体"/>
         <w:b/>
         <w:bCs/>
         <w:color w:themeColor="text1" w:val="000000"/>
@@ -14650,6 +15227,7 @@
     </w:tblStylePr>
     <w:tblStylePr w:type="firstCol">
       <w:rPr>
+        <w:rFonts w:eastAsia="黑体"/>
         <w:color w:themeColor="background1" w:val="FFFFFF"/>
       </w:rPr>
       <w:tblPr/>
@@ -14659,6 +15237,7 @@
     </w:tblStylePr>
     <w:tblStylePr w:type="lastCol">
       <w:rPr>
+        <w:rFonts w:eastAsia="黑体"/>
         <w:color w:themeColor="background1" w:val="FFFFFF"/>
       </w:rPr>
       <w:tblPr/>
@@ -14688,6 +15267,7 @@
       <w:spacing w:after="0" w:line="240" w:lineRule="auto"/>
     </w:pPr>
     <w:rPr>
+      <w:rFonts w:eastAsia="黑体"/>
       <w:color w:themeColor="text1" w:val="000000"/>
     </w:rPr>
     <w:tblPr>
@@ -14709,6 +15289,7 @@
     </w:tcPr>
     <w:tblStylePr w:type="firstRow">
       <w:rPr>
+        <w:rFonts w:eastAsia="黑体"/>
         <w:b/>
         <w:bCs/>
       </w:rPr>
@@ -14719,6 +15300,7 @@
     </w:tblStylePr>
     <w:tblStylePr w:type="lastRow">
       <w:rPr>
+        <w:rFonts w:eastAsia="黑体"/>
         <w:b/>
         <w:bCs/>
         <w:color w:themeColor="text1" w:val="000000"/>
@@ -14730,6 +15312,7 @@
     </w:tblStylePr>
     <w:tblStylePr w:type="firstCol">
       <w:rPr>
+        <w:rFonts w:eastAsia="黑体"/>
         <w:color w:themeColor="background1" w:val="FFFFFF"/>
       </w:rPr>
       <w:tblPr/>
@@ -14739,6 +15322,7 @@
     </w:tblStylePr>
     <w:tblStylePr w:type="lastCol">
       <w:rPr>
+        <w:rFonts w:eastAsia="黑体"/>
         <w:color w:themeColor="background1" w:val="FFFFFF"/>
       </w:rPr>
       <w:tblPr/>
@@ -14771,6 +15355,7 @@
     <w:name w:val="KeywordTok"/>
     <w:basedOn w:val="VerbatimChar"/>
     <w:rPr>
+      <w:rFonts w:eastAsia="黑体"/>
       <w:b/>
       <w:color w:val="007020"/>
     </w:rPr>
@@ -14779,6 +15364,7 @@
     <w:name w:val="DataTypeTok"/>
     <w:basedOn w:val="VerbatimChar"/>
     <w:rPr>
+      <w:rFonts w:eastAsia="黑体"/>
       <w:color w:val="902000"/>
     </w:rPr>
   </w:style>
@@ -14786,6 +15372,7 @@
     <w:name w:val="DecValTok"/>
     <w:basedOn w:val="VerbatimChar"/>
     <w:rPr>
+      <w:rFonts w:eastAsia="黑体"/>
       <w:color w:val="40a070"/>
     </w:rPr>
   </w:style>
@@ -14793,6 +15380,7 @@
     <w:name w:val="BaseNTok"/>
     <w:basedOn w:val="VerbatimChar"/>
     <w:rPr>
+      <w:rFonts w:eastAsia="黑体"/>
       <w:color w:val="40a070"/>
     </w:rPr>
   </w:style>
@@ -14800,6 +15388,7 @@
     <w:name w:val="FloatTok"/>
     <w:basedOn w:val="VerbatimChar"/>
     <w:rPr>
+      <w:rFonts w:eastAsia="黑体"/>
       <w:color w:val="40a070"/>
     </w:rPr>
   </w:style>
@@ -14807,6 +15396,7 @@
     <w:name w:val="ConstantTok"/>
     <w:basedOn w:val="VerbatimChar"/>
     <w:rPr>
+      <w:rFonts w:eastAsia="黑体"/>
       <w:color w:val="880000"/>
     </w:rPr>
   </w:style>
@@ -14814,6 +15404,7 @@
     <w:name w:val="CharTok"/>
     <w:basedOn w:val="VerbatimChar"/>
     <w:rPr>
+      <w:rFonts w:eastAsia="黑体"/>
       <w:color w:val="4070a0"/>
     </w:rPr>
   </w:style>
@@ -14821,6 +15412,7 @@
     <w:name w:val="SpecialCharTok"/>
     <w:basedOn w:val="VerbatimChar"/>
     <w:rPr>
+      <w:rFonts w:eastAsia="黑体"/>
       <w:color w:val="4070a0"/>
     </w:rPr>
   </w:style>
@@ -14828,6 +15420,7 @@
     <w:name w:val="StringTok"/>
     <w:basedOn w:val="VerbatimChar"/>
     <w:rPr>
+      <w:rFonts w:eastAsia="黑体"/>
       <w:color w:val="4070a0"/>
     </w:rPr>
   </w:style>
@@ -14835,6 +15428,7 @@
     <w:name w:val="VerbatimStringTok"/>
     <w:basedOn w:val="VerbatimChar"/>
     <w:rPr>
+      <w:rFonts w:eastAsia="黑体"/>
       <w:color w:val="4070a0"/>
     </w:rPr>
   </w:style>
@@ -14842,6 +15436,7 @@
     <w:name w:val="SpecialStringTok"/>
     <w:basedOn w:val="VerbatimChar"/>
     <w:rPr>
+      <w:rFonts w:eastAsia="黑体"/>
       <w:color w:val="bb6688"/>
     </w:rPr>
   </w:style>
@@ -14849,6 +15444,7 @@
     <w:name w:val="ImportTok"/>
     <w:basedOn w:val="VerbatimChar"/>
     <w:rPr>
+      <w:rFonts w:eastAsia="黑体"/>
       <w:b/>
       <w:color w:val="008000"/>
     </w:rPr>
@@ -14857,6 +15453,7 @@
     <w:name w:val="CommentTok"/>
     <w:basedOn w:val="VerbatimChar"/>
     <w:rPr>
+      <w:rFonts w:eastAsia="黑体"/>
       <w:i/>
       <w:color w:val="60a0b0"/>
     </w:rPr>
@@ -14865,6 +15462,7 @@
     <w:name w:val="DocumentationTok"/>
     <w:basedOn w:val="VerbatimChar"/>
     <w:rPr>
+      <w:rFonts w:eastAsia="黑体"/>
       <w:i/>
       <w:color w:val="ba2121"/>
     </w:rPr>
@@ -14873,6 +15471,7 @@
     <w:name w:val="AnnotationTok"/>
     <w:basedOn w:val="VerbatimChar"/>
     <w:rPr>
+      <w:rFonts w:eastAsia="黑体"/>
       <w:b/>
       <w:i/>
       <w:color w:val="60a0b0"/>
@@ -14882,6 +15481,7 @@
     <w:name w:val="CommentVarTok"/>
     <w:basedOn w:val="VerbatimChar"/>
     <w:rPr>
+      <w:rFonts w:eastAsia="黑体"/>
       <w:b/>
       <w:i/>
       <w:color w:val="60a0b0"/>
@@ -14891,6 +15491,7 @@
     <w:name w:val="OtherTok"/>
     <w:basedOn w:val="VerbatimChar"/>
     <w:rPr>
+      <w:rFonts w:eastAsia="黑体"/>
       <w:color w:val="007020"/>
     </w:rPr>
   </w:style>
@@ -14898,6 +15499,7 @@
     <w:name w:val="FunctionTok"/>
     <w:basedOn w:val="VerbatimChar"/>
     <w:rPr>
+      <w:rFonts w:eastAsia="黑体"/>
       <w:color w:val="06287e"/>
     </w:rPr>
   </w:style>
@@ -14905,6 +15507,7 @@
     <w:name w:val="VariableTok"/>
     <w:basedOn w:val="VerbatimChar"/>
     <w:rPr>
+      <w:rFonts w:eastAsia="黑体"/>
       <w:color w:val="19177c"/>
     </w:rPr>
   </w:style>
@@ -14912,6 +15515,7 @@
     <w:name w:val="ControlFlowTok"/>
     <w:basedOn w:val="VerbatimChar"/>
     <w:rPr>
+      <w:rFonts w:eastAsia="黑体"/>
       <w:b/>
       <w:color w:val="007020"/>
     </w:rPr>
@@ -14920,6 +15524,7 @@
     <w:name w:val="OperatorTok"/>
     <w:basedOn w:val="VerbatimChar"/>
     <w:rPr>
+      <w:rFonts w:eastAsia="黑体"/>
       <w:color w:val="666666"/>
     </w:rPr>
   </w:style>
@@ -14927,18 +15532,22 @@
     <w:name w:val="BuiltInTok"/>
     <w:basedOn w:val="VerbatimChar"/>
     <w:rPr>
+      <w:rFonts w:eastAsia="黑体"/>
       <w:color w:val="008000"/>
     </w:rPr>
   </w:style>
   <w:style w:type="character" w:customStyle="1" w:styleId="ExtensionTok">
     <w:name w:val="ExtensionTok"/>
     <w:basedOn w:val="VerbatimChar"/>
-    <w:rPr/>
+    <w:rPr>
+      <w:rFonts w:eastAsia="黑体"/>
+    </w:rPr>
   </w:style>
   <w:style w:type="character" w:customStyle="1" w:styleId="PreprocessorTok">
     <w:name w:val="PreprocessorTok"/>
     <w:basedOn w:val="VerbatimChar"/>
     <w:rPr>
+      <w:rFonts w:eastAsia="黑体"/>
       <w:color w:val="bc7a00"/>
     </w:rPr>
   </w:style>
@@ -14946,18 +15555,22 @@
     <w:name w:val="AttributeTok"/>
     <w:basedOn w:val="VerbatimChar"/>
     <w:rPr>
+      <w:rFonts w:eastAsia="黑体"/>
       <w:color w:val="7d9029"/>
     </w:rPr>
   </w:style>
   <w:style w:type="character" w:customStyle="1" w:styleId="RegionMarkerTok">
     <w:name w:val="RegionMarkerTok"/>
     <w:basedOn w:val="VerbatimChar"/>
-    <w:rPr/>
+    <w:rPr>
+      <w:rFonts w:eastAsia="黑体"/>
+    </w:rPr>
   </w:style>
   <w:style w:type="character" w:customStyle="1" w:styleId="InformationTok">
     <w:name w:val="InformationTok"/>
     <w:basedOn w:val="VerbatimChar"/>
     <w:rPr>
+      <w:rFonts w:eastAsia="黑体"/>
       <w:b/>
       <w:i/>
       <w:color w:val="60a0b0"/>
@@ -14967,6 +15580,7 @@
     <w:name w:val="WarningTok"/>
     <w:basedOn w:val="VerbatimChar"/>
     <w:rPr>
+      <w:rFonts w:eastAsia="黑体"/>
       <w:b/>
       <w:i/>
       <w:color w:val="60a0b0"/>
@@ -14976,6 +15590,7 @@
     <w:name w:val="AlertTok"/>
     <w:basedOn w:val="VerbatimChar"/>
     <w:rPr>
+      <w:rFonts w:eastAsia="黑体"/>
       <w:b/>
       <w:color w:val="ff0000"/>
     </w:rPr>
@@ -14984,6 +15599,7 @@
     <w:name w:val="ErrorTok"/>
     <w:basedOn w:val="VerbatimChar"/>
     <w:rPr>
+      <w:rFonts w:eastAsia="黑体"/>
       <w:b/>
       <w:color w:val="ff0000"/>
     </w:rPr>
@@ -14991,7 +15607,9 @@
   <w:style w:type="character" w:customStyle="1" w:styleId="NormalTok">
     <w:name w:val="NormalTok"/>
     <w:basedOn w:val="VerbatimChar"/>
-    <w:rPr/>
+    <w:rPr>
+      <w:rFonts w:eastAsia="黑体"/>
+    </w:rPr>
   </w:style>
 </w:styles>
 </file>
@@ -15040,12 +15658,12 @@
     <a:fontScheme name="Office">
       <a:majorFont>
         <a:latin typeface="Calibri"/>
-        <a:ea typeface=""/>
+        <a:ea typeface="黑体"/>
         <a:cs typeface=""/>
         <a:font script="Jpan" typeface="ＭＳ ゴシック"/>
         <a:font script="Hang" typeface="맑은 고딕"/>
-        <a:font script="Hans" typeface="宋体"/>
-        <a:font script="Hant" typeface="新細明體"/>
+        <a:font script="Hans" typeface="黑体"/>
+        <a:font script="Hant" typeface="黑体"/>
         <a:font script="Arab" typeface="Times New Roman"/>
         <a:font script="Hebr" typeface="Times New Roman"/>
         <a:font script="Thai" typeface="Angsana New"/>
@@ -15075,12 +15693,12 @@
       </a:majorFont>
       <a:minorFont>
         <a:latin typeface="Cambria"/>
-        <a:ea typeface=""/>
+        <a:ea typeface="黑体"/>
         <a:cs typeface=""/>
         <a:font script="Jpan" typeface="ＭＳ 明朝"/>
         <a:font script="Hang" typeface="맑은 고딕"/>
-        <a:font script="Hans" typeface="宋体"/>
-        <a:font script="Hant" typeface="新細明體"/>
+        <a:font script="Hans" typeface="黑体"/>
+        <a:font script="Hant" typeface="黑体"/>
         <a:font script="Arab" typeface="Arial"/>
         <a:font script="Hebr" typeface="Arial"/>
         <a:font script="Thai" typeface="Cordia New"/>

--- a/06-转换电路/04-电压基准源/齐纳基准源电路/齐纳基准源电路.docx
+++ b/06-转换电路/04-电压基准源/齐纳基准源电路/齐纳基准源电路.docx
@@ -2587,7 +2587,7 @@
           <w:color w:val="555555"/>
           <w:sz w:val="21"/>
         </w:rPr>
-        <w:t>材料收集者：杜文杰，WX手机：19519196569，QQ:3478827729</w:t>
+        <w:t>材料收集者：杜文杰，微信/手机：19519196569，QQ:3478827729</w:t>
       </w:r>
     </w:p>
     <w:sectPr>
